--- a/zht/docx/203.content.docx
+++ b/zht/docx/203.content.docx
@@ -19,7 +19,7 @@
         <w:rPr>
           <w:lang w:val="zh_TW" w:bidi="zh_TW"/>
         </w:rPr>
-        <w:t>Resource: Tyndale Open Bible Dictionary</w:t>
+        <w:t>Resource: Aquifer Open Bible Dictionary</w:t>
       </w:r>
       <w:r>
         <w:rPr>
@@ -112,7 +112,7 @@
         <w:rPr>
           <w:lang w:val="zh_TW" w:bidi="zh_TW"/>
         </w:rPr>
-        <w:t>Tyndale Open Bible Dictionary</w:t>
+        <w:t>Aquifer Open Bible Dictionary</w:t>
       </w:r>
     </w:p>
     <w:p>
@@ -149,7 +149,7 @@
         <w:rPr>
           <w:lang w:val="zh_TW" w:bidi="zh_TW"/>
         </w:rPr>
-        <w:t>zhu</w:t>
+        <w:t>zhou</w:t>
       </w:r>
       <w:r>
         <w:rPr>
@@ -212,23 +212,12 @@
         <w:rPr>
           <w:lang w:val="zh_TW" w:bidi="zh_TW"/>
         </w:rPr>
-        <w:t>諸水</w:t>
-      </w:r>
-      <w:r>
-        <w:rPr>
-          <w:lang w:val="zh_TW" w:bidi="zh_TW"/>
-        </w:rPr>
-      </w:r>
-    </w:p>
-    <w:p>
-      <w:pPr>
-        <w:pStyle w:val="Heading2"/>
-      </w:pPr>
-      <w:r>
-        <w:rPr>
-          <w:lang w:val="zh_TW" w:bidi="zh_TW"/>
-        </w:rPr>
-        <w:t>混亂之水（譯註：和合本譯為「諸水」）</w:t>
+        <w:t>咒詛，被咒詛</w:t>
+      </w:r>
+      <w:r>
+        <w:rPr>
+          <w:lang w:val="zh_TW" w:bidi="zh_TW"/>
+        </w:rPr>
       </w:r>
     </w:p>
     <w:p>
@@ -242,47 +231,7 @@
         <w:rPr>
           <w:lang w:val="zh_TW" w:bidi="zh_TW"/>
         </w:rPr>
-        <w:t>在古代思想中，水被分為兩半。世界位於「水面上」和「水面下」之間，水面下又稱為「淵</w:t>
-      </w:r>
-      <w:r>
-        <w:rPr>
-          <w:lang w:val="zh_TW" w:bidi="zh_TW"/>
-        </w:rPr>
-        <w:t>面</w:t>
-      </w:r>
-      <w:r>
-        <w:rPr>
-          <w:lang w:val="zh_TW" w:bidi="zh_TW"/>
-        </w:rPr>
-        <w:t>」（</w:t>
-      </w:r>
-      <w:hyperlink r:id="rId13">
-        <w:r>
-          <w:rPr>
-            <w:lang w:val="zh_TW" w:bidi="zh_TW"/>
-          </w:rPr>
-          <w:rPr>
-            <w:color w:val="0000EE"/>
-            <w:u w:val="single"/>
-          </w:rPr>
-          <w:t>創1:1–2、6–7</w:t>
-        </w:r>
-      </w:hyperlink>
-      <w:r>
-        <w:rPr>
-          <w:lang w:val="zh_TW" w:bidi="zh_TW"/>
-        </w:rPr>
-        <w:t>）。</w:t>
-      </w:r>
-      <w:r>
-        <w:rPr>
-          <w:lang w:val="zh_TW" w:bidi="zh_TW"/>
-        </w:rPr>
-      </w:r>
-      <w:r>
-        <w:rPr>
-          <w:lang w:val="zh_TW" w:bidi="zh_TW"/>
-        </w:rPr>
+        <w:t>「咒詛」是嚴肅的宣告或禱告，求神審判某人、群體或其他事物（如土地或國家）。</w:t>
       </w:r>
     </w:p>
     <w:p>
@@ -292,21 +241,11 @@
           <w:lang w:val="zh_TW" w:bidi="zh_TW"/>
         </w:rPr>
       </w:r>
-    </w:p>
-    <w:p>
-      <w:pPr>
-        <w:pStyle w:val="Heading2"/>
-      </w:pPr>
-      <w:r>
-        <w:rPr>
-          <w:lang w:val="zh_TW" w:bidi="zh_TW"/>
-        </w:rPr>
-        <w:t>主餐（聖餐）</w:t>
-      </w:r>
-      <w:r>
-        <w:rPr>
-          <w:lang w:val="zh_TW" w:bidi="zh_TW"/>
-        </w:rPr>
+      <w:r>
+        <w:rPr>
+          <w:lang w:val="zh_TW" w:bidi="zh_TW"/>
+        </w:rPr>
+        <w:t>「咒詛」一詞也可以指神已經施行、或已定意執行的審判。</w:t>
       </w:r>
     </w:p>
     <w:p>
@@ -320,133 +259,18 @@
         <w:rPr>
           <w:lang w:val="zh_TW" w:bidi="zh_TW"/>
         </w:rPr>
-        <w:t>耶穌在被逮捕、受審和死亡的幾個小時前，與祂的門徒分享的晚餐（因此常被稱為「最後的晚餐」）；基督徒稱之為主餐，是一個有餅和酒的儀式（</w:t>
-      </w:r>
-      <w:hyperlink r:id="rId14">
-        <w:r>
-          <w:rPr>
-            <w:lang w:val="zh_TW" w:bidi="zh_TW"/>
-          </w:rPr>
-          <w:rPr>
-            <w:color w:val="0000EE"/>
-            <w:u w:val="single"/>
-          </w:rPr>
-          <w:t>林前11:20</w:t>
-        </w:r>
-      </w:hyperlink>
-      <w:r>
-        <w:rPr>
-          <w:lang w:val="zh_TW" w:bidi="zh_TW"/>
-        </w:rPr>
-        <w:t>），又叫擘餅（</w:t>
-      </w:r>
-      <w:hyperlink r:id="rId15">
-        <w:r>
-          <w:rPr>
-            <w:lang w:val="zh_TW" w:bidi="zh_TW"/>
-          </w:rPr>
-          <w:rPr>
-            <w:color w:val="0000EE"/>
-            <w:u w:val="single"/>
-          </w:rPr>
-          <w:t>徒2:42、46</w:t>
-        </w:r>
-      </w:hyperlink>
-      <w:r>
-        <w:rPr>
-          <w:lang w:val="zh_TW" w:bidi="zh_TW"/>
-        </w:rPr>
-        <w:t>，</w:t>
-      </w:r>
-      <w:hyperlink r:id="rId16">
-        <w:r>
-          <w:rPr>
-            <w:lang w:val="zh_TW" w:bidi="zh_TW"/>
-          </w:rPr>
-          <w:rPr>
-            <w:color w:val="0000EE"/>
-            <w:u w:val="single"/>
-          </w:rPr>
-          <w:t>20:7</w:t>
-        </w:r>
-      </w:hyperlink>
-      <w:r>
-        <w:rPr>
-          <w:lang w:val="zh_TW" w:bidi="zh_TW"/>
-        </w:rPr>
-        <w:t>）、聖餐（來自於</w:t>
-      </w:r>
-      <w:hyperlink r:id="rId17">
-        <w:r>
-          <w:rPr>
-            <w:lang w:val="zh_TW" w:bidi="zh_TW"/>
-          </w:rPr>
-          <w:rPr>
-            <w:color w:val="0000EE"/>
-            <w:u w:val="single"/>
-          </w:rPr>
-          <w:t>林前10:16</w:t>
-        </w:r>
-      </w:hyperlink>
-      <w:r>
-        <w:rPr>
-          <w:lang w:val="zh_TW" w:bidi="zh_TW"/>
-        </w:rPr>
-        <w:t>的表達）、感恩（希臘文中「感恩」的詞，見</w:t>
-      </w:r>
-      <w:hyperlink r:id="rId18">
-        <w:r>
-          <w:rPr>
-            <w:lang w:val="zh_TW" w:bidi="zh_TW"/>
-          </w:rPr>
-          <w:rPr>
-            <w:color w:val="0000EE"/>
-            <w:u w:val="single"/>
-          </w:rPr>
-          <w:t>可14:23</w:t>
-        </w:r>
-      </w:hyperlink>
-      <w:r>
-        <w:rPr>
-          <w:lang w:val="zh_TW" w:bidi="zh_TW"/>
-        </w:rPr>
-        <w:t>）或崇拜。使徒保羅談到他從主所「領受的」晚餐是設立「在他被賣的那一夜」。像路加一樣，保羅給予他的門徒從主來的命令：「你們要如此行，為的是記念我」（</w:t>
-      </w:r>
-      <w:hyperlink r:id="rId19">
-        <w:r>
-          <w:rPr>
-            <w:lang w:val="zh_TW" w:bidi="zh_TW"/>
-          </w:rPr>
-          <w:rPr>
-            <w:color w:val="0000EE"/>
-            <w:u w:val="single"/>
-          </w:rPr>
-          <w:t>林前11:24–25</w:t>
-        </w:r>
-      </w:hyperlink>
-      <w:r>
-        <w:rPr>
-          <w:lang w:val="zh_TW" w:bidi="zh_TW"/>
-        </w:rPr>
-        <w:t>）。根據</w:t>
-      </w:r>
-      <w:hyperlink r:id="rId20">
-        <w:r>
-          <w:rPr>
-            <w:lang w:val="zh_TW" w:bidi="zh_TW"/>
-          </w:rPr>
-          <w:rPr>
-            <w:color w:val="0000EE"/>
-            <w:u w:val="single"/>
-          </w:rPr>
-          <w:t>使徒行傳第二章</w:t>
-        </w:r>
-      </w:hyperlink>
-      <w:r>
-        <w:rPr>
-          <w:lang w:val="zh_TW" w:bidi="zh_TW"/>
-        </w:rPr>
-        <w:t>，早期基督徒從教會一開始就定期聚會進行「擘餅」。</w:t>
+        <w:t>從本質上來說，咒詛與祝福是完全對立的。</w:t>
+      </w:r>
+    </w:p>
+    <w:p>
+      <w:pPr>
+        <w:pStyle w:val="Heading3"/>
+      </w:pPr>
+      <w:r>
+        <w:rPr>
+          <w:lang w:val="zh_TW" w:bidi="zh_TW"/>
+        </w:rPr>
+        <w:t>異教信仰</w:t>
       </w:r>
     </w:p>
     <w:p>
@@ -460,7 +284,7 @@
         <w:rPr>
           <w:lang w:val="zh_TW" w:bidi="zh_TW"/>
         </w:rPr>
-        <w:t>概述</w:t>
+        <w:t>咒詛與賜福在古代異教的觀念中彼此相連，人們相信「諸神」的靈會因著某人重複唸特定咒語或做某些行為（例如獻祭）而出現，並為他出手。當時的人認為，說出口的咒詛具有隱秘的能力，能使災禍臨到敵人。有些異教文化會把咒詛寫在陶罐上，然後把陶罐打碎，以象徵地啟動或完成預期的咒詛。</w:t>
       </w:r>
     </w:p>
     <w:p>
@@ -474,7 +298,36 @@
         <w:rPr>
           <w:lang w:val="zh_TW" w:bidi="zh_TW"/>
         </w:rPr>
-        <w:t>• 主餐設立的記載</w:t>
+        <w:t>墳墓常以咒詛來防止褻瀆者靠近。王室的銘文也會用詛咒的語句保護，針對任何企圖改動、破壞或違背該命令的人（</w:t>
+      </w:r>
+      <w:hyperlink r:id="rId13">
+        <w:r>
+          <w:rPr>
+            <w:lang w:val="zh_TW" w:bidi="zh_TW"/>
+          </w:rPr>
+          <w:rPr>
+            <w:color w:val="0000EE"/>
+            <w:u w:val="single"/>
+          </w:rPr>
+          <w:t>拉6:11–12</w:t>
+        </w:r>
+      </w:hyperlink>
+      <w:r>
+        <w:rPr>
+          <w:lang w:val="zh_TW" w:bidi="zh_TW"/>
+        </w:rPr>
+        <w:t>）。</w:t>
+      </w:r>
+    </w:p>
+    <w:p>
+      <w:pPr>
+        <w:pStyle w:val="Heading3"/>
+      </w:pPr>
+      <w:r>
+        <w:rPr>
+          <w:lang w:val="zh_TW" w:bidi="zh_TW"/>
+        </w:rPr>
+        <w:t>舊約聖經時期的咒詛</w:t>
       </w:r>
     </w:p>
     <w:p>
@@ -488,7 +341,79 @@
         <w:rPr>
           <w:lang w:val="zh_TW" w:bidi="zh_TW"/>
         </w:rPr>
-        <w:t>• 設立的時間</w:t>
+        <w:t>在以色列人中，有一種咒詛只在神所監察之約的架構之內，才能生效，而人們說出該咒詛是為了彰顯公義。在舊約聖經裡，咒詛是約的關係的重要部分——無論是神與群體、神與個人，或群體之間的關係。違背約的條款，就等於自招約的咒詛。若在其它情況下發出咒詛，咒詛就無效。「麻雀往來，燕子翻飛； 這樣，無故的咒詛也必不臨到」（</w:t>
+      </w:r>
+      <w:hyperlink r:id="rId14">
+        <w:r>
+          <w:rPr>
+            <w:lang w:val="zh_TW" w:bidi="zh_TW"/>
+          </w:rPr>
+          <w:rPr>
+            <w:color w:val="0000EE"/>
+            <w:u w:val="single"/>
+          </w:rPr>
+          <w:t>箴26:2</w:t>
+        </w:r>
+      </w:hyperlink>
+      <w:r>
+        <w:rPr>
+          <w:lang w:val="zh_TW" w:bidi="zh_TW"/>
+        </w:rPr>
+        <w:t>）。人可以藉著宣告祝福而撤回咒詛（</w:t>
+      </w:r>
+      <w:hyperlink r:id="rId15">
+        <w:r>
+          <w:rPr>
+            <w:lang w:val="zh_TW" w:bidi="zh_TW"/>
+          </w:rPr>
+          <w:rPr>
+            <w:color w:val="0000EE"/>
+            <w:u w:val="single"/>
+          </w:rPr>
+          <w:t>出12:32</w:t>
+        </w:r>
+      </w:hyperlink>
+      <w:r>
+        <w:rPr>
+          <w:lang w:val="zh_TW" w:bidi="zh_TW"/>
+        </w:rPr>
+        <w:t>；</w:t>
+      </w:r>
+      <w:hyperlink r:id="rId16">
+        <w:r>
+          <w:rPr>
+            <w:lang w:val="zh_TW" w:bidi="zh_TW"/>
+          </w:rPr>
+          <w:rPr>
+            <w:color w:val="0000EE"/>
+            <w:u w:val="single"/>
+          </w:rPr>
+          <w:t>士17:1–2</w:t>
+        </w:r>
+      </w:hyperlink>
+      <w:r>
+        <w:rPr>
+          <w:lang w:val="zh_TW" w:bidi="zh_TW"/>
+        </w:rPr>
+        <w:t>；</w:t>
+      </w:r>
+      <w:hyperlink r:id="rId17">
+        <w:r>
+          <w:rPr>
+            <w:lang w:val="zh_TW" w:bidi="zh_TW"/>
+          </w:rPr>
+          <w:rPr>
+            <w:color w:val="0000EE"/>
+            <w:u w:val="single"/>
+          </w:rPr>
+          <w:t>撒下21:1–3</w:t>
+        </w:r>
+      </w:hyperlink>
+      <w:r>
+        <w:rPr>
+          <w:lang w:val="zh_TW" w:bidi="zh_TW"/>
+        </w:rPr>
+        <w:t>）。</w:t>
       </w:r>
     </w:p>
     <w:p>
@@ -502,7 +427,259 @@
         <w:rPr>
           <w:lang w:val="zh_TW" w:bidi="zh_TW"/>
         </w:rPr>
-        <w:t>• 設立的經文和行動</w:t>
+        <w:t>摩西的律法禁止人咒詛父母（</w:t>
+      </w:r>
+      <w:hyperlink r:id="rId18">
+        <w:r>
+          <w:rPr>
+            <w:lang w:val="zh_TW" w:bidi="zh_TW"/>
+          </w:rPr>
+          <w:rPr>
+            <w:color w:val="0000EE"/>
+            <w:u w:val="single"/>
+          </w:rPr>
+          <w:t>出21:17</w:t>
+        </w:r>
+      </w:hyperlink>
+      <w:r>
+        <w:rPr>
+          <w:lang w:val="zh_TW" w:bidi="zh_TW"/>
+        </w:rPr>
+        <w:t>；參</w:t>
+      </w:r>
+      <w:hyperlink r:id="rId19">
+        <w:r>
+          <w:rPr>
+            <w:lang w:val="zh_TW" w:bidi="zh_TW"/>
+          </w:rPr>
+          <w:rPr>
+            <w:color w:val="0000EE"/>
+            <w:u w:val="single"/>
+          </w:rPr>
+          <w:t>箴20:20</w:t>
+        </w:r>
+      </w:hyperlink>
+      <w:r>
+        <w:rPr>
+          <w:lang w:val="zh_TW" w:bidi="zh_TW"/>
+        </w:rPr>
+        <w:t>；</w:t>
+      </w:r>
+      <w:hyperlink r:id="rId20">
+        <w:r>
+          <w:rPr>
+            <w:lang w:val="zh_TW" w:bidi="zh_TW"/>
+          </w:rPr>
+          <w:rPr>
+            <w:color w:val="0000EE"/>
+            <w:u w:val="single"/>
+          </w:rPr>
+          <w:t>太15:4</w:t>
+        </w:r>
+      </w:hyperlink>
+      <w:r>
+        <w:rPr>
+          <w:lang w:val="zh_TW" w:bidi="zh_TW"/>
+        </w:rPr>
+        <w:t>）、咒詛掌權者（</w:t>
+      </w:r>
+      <w:hyperlink r:id="rId21">
+        <w:r>
+          <w:rPr>
+            <w:lang w:val="zh_TW" w:bidi="zh_TW"/>
+          </w:rPr>
+          <w:rPr>
+            <w:color w:val="0000EE"/>
+            <w:u w:val="single"/>
+          </w:rPr>
+          <w:t>出22:28</w:t>
+        </w:r>
+      </w:hyperlink>
+      <w:r>
+        <w:rPr>
+          <w:lang w:val="zh_TW" w:bidi="zh_TW"/>
+        </w:rPr>
+        <w:t>），以及咒詛聾子（</w:t>
+      </w:r>
+      <w:hyperlink r:id="rId22">
+        <w:r>
+          <w:rPr>
+            <w:lang w:val="zh_TW" w:bidi="zh_TW"/>
+          </w:rPr>
+          <w:rPr>
+            <w:color w:val="0000EE"/>
+            <w:u w:val="single"/>
+          </w:rPr>
+          <w:t>利19:14</w:t>
+        </w:r>
+      </w:hyperlink>
+      <w:r>
+        <w:rPr>
+          <w:lang w:val="zh_TW" w:bidi="zh_TW"/>
+        </w:rPr>
+        <w:t>）。一個懷疑妻子不忠的男人，可以要求她接受祭司所施行的試驗，若她有罪，這試驗便會使咒詛臨到她（</w:t>
+      </w:r>
+      <w:hyperlink r:id="rId23">
+        <w:r>
+          <w:rPr>
+            <w:lang w:val="zh_TW" w:bidi="zh_TW"/>
+          </w:rPr>
+          <w:rPr>
+            <w:color w:val="0000EE"/>
+            <w:u w:val="single"/>
+          </w:rPr>
+          <w:t>民5:11–31</w:t>
+        </w:r>
+      </w:hyperlink>
+      <w:r>
+        <w:rPr>
+          <w:lang w:val="zh_TW" w:bidi="zh_TW"/>
+        </w:rPr>
+        <w:t>）。人有時會為了證明自己所說或所起的誓是真實的，而向自己宣告咒詛（</w:t>
+      </w:r>
+      <w:hyperlink r:id="rId24">
+        <w:r>
+          <w:rPr>
+            <w:lang w:val="zh_TW" w:bidi="zh_TW"/>
+          </w:rPr>
+          <w:rPr>
+            <w:color w:val="0000EE"/>
+            <w:u w:val="single"/>
+          </w:rPr>
+          <w:t>民5:19–22</w:t>
+        </w:r>
+      </w:hyperlink>
+      <w:r>
+        <w:rPr>
+          <w:lang w:val="zh_TW" w:bidi="zh_TW"/>
+        </w:rPr>
+        <w:t>；</w:t>
+      </w:r>
+      <w:hyperlink r:id="rId25">
+        <w:r>
+          <w:rPr>
+            <w:lang w:val="zh_TW" w:bidi="zh_TW"/>
+          </w:rPr>
+          <w:rPr>
+            <w:color w:val="0000EE"/>
+            <w:u w:val="single"/>
+          </w:rPr>
+          <w:t>伯31:7–10、16–22</w:t>
+        </w:r>
+      </w:hyperlink>
+      <w:r>
+        <w:rPr>
+          <w:lang w:val="zh_TW" w:bidi="zh_TW"/>
+        </w:rPr>
+        <w:t>；</w:t>
+      </w:r>
+      <w:hyperlink r:id="rId26">
+        <w:r>
+          <w:rPr>
+            <w:lang w:val="zh_TW" w:bidi="zh_TW"/>
+          </w:rPr>
+          <w:rPr>
+            <w:color w:val="0000EE"/>
+            <w:u w:val="single"/>
+          </w:rPr>
+          <w:t>詩137:5–6</w:t>
+        </w:r>
+      </w:hyperlink>
+      <w:r>
+        <w:rPr>
+          <w:lang w:val="zh_TW" w:bidi="zh_TW"/>
+        </w:rPr>
+        <w:t>）。在新約聖經中，使徒彼得否認自己認識耶穌時，也沿襲舊約的慣例使用咒詛（</w:t>
+      </w:r>
+      <w:hyperlink r:id="rId27">
+        <w:r>
+          <w:rPr>
+            <w:lang w:val="zh_TW" w:bidi="zh_TW"/>
+          </w:rPr>
+          <w:rPr>
+            <w:color w:val="0000EE"/>
+            <w:u w:val="single"/>
+          </w:rPr>
+          <w:t>可14:71</w:t>
+        </w:r>
+      </w:hyperlink>
+      <w:r>
+        <w:rPr>
+          <w:lang w:val="zh_TW" w:bidi="zh_TW"/>
+        </w:rPr>
+        <w:t>）。有些想要殺害使徒保羅的人，亦以這種嚴肅的咒詛表明決心（</w:t>
+      </w:r>
+      <w:hyperlink r:id="rId28">
+        <w:r>
+          <w:rPr>
+            <w:lang w:val="zh_TW" w:bidi="zh_TW"/>
+          </w:rPr>
+          <w:rPr>
+            <w:color w:val="0000EE"/>
+            <w:u w:val="single"/>
+          </w:rPr>
+          <w:t>徒23:12、14、21</w:t>
+        </w:r>
+      </w:hyperlink>
+      <w:r>
+        <w:rPr>
+          <w:lang w:val="zh_TW" w:bidi="zh_TW"/>
+        </w:rPr>
+        <w:t>）。咒詛神的人必要受死刑（</w:t>
+      </w:r>
+      <w:hyperlink r:id="rId29">
+        <w:r>
+          <w:rPr>
+            <w:lang w:val="zh_TW" w:bidi="zh_TW"/>
+          </w:rPr>
+          <w:rPr>
+            <w:color w:val="0000EE"/>
+            <w:u w:val="single"/>
+          </w:rPr>
+          <w:t>利24:10–16</w:t>
+        </w:r>
+      </w:hyperlink>
+      <w:r>
+        <w:rPr>
+          <w:lang w:val="zh_TW" w:bidi="zh_TW"/>
+        </w:rPr>
+        <w:t>；參</w:t>
+      </w:r>
+      <w:hyperlink r:id="rId21">
+        <w:r>
+          <w:rPr>
+            <w:lang w:val="zh_TW" w:bidi="zh_TW"/>
+          </w:rPr>
+          <w:rPr>
+            <w:color w:val="0000EE"/>
+            <w:u w:val="single"/>
+          </w:rPr>
+          <w:t>出22:28</w:t>
+        </w:r>
+      </w:hyperlink>
+      <w:r>
+        <w:rPr>
+          <w:lang w:val="zh_TW" w:bidi="zh_TW"/>
+        </w:rPr>
+        <w:t>；</w:t>
+      </w:r>
+      <w:hyperlink r:id="rId30">
+        <w:r>
+          <w:rPr>
+            <w:lang w:val="zh_TW" w:bidi="zh_TW"/>
+          </w:rPr>
+          <w:rPr>
+            <w:color w:val="0000EE"/>
+            <w:u w:val="single"/>
+          </w:rPr>
+          <w:t>賽8:21–22</w:t>
+        </w:r>
+      </w:hyperlink>
+      <w:r>
+        <w:rPr>
+          <w:lang w:val="zh_TW" w:bidi="zh_TW"/>
+        </w:rPr>
+        <w:t>）。</w:t>
       </w:r>
     </w:p>
     <w:p>
@@ -516,7 +693,337 @@
         <w:rPr>
           <w:lang w:val="zh_TW" w:bidi="zh_TW"/>
         </w:rPr>
-        <w:t>• 早期教會的實踐</w:t>
+        <w:t>在聖經歷史中，咒詛的例子包括亞當和夏娃在伊甸園墮落之後，神對蛇以及對土地所宣告的咒詛（</w:t>
+      </w:r>
+      <w:hyperlink r:id="rId31">
+        <w:r>
+          <w:rPr>
+            <w:lang w:val="zh_TW" w:bidi="zh_TW"/>
+          </w:rPr>
+          <w:rPr>
+            <w:color w:val="0000EE"/>
+            <w:u w:val="single"/>
+          </w:rPr>
+          <w:t>創3:14–19</w:t>
+        </w:r>
+      </w:hyperlink>
+      <w:r>
+        <w:rPr>
+          <w:lang w:val="zh_TW" w:bidi="zh_TW"/>
+        </w:rPr>
+        <w:t>）；對該隱（</w:t>
+      </w:r>
+      <w:hyperlink r:id="rId32">
+        <w:r>
+          <w:rPr>
+            <w:lang w:val="zh_TW" w:bidi="zh_TW"/>
+          </w:rPr>
+          <w:rPr>
+            <w:color w:val="0000EE"/>
+            <w:u w:val="single"/>
+          </w:rPr>
+          <w:t>4:11–12</w:t>
+        </w:r>
+      </w:hyperlink>
+      <w:r>
+        <w:rPr>
+          <w:lang w:val="zh_TW" w:bidi="zh_TW"/>
+        </w:rPr>
+        <w:t>）；對那些咒詛族長亞伯拉罕及其後裔的人（</w:t>
+      </w:r>
+      <w:hyperlink r:id="rId33">
+        <w:r>
+          <w:rPr>
+            <w:lang w:val="zh_TW" w:bidi="zh_TW"/>
+          </w:rPr>
+          <w:rPr>
+            <w:color w:val="0000EE"/>
+            <w:u w:val="single"/>
+          </w:rPr>
+          <w:t>12:3</w:t>
+        </w:r>
+      </w:hyperlink>
+      <w:r>
+        <w:rPr>
+          <w:lang w:val="zh_TW" w:bidi="zh_TW"/>
+        </w:rPr>
+        <w:t>）；以及對那些倚靠人的力量而不倚靠耶和華的人（</w:t>
+      </w:r>
+      <w:hyperlink r:id="rId34">
+        <w:r>
+          <w:rPr>
+            <w:lang w:val="zh_TW" w:bidi="zh_TW"/>
+          </w:rPr>
+          <w:rPr>
+            <w:color w:val="0000EE"/>
+            <w:u w:val="single"/>
+          </w:rPr>
+          <w:t>耶17:5</w:t>
+        </w:r>
+      </w:hyperlink>
+      <w:r>
+        <w:rPr>
+          <w:lang w:val="zh_TW" w:bidi="zh_TW"/>
+        </w:rPr>
+        <w:t>）。以色列人往應許之地前行時經過摩押，摩押王巴勒僱用巴蘭來咒詛以色列人；但他和巴蘭都發現，他們無法咒詛神所賜福的人（</w:t>
+      </w:r>
+      <w:hyperlink r:id="rId35">
+        <w:r>
+          <w:rPr>
+            <w:lang w:val="zh_TW" w:bidi="zh_TW"/>
+          </w:rPr>
+          <w:rPr>
+            <w:color w:val="0000EE"/>
+            <w:u w:val="single"/>
+          </w:rPr>
+          <w:t>民22–24章</w:t>
+        </w:r>
+      </w:hyperlink>
+      <w:r>
+        <w:rPr>
+          <w:lang w:val="zh_TW" w:bidi="zh_TW"/>
+        </w:rPr>
+        <w:t>）。約書亞咒詛任何試圖重建耶利哥的人（</w:t>
+      </w:r>
+      <w:hyperlink r:id="rId36">
+        <w:r>
+          <w:rPr>
+            <w:lang w:val="zh_TW" w:bidi="zh_TW"/>
+          </w:rPr>
+          <w:rPr>
+            <w:color w:val="0000EE"/>
+            <w:u w:val="single"/>
+          </w:rPr>
+          <w:t>書6:26</w:t>
+        </w:r>
+      </w:hyperlink>
+      <w:r>
+        <w:rPr>
+          <w:lang w:val="zh_TW" w:bidi="zh_TW"/>
+        </w:rPr>
+        <w:t>；在</w:t>
+      </w:r>
+      <w:hyperlink r:id="rId37">
+        <w:r>
+          <w:rPr>
+            <w:lang w:val="zh_TW" w:bidi="zh_TW"/>
+          </w:rPr>
+          <w:rPr>
+            <w:color w:val="0000EE"/>
+            <w:u w:val="single"/>
+          </w:rPr>
+          <w:t>王上16:34</w:t>
+        </w:r>
+      </w:hyperlink>
+      <w:r>
+        <w:rPr>
+          <w:lang w:val="zh_TW" w:bidi="zh_TW"/>
+        </w:rPr>
+        <w:t>得以應驗）。掃羅王所發的咒詛，幾乎使他的兒子約拿單喪命（</w:t>
+      </w:r>
+      <w:hyperlink r:id="rId38">
+        <w:r>
+          <w:rPr>
+            <w:lang w:val="zh_TW" w:bidi="zh_TW"/>
+          </w:rPr>
+          <w:rPr>
+            <w:color w:val="0000EE"/>
+            <w:u w:val="single"/>
+          </w:rPr>
+          <w:t>撒上14:24、43–45</w:t>
+        </w:r>
+      </w:hyperlink>
+      <w:r>
+        <w:rPr>
+          <w:lang w:val="zh_TW" w:bidi="zh_TW"/>
+        </w:rPr>
+        <w:t>）。舊約聖經還提到許多其它咒詛（例：</w:t>
+      </w:r>
+      <w:hyperlink r:id="rId39">
+        <w:r>
+          <w:rPr>
+            <w:lang w:val="zh_TW" w:bidi="zh_TW"/>
+          </w:rPr>
+          <w:rPr>
+            <w:color w:val="0000EE"/>
+            <w:u w:val="single"/>
+          </w:rPr>
+          <w:t>創9:25，</w:t>
+        </w:r>
+      </w:hyperlink>
+      <w:hyperlink r:id="rId40">
+        <w:r>
+          <w:rPr>
+            <w:lang w:val="zh_TW" w:bidi="zh_TW"/>
+          </w:rPr>
+          <w:rPr>
+            <w:color w:val="0000EE"/>
+            <w:u w:val="single"/>
+          </w:rPr>
+          <w:t>49:5–7</w:t>
+        </w:r>
+      </w:hyperlink>
+      <w:r>
+        <w:rPr>
+          <w:lang w:val="zh_TW" w:bidi="zh_TW"/>
+        </w:rPr>
+        <w:t>；</w:t>
+      </w:r>
+      <w:hyperlink r:id="rId41">
+        <w:r>
+          <w:rPr>
+            <w:lang w:val="zh_TW" w:bidi="zh_TW"/>
+          </w:rPr>
+          <w:rPr>
+            <w:color w:val="0000EE"/>
+            <w:u w:val="single"/>
+          </w:rPr>
+          <w:t>書9:22–23</w:t>
+        </w:r>
+      </w:hyperlink>
+      <w:r>
+        <w:rPr>
+          <w:lang w:val="zh_TW" w:bidi="zh_TW"/>
+        </w:rPr>
+        <w:t>；</w:t>
+      </w:r>
+      <w:hyperlink r:id="rId42">
+        <w:r>
+          <w:rPr>
+            <w:lang w:val="zh_TW" w:bidi="zh_TW"/>
+          </w:rPr>
+          <w:rPr>
+            <w:color w:val="0000EE"/>
+            <w:u w:val="single"/>
+          </w:rPr>
+          <w:t>士9:7–21、57</w:t>
+        </w:r>
+      </w:hyperlink>
+      <w:r>
+        <w:rPr>
+          <w:lang w:val="zh_TW" w:bidi="zh_TW"/>
+        </w:rPr>
+        <w:t>；</w:t>
+      </w:r>
+      <w:hyperlink r:id="rId43">
+        <w:r>
+          <w:rPr>
+            <w:lang w:val="zh_TW" w:bidi="zh_TW"/>
+          </w:rPr>
+          <w:rPr>
+            <w:color w:val="0000EE"/>
+            <w:u w:val="single"/>
+          </w:rPr>
+          <w:t>撒下16:5–13</w:t>
+        </w:r>
+      </w:hyperlink>
+      <w:r>
+        <w:rPr>
+          <w:lang w:val="zh_TW" w:bidi="zh_TW"/>
+        </w:rPr>
+        <w:t>；</w:t>
+      </w:r>
+      <w:hyperlink r:id="rId44">
+        <w:r>
+          <w:rPr>
+            <w:lang w:val="zh_TW" w:bidi="zh_TW"/>
+          </w:rPr>
+          <w:rPr>
+            <w:color w:val="0000EE"/>
+            <w:u w:val="single"/>
+          </w:rPr>
+          <w:t>王上21:17–24</w:t>
+        </w:r>
+      </w:hyperlink>
+      <w:r>
+        <w:rPr>
+          <w:lang w:val="zh_TW" w:bidi="zh_TW"/>
+        </w:rPr>
+        <w:t>；</w:t>
+      </w:r>
+      <w:hyperlink r:id="rId45">
+        <w:r>
+          <w:rPr>
+            <w:lang w:val="zh_TW" w:bidi="zh_TW"/>
+          </w:rPr>
+          <w:rPr>
+            <w:color w:val="0000EE"/>
+            <w:u w:val="single"/>
+          </w:rPr>
+          <w:t>王下2:24</w:t>
+        </w:r>
+      </w:hyperlink>
+      <w:r>
+        <w:rPr>
+          <w:lang w:val="zh_TW" w:bidi="zh_TW"/>
+        </w:rPr>
+        <w:t>；</w:t>
+      </w:r>
+      <w:hyperlink r:id="rId46">
+        <w:r>
+          <w:rPr>
+            <w:lang w:val="zh_TW" w:bidi="zh_TW"/>
+          </w:rPr>
+          <w:rPr>
+            <w:color w:val="0000EE"/>
+            <w:u w:val="single"/>
+          </w:rPr>
+          <w:t>瑪2:2，</w:t>
+        </w:r>
+      </w:hyperlink>
+      <w:hyperlink r:id="rId47">
+        <w:r>
+          <w:rPr>
+            <w:lang w:val="zh_TW" w:bidi="zh_TW"/>
+          </w:rPr>
+          <w:rPr>
+            <w:color w:val="0000EE"/>
+            <w:u w:val="single"/>
+          </w:rPr>
+          <w:t>4:6</w:t>
+        </w:r>
+      </w:hyperlink>
+      <w:r>
+        <w:rPr>
+          <w:lang w:val="zh_TW" w:bidi="zh_TW"/>
+        </w:rPr>
+        <w:t>）。宣告「禍哉」（有英文譯本作destruction〔毀滅〕）也是詛咒的措辭（</w:t>
+      </w:r>
+      <w:hyperlink r:id="rId48">
+        <w:r>
+          <w:rPr>
+            <w:lang w:val="zh_TW" w:bidi="zh_TW"/>
+          </w:rPr>
+          <w:rPr>
+            <w:color w:val="0000EE"/>
+            <w:u w:val="single"/>
+          </w:rPr>
+          <w:t>賽5:8–23</w:t>
+        </w:r>
+      </w:hyperlink>
+      <w:r>
+        <w:rPr>
+          <w:lang w:val="zh_TW" w:bidi="zh_TW"/>
+        </w:rPr>
+        <w:t>；參</w:t>
+      </w:r>
+      <w:hyperlink r:id="rId49">
+        <w:r>
+          <w:rPr>
+            <w:lang w:val="zh_TW" w:bidi="zh_TW"/>
+          </w:rPr>
+          <w:rPr>
+            <w:color w:val="0000EE"/>
+            <w:u w:val="single"/>
+          </w:rPr>
+          <w:t>太23:13–33</w:t>
+        </w:r>
+      </w:hyperlink>
+      <w:r>
+        <w:rPr>
+          <w:lang w:val="zh_TW" w:bidi="zh_TW"/>
+        </w:rPr>
+        <w:t>，其中「有禍了」與「哀哉」能互換使用，可表示悲傷，也可表明即將臨到的災禍與審判）。</w:t>
       </w:r>
     </w:p>
     <w:p>
@@ -526,22 +1033,268 @@
           <w:lang w:val="zh_TW" w:bidi="zh_TW"/>
         </w:rPr>
       </w:r>
-      <w:r>
-        <w:rPr>
-          <w:lang w:val="zh_TW" w:bidi="zh_TW"/>
-        </w:rPr>
-        <w:t>• 保羅的教導</w:t>
+      <w:hyperlink r:id="rId50">
+        <w:r>
+          <w:rPr>
+            <w:lang w:val="zh_TW" w:bidi="zh_TW"/>
+          </w:rPr>
+          <w:rPr>
+            <w:color w:val="0000EE"/>
+            <w:u w:val="single"/>
+          </w:rPr>
+          <w:t>詩篇一〇九篇</w:t>
+        </w:r>
+      </w:hyperlink>
+      <w:r>
+        <w:rPr>
+          <w:lang w:val="zh_TW" w:bidi="zh_TW"/>
+        </w:rPr>
+        <w:t>包含一段長篇的咒詛，針對詩人的敵人，顯然因為他們用虛假的言語攻擊他（另見</w:t>
+      </w:r>
+      <w:hyperlink r:id="rId51">
+        <w:r>
+          <w:rPr>
+            <w:lang w:val="zh_TW" w:bidi="zh_TW"/>
+          </w:rPr>
+          <w:rPr>
+            <w:color w:val="0000EE"/>
+            <w:u w:val="single"/>
+          </w:rPr>
+          <w:t>詩58:6–11</w:t>
+        </w:r>
+      </w:hyperlink>
+      <w:r>
+        <w:rPr>
+          <w:lang w:val="zh_TW" w:bidi="zh_TW"/>
+        </w:rPr>
+        <w:t>，</w:t>
+      </w:r>
+      <w:hyperlink r:id="rId52">
+        <w:r>
+          <w:rPr>
+            <w:lang w:val="zh_TW" w:bidi="zh_TW"/>
+          </w:rPr>
+          <w:rPr>
+            <w:color w:val="0000EE"/>
+            <w:u w:val="single"/>
+          </w:rPr>
+          <w:t>69:19–28</w:t>
+        </w:r>
+      </w:hyperlink>
+      <w:r>
+        <w:rPr>
+          <w:lang w:val="zh_TW" w:bidi="zh_TW"/>
+        </w:rPr>
+        <w:t>，</w:t>
+      </w:r>
+      <w:hyperlink r:id="rId53">
+        <w:r>
+          <w:rPr>
+            <w:lang w:val="zh_TW" w:bidi="zh_TW"/>
+          </w:rPr>
+          <w:rPr>
+            <w:color w:val="0000EE"/>
+            <w:u w:val="single"/>
+          </w:rPr>
+          <w:t>143:12</w:t>
+        </w:r>
+      </w:hyperlink>
+      <w:r>
+        <w:rPr>
+          <w:lang w:val="zh_TW" w:bidi="zh_TW"/>
+        </w:rPr>
+        <w:t>）。先知耶利米也毫不避忌地求神懲罰折磨他的人（</w:t>
+      </w:r>
+      <w:hyperlink r:id="rId54">
+        <w:r>
+          <w:rPr>
+            <w:lang w:val="zh_TW" w:bidi="zh_TW"/>
+          </w:rPr>
+          <w:rPr>
+            <w:color w:val="0000EE"/>
+            <w:u w:val="single"/>
+          </w:rPr>
+          <w:t>耶11:20</w:t>
+        </w:r>
+      </w:hyperlink>
+      <w:r>
+        <w:rPr>
+          <w:lang w:val="zh_TW" w:bidi="zh_TW"/>
+        </w:rPr>
+        <w:t>，</w:t>
+      </w:r>
+      <w:hyperlink r:id="rId55">
+        <w:r>
+          <w:rPr>
+            <w:lang w:val="zh_TW" w:bidi="zh_TW"/>
+          </w:rPr>
+          <w:rPr>
+            <w:color w:val="0000EE"/>
+            <w:u w:val="single"/>
+          </w:rPr>
+          <w:t>12:3</w:t>
+        </w:r>
+      </w:hyperlink>
+      <w:r>
+        <w:rPr>
+          <w:lang w:val="zh_TW" w:bidi="zh_TW"/>
+        </w:rPr>
+        <w:t>，</w:t>
+      </w:r>
+      <w:hyperlink r:id="rId56">
+        <w:r>
+          <w:rPr>
+            <w:lang w:val="zh_TW" w:bidi="zh_TW"/>
+          </w:rPr>
+          <w:rPr>
+            <w:color w:val="0000EE"/>
+            <w:u w:val="single"/>
+          </w:rPr>
+          <w:t>15:15</w:t>
+        </w:r>
+      </w:hyperlink>
+      <w:r>
+        <w:rPr>
+          <w:lang w:val="zh_TW" w:bidi="zh_TW"/>
+        </w:rPr>
+        <w:t>，</w:t>
+      </w:r>
+      <w:hyperlink r:id="rId57">
+        <w:r>
+          <w:rPr>
+            <w:lang w:val="zh_TW" w:bidi="zh_TW"/>
+          </w:rPr>
+          <w:rPr>
+            <w:color w:val="0000EE"/>
+            <w:u w:val="single"/>
+          </w:rPr>
+          <w:t>17:18</w:t>
+        </w:r>
+      </w:hyperlink>
+      <w:r>
+        <w:rPr>
+          <w:lang w:val="zh_TW" w:bidi="zh_TW"/>
+        </w:rPr>
+        <w:t>，</w:t>
+      </w:r>
+      <w:hyperlink r:id="rId58">
+        <w:r>
+          <w:rPr>
+            <w:lang w:val="zh_TW" w:bidi="zh_TW"/>
+          </w:rPr>
+          <w:rPr>
+            <w:color w:val="0000EE"/>
+            <w:u w:val="single"/>
+          </w:rPr>
+          <w:t>18:21–22</w:t>
+        </w:r>
+      </w:hyperlink>
+      <w:r>
+        <w:rPr>
+          <w:lang w:val="zh_TW" w:bidi="zh_TW"/>
+        </w:rPr>
+        <w:t>，</w:t>
+      </w:r>
+      <w:hyperlink r:id="rId59">
+        <w:r>
+          <w:rPr>
+            <w:lang w:val="zh_TW" w:bidi="zh_TW"/>
+          </w:rPr>
+          <w:rPr>
+            <w:color w:val="0000EE"/>
+            <w:u w:val="single"/>
+          </w:rPr>
+          <w:t>20:11–12</w:t>
+        </w:r>
+      </w:hyperlink>
+      <w:r>
+        <w:rPr>
+          <w:lang w:val="zh_TW" w:bidi="zh_TW"/>
+        </w:rPr>
+        <w:t>），甚至求神不要赦免他們（</w:t>
+      </w:r>
+      <w:hyperlink r:id="rId60">
+        <w:r>
+          <w:rPr>
+            <w:lang w:val="zh_TW" w:bidi="zh_TW"/>
+          </w:rPr>
+          <w:rPr>
+            <w:color w:val="0000EE"/>
+            <w:u w:val="single"/>
+          </w:rPr>
+          <w:t>18:23</w:t>
+        </w:r>
+      </w:hyperlink>
+      <w:r>
+        <w:rPr>
+          <w:lang w:val="zh_TW" w:bidi="zh_TW"/>
+        </w:rPr>
+        <w:t>）。這類針對仇敵的咒詛，對今日的基督徒來說並不容易理解，因為它們與新約聖經的教導形成強烈對比，例如「咒詛你們的，要為他祝福」（</w:t>
+      </w:r>
+      <w:hyperlink r:id="rId61">
+        <w:r>
+          <w:rPr>
+            <w:lang w:val="zh_TW" w:bidi="zh_TW"/>
+          </w:rPr>
+          <w:rPr>
+            <w:color w:val="0000EE"/>
+            <w:u w:val="single"/>
+          </w:rPr>
+          <w:t>路6:28</w:t>
+        </w:r>
+      </w:hyperlink>
+      <w:r>
+        <w:rPr>
+          <w:lang w:val="zh_TW" w:bidi="zh_TW"/>
+        </w:rPr>
+        <w:t>；參</w:t>
+      </w:r>
+      <w:hyperlink r:id="rId62">
+        <w:r>
+          <w:rPr>
+            <w:lang w:val="zh_TW" w:bidi="zh_TW"/>
+          </w:rPr>
+          <w:rPr>
+            <w:color w:val="0000EE"/>
+            <w:u w:val="single"/>
+          </w:rPr>
+          <w:t>羅12:14</w:t>
+        </w:r>
+      </w:hyperlink>
+      <w:r>
+        <w:rPr>
+          <w:lang w:val="zh_TW" w:bidi="zh_TW"/>
+        </w:rPr>
+        <w:t>）。耶穌吩咐門徒「要愛你們的仇敵」（</w:t>
+      </w:r>
+      <w:hyperlink r:id="rId63">
+        <w:r>
+          <w:rPr>
+            <w:lang w:val="zh_TW" w:bidi="zh_TW"/>
+          </w:rPr>
+          <w:rPr>
+            <w:color w:val="0000EE"/>
+            <w:u w:val="single"/>
+          </w:rPr>
+          <w:t>太5:44</w:t>
+        </w:r>
+      </w:hyperlink>
+      <w:r>
+        <w:rPr>
+          <w:lang w:val="zh_TW" w:bidi="zh_TW"/>
+        </w:rPr>
+        <w:t>），也許旨在引導人不再停留在舊約中咒詛人的做法，從而更完整理解神「要愛人如己」的誡命。</w:t>
       </w:r>
     </w:p>
     <w:p>
       <w:pPr>
-        <w:pStyle w:val="Heading3"/>
-      </w:pPr>
-      <w:r>
-        <w:rPr>
-          <w:lang w:val="zh_TW" w:bidi="zh_TW"/>
-        </w:rPr>
-        <w:t>設立的記載</w:t>
+        <w:pStyle w:val="Heading4"/>
+      </w:pPr>
+      <w:r>
+        <w:rPr>
+          <w:lang w:val="zh_TW" w:bidi="zh_TW"/>
+        </w:rPr>
+        <w:t>約中的咒詛</w:t>
       </w:r>
     </w:p>
     <w:p>
@@ -555,139 +1308,162 @@
         <w:rPr>
           <w:lang w:val="zh_TW" w:bidi="zh_TW"/>
         </w:rPr>
-        <w:t>主餐（聖餐）的設立記錄在</w:t>
-      </w:r>
-      <w:hyperlink r:id="rId21">
-        <w:r>
-          <w:rPr>
-            <w:lang w:val="zh_TW" w:bidi="zh_TW"/>
-          </w:rPr>
-          <w:rPr>
-            <w:color w:val="0000EE"/>
-            <w:u w:val="single"/>
-          </w:rPr>
-          <w:t>馬太福音二十六章26</w:t>
-        </w:r>
-      </w:hyperlink>
-      <w:hyperlink r:id="rId22">
-        <w:r>
-          <w:rPr>
-            <w:lang w:val="zh_TW" w:bidi="zh_TW"/>
-          </w:rPr>
-          <w:rPr>
-            <w:color w:val="0000EE"/>
-            <w:u w:val="single"/>
-          </w:rPr>
-          <w:t>至</w:t>
-        </w:r>
-      </w:hyperlink>
-      <w:hyperlink r:id="rId21">
-        <w:r>
-          <w:rPr>
-            <w:lang w:val="zh_TW" w:bidi="zh_TW"/>
-          </w:rPr>
-          <w:rPr>
-            <w:color w:val="0000EE"/>
-            <w:u w:val="single"/>
-          </w:rPr>
-          <w:t>30節</w:t>
-        </w:r>
-      </w:hyperlink>
-      <w:r>
-        <w:rPr>
-          <w:lang w:val="zh_TW" w:bidi="zh_TW"/>
-        </w:rPr>
-        <w:t>，</w:t>
-      </w:r>
-      <w:hyperlink r:id="rId22">
-        <w:r>
-          <w:rPr>
-            <w:lang w:val="zh_TW" w:bidi="zh_TW"/>
-          </w:rPr>
-          <w:rPr>
-            <w:color w:val="0000EE"/>
-            <w:u w:val="single"/>
-          </w:rPr>
-          <w:t>馬可福音十四章22至26節</w:t>
-        </w:r>
-      </w:hyperlink>
-      <w:r>
-        <w:rPr>
-          <w:lang w:val="zh_TW" w:bidi="zh_TW"/>
-        </w:rPr>
-        <w:t>，和</w:t>
-      </w:r>
-      <w:hyperlink r:id="rId23">
-        <w:r>
-          <w:rPr>
-            <w:lang w:val="zh_TW" w:bidi="zh_TW"/>
-          </w:rPr>
-          <w:rPr>
-            <w:color w:val="0000EE"/>
-            <w:u w:val="single"/>
-          </w:rPr>
-          <w:t>路加福音二十二章14至20節</w:t>
-        </w:r>
-      </w:hyperlink>
-      <w:r>
-        <w:rPr>
-          <w:lang w:val="zh_TW" w:bidi="zh_TW"/>
-        </w:rPr>
-        <w:t>。約翰福音（</w:t>
-      </w:r>
-      <w:hyperlink r:id="rId24">
-        <w:r>
-          <w:rPr>
-            <w:lang w:val="zh_TW" w:bidi="zh_TW"/>
-          </w:rPr>
-          <w:rPr>
-            <w:color w:val="0000EE"/>
-            <w:u w:val="single"/>
-          </w:rPr>
-          <w:t>十三</w:t>
-        </w:r>
-      </w:hyperlink>
-      <w:r>
-        <w:rPr>
-          <w:lang w:val="zh_TW" w:bidi="zh_TW"/>
-        </w:rPr>
-        <w:t>章）講述了耶穌與門徒共進最後晚餐、祂為門徒洗腳及相關教導，但沒有提到祂設立聖餐。許多人認為主餐（聖餐）反映在</w:t>
-      </w:r>
-      <w:hyperlink r:id="rId25">
-        <w:r>
-          <w:rPr>
-            <w:lang w:val="zh_TW" w:bidi="zh_TW"/>
-          </w:rPr>
-          <w:rPr>
-            <w:color w:val="0000EE"/>
-            <w:u w:val="single"/>
-          </w:rPr>
-          <w:t>約翰福音第六章</w:t>
-        </w:r>
-      </w:hyperlink>
-      <w:r>
-        <w:rPr>
-          <w:lang w:val="zh_TW" w:bidi="zh_TW"/>
-        </w:rPr>
-        <w:t>的教導中，這是在餵飽五千人的神蹟之後，於耶穌談到自己是「生命的糧」時，但這個假設有待商榷。</w:t>
-      </w:r>
-      <w:hyperlink r:id="rId26">
-        <w:r>
-          <w:rPr>
-            <w:lang w:val="zh_TW" w:bidi="zh_TW"/>
-          </w:rPr>
-          <w:rPr>
-            <w:color w:val="0000EE"/>
-            <w:u w:val="single"/>
-          </w:rPr>
-          <w:t>哥林多前書十一章23至26節</w:t>
-        </w:r>
-      </w:hyperlink>
-      <w:r>
-        <w:rPr>
-          <w:lang w:val="zh_TW" w:bidi="zh_TW"/>
-        </w:rPr>
-        <w:t>提供了聖餐設立的保羅版本，他稱之為「領受」和「傳」給哥林多的基督徒。</w:t>
+        <w:t>在舊約聖經時代，透過對違約者施加詛咒來保護契約或條約的做法相當普遍。有時立約會以切開牲畜作為印記，立約的雙方要從被切開的牲畜中間走過；被宰的牲畜象徵違約者將會遭受的咒詛。神與族長亞伯拉罕立約時表明，若祂違背這約，祂就願意讓這樣的咒詛臨到自己（</w:t>
+      </w:r>
+      <w:hyperlink r:id="rId64">
+        <w:r>
+          <w:rPr>
+            <w:lang w:val="zh_TW" w:bidi="zh_TW"/>
+          </w:rPr>
+          <w:rPr>
+            <w:color w:val="0000EE"/>
+            <w:u w:val="single"/>
+          </w:rPr>
+          <w:t>創15:7–21</w:t>
+        </w:r>
+      </w:hyperlink>
+      <w:r>
+        <w:rPr>
+          <w:lang w:val="zh_TW" w:bidi="zh_TW"/>
+        </w:rPr>
+        <w:t>）。後來，神指控以色列的首領和百姓違背祂與他們所立的約，並警告違約後必然臨到的後果（</w:t>
+      </w:r>
+      <w:hyperlink r:id="rId65">
+        <w:r>
+          <w:rPr>
+            <w:lang w:val="zh_TW" w:bidi="zh_TW"/>
+          </w:rPr>
+          <w:rPr>
+            <w:color w:val="0000EE"/>
+            <w:u w:val="single"/>
+          </w:rPr>
+          <w:t>耶34:18–19</w:t>
+        </w:r>
+      </w:hyperlink>
+      <w:r>
+        <w:rPr>
+          <w:lang w:val="zh_TW" w:bidi="zh_TW"/>
+        </w:rPr>
+        <w:t>）。神在西奈山與以色列所立之約的核心部分，在於守約人的必蒙賜福，而違約的人必受咒詛（</w:t>
+      </w:r>
+      <w:hyperlink r:id="rId66">
+        <w:r>
+          <w:rPr>
+            <w:lang w:val="zh_TW" w:bidi="zh_TW"/>
+          </w:rPr>
+          <w:rPr>
+            <w:color w:val="0000EE"/>
+            <w:u w:val="single"/>
+          </w:rPr>
+          <w:t>申11:26–28，</w:t>
+        </w:r>
+      </w:hyperlink>
+      <w:hyperlink r:id="rId67">
+        <w:r>
+          <w:rPr>
+            <w:lang w:val="zh_TW" w:bidi="zh_TW"/>
+          </w:rPr>
+          <w:rPr>
+            <w:color w:val="0000EE"/>
+            <w:u w:val="single"/>
+          </w:rPr>
+          <w:t>27:15–26，</w:t>
+        </w:r>
+      </w:hyperlink>
+      <w:hyperlink r:id="rId68">
+        <w:r>
+          <w:rPr>
+            <w:lang w:val="zh_TW" w:bidi="zh_TW"/>
+          </w:rPr>
+          <w:rPr>
+            <w:color w:val="0000EE"/>
+            <w:u w:val="single"/>
+          </w:rPr>
+          <w:t>28:15–68，</w:t>
+        </w:r>
+      </w:hyperlink>
+      <w:hyperlink r:id="rId69">
+        <w:r>
+          <w:rPr>
+            <w:lang w:val="zh_TW" w:bidi="zh_TW"/>
+          </w:rPr>
+          <w:rPr>
+            <w:color w:val="0000EE"/>
+            <w:u w:val="single"/>
+          </w:rPr>
+          <w:t>30:19</w:t>
+        </w:r>
+      </w:hyperlink>
+      <w:r>
+        <w:rPr>
+          <w:lang w:val="zh_TW" w:bidi="zh_TW"/>
+        </w:rPr>
+        <w:t>；參</w:t>
+      </w:r>
+      <w:hyperlink r:id="rId70">
+        <w:r>
+          <w:rPr>
+            <w:lang w:val="zh_TW" w:bidi="zh_TW"/>
+          </w:rPr>
+          <w:rPr>
+            <w:color w:val="0000EE"/>
+            <w:u w:val="single"/>
+          </w:rPr>
+          <w:t>利26:3–39</w:t>
+        </w:r>
+      </w:hyperlink>
+      <w:r>
+        <w:rPr>
+          <w:lang w:val="zh_TW" w:bidi="zh_TW"/>
+        </w:rPr>
+        <w:t>）。在先知耶利米和以西結的時代，以色列確實遭受這些咒詛；包括君王在內的違約者皆面臨著咒詛的威脅（</w:t>
+      </w:r>
+      <w:hyperlink r:id="rId71">
+        <w:r>
+          <w:rPr>
+            <w:lang w:val="zh_TW" w:bidi="zh_TW"/>
+          </w:rPr>
+          <w:rPr>
+            <w:color w:val="0000EE"/>
+            <w:u w:val="single"/>
+          </w:rPr>
+          <w:t>耶11:3</w:t>
+        </w:r>
+      </w:hyperlink>
+      <w:r>
+        <w:rPr>
+          <w:lang w:val="zh_TW" w:bidi="zh_TW"/>
+        </w:rPr>
+        <w:t>；</w:t>
+      </w:r>
+      <w:hyperlink r:id="rId72">
+        <w:r>
+          <w:rPr>
+            <w:lang w:val="zh_TW" w:bidi="zh_TW"/>
+          </w:rPr>
+          <w:rPr>
+            <w:color w:val="0000EE"/>
+            <w:u w:val="single"/>
+          </w:rPr>
+          <w:t>結17:11–21</w:t>
+        </w:r>
+      </w:hyperlink>
+      <w:r>
+        <w:rPr>
+          <w:lang w:val="zh_TW" w:bidi="zh_TW"/>
+        </w:rPr>
+        <w:t>）。</w:t>
+      </w:r>
+    </w:p>
+    <w:p>
+      <w:pPr>
+        <w:pStyle w:val="Heading4"/>
+      </w:pPr>
+      <w:r>
+        <w:rPr>
+          <w:lang w:val="zh_TW" w:bidi="zh_TW"/>
+        </w:rPr>
+        <w:t>關於「當滅的物」的禁令</w:t>
       </w:r>
     </w:p>
     <w:p>
@@ -701,36 +1477,139 @@
         <w:rPr>
           <w:lang w:val="zh_TW" w:bidi="zh_TW"/>
         </w:rPr>
-        <w:t>在</w:t>
-      </w:r>
-      <w:hyperlink r:id="rId27">
-        <w:r>
-          <w:rPr>
-            <w:lang w:val="zh_TW" w:bidi="zh_TW"/>
-          </w:rPr>
-          <w:rPr>
-            <w:color w:val="0000EE"/>
-            <w:u w:val="single"/>
-          </w:rPr>
-          <w:t>路加福音二十二章17至18節</w:t>
-        </w:r>
-      </w:hyperlink>
-      <w:r>
-        <w:rPr>
-          <w:lang w:val="zh_TW" w:bidi="zh_TW"/>
-        </w:rPr>
-        <w:t>，據說耶穌將杯遞給門徒，並說：「你們拿這個，大家分著喝。」然後拿起餅，遞給他們。在大多數早期抄本中，餅之後還有第二個杯。路加福音與其它福音書和保羅版本的不同之處，有多種解釋，但無論是在晚餐中有兩個酒杯，還是餅和酒的順序不同，對於聖餐設立的事實和意義並無本質上的影響。</w:t>
-      </w:r>
-    </w:p>
-    <w:p>
-      <w:pPr>
-        <w:pStyle w:val="Heading3"/>
-      </w:pPr>
-      <w:r>
-        <w:rPr>
-          <w:lang w:val="zh_TW" w:bidi="zh_TW"/>
-        </w:rPr>
-        <w:t>設立的時間</w:t>
+        <w:t>一種特別的咒詛就是「禁制」或「當滅的物（anathema）」。嚴格來說，這是一種誓，要把受此咒詛的人、牲畜或物件「獻給」神。在某些情況下，祭司可以使用落在禁制之下的物件（</w:t>
+      </w:r>
+      <w:hyperlink r:id="rId73">
+        <w:r>
+          <w:rPr>
+            <w:lang w:val="zh_TW" w:bidi="zh_TW"/>
+          </w:rPr>
+          <w:rPr>
+            <w:color w:val="0000EE"/>
+            <w:u w:val="single"/>
+          </w:rPr>
+          <w:t>民18:14</w:t>
+        </w:r>
+      </w:hyperlink>
+      <w:r>
+        <w:rPr>
+          <w:lang w:val="zh_TW" w:bidi="zh_TW"/>
+        </w:rPr>
+        <w:t>；</w:t>
+      </w:r>
+      <w:hyperlink r:id="rId74">
+        <w:r>
+          <w:rPr>
+            <w:lang w:val="zh_TW" w:bidi="zh_TW"/>
+          </w:rPr>
+          <w:rPr>
+            <w:color w:val="0000EE"/>
+            <w:u w:val="single"/>
+          </w:rPr>
+          <w:t>結44:29</w:t>
+        </w:r>
+      </w:hyperlink>
+      <w:r>
+        <w:rPr>
+          <w:lang w:val="zh_TW" w:bidi="zh_TW"/>
+        </w:rPr>
+        <w:t>），但這規定不適用於活的生命。所有受禁制的人或牲畜，都要獻給神或毀滅（</w:t>
+      </w:r>
+      <w:hyperlink r:id="rId75">
+        <w:r>
+          <w:rPr>
+            <w:lang w:val="zh_TW" w:bidi="zh_TW"/>
+          </w:rPr>
+          <w:rPr>
+            <w:color w:val="0000EE"/>
+            <w:u w:val="single"/>
+          </w:rPr>
+          <w:t>利27:28–29</w:t>
+        </w:r>
+      </w:hyperlink>
+      <w:r>
+        <w:rPr>
+          <w:lang w:val="zh_TW" w:bidi="zh_TW"/>
+        </w:rPr>
+        <w:t>）。在以色列對外邦鄰國的爭戰中，禁制相當常見；有時會把一切都宣告為當滅的物（</w:t>
+      </w:r>
+      <w:hyperlink r:id="rId76">
+        <w:r>
+          <w:rPr>
+            <w:lang w:val="zh_TW" w:bidi="zh_TW"/>
+          </w:rPr>
+          <w:rPr>
+            <w:color w:val="0000EE"/>
+            <w:u w:val="single"/>
+          </w:rPr>
+          <w:t>書6:17–19</w:t>
+        </w:r>
+      </w:hyperlink>
+      <w:r>
+        <w:rPr>
+          <w:lang w:val="zh_TW" w:bidi="zh_TW"/>
+        </w:rPr>
+        <w:t>），但通常只會毀滅人和外邦的偶像（</w:t>
+      </w:r>
+      <w:hyperlink r:id="rId77">
+        <w:r>
+          <w:rPr>
+            <w:lang w:val="zh_TW" w:bidi="zh_TW"/>
+          </w:rPr>
+          <w:rPr>
+            <w:color w:val="0000EE"/>
+            <w:u w:val="single"/>
+          </w:rPr>
+          <w:t>申2:34，</w:t>
+        </w:r>
+      </w:hyperlink>
+      <w:hyperlink r:id="rId78">
+        <w:r>
+          <w:rPr>
+            <w:lang w:val="zh_TW" w:bidi="zh_TW"/>
+          </w:rPr>
+          <w:rPr>
+            <w:color w:val="0000EE"/>
+            <w:u w:val="single"/>
+          </w:rPr>
+          <w:t>3:6，</w:t>
+        </w:r>
+      </w:hyperlink>
+      <w:hyperlink r:id="rId79">
+        <w:r>
+          <w:rPr>
+            <w:lang w:val="zh_TW" w:bidi="zh_TW"/>
+          </w:rPr>
+          <w:rPr>
+            <w:color w:val="0000EE"/>
+            <w:u w:val="single"/>
+          </w:rPr>
+          <w:t>7:2、25–26</w:t>
+        </w:r>
+      </w:hyperlink>
+      <w:r>
+        <w:rPr>
+          <w:lang w:val="zh_TW" w:bidi="zh_TW"/>
+        </w:rPr>
+        <w:t>，連偶像熔化後的金子也不可保留）。若有人違反禁制，保存了當滅的物的任何部分，他自己也就落在禁制之下。亞干因為不尊重加在耶利哥上的禁制，使那咒詛的後果臨到全以色列，直到他承認自己的罪並被處死為止（</w:t>
+      </w:r>
+      <w:hyperlink r:id="rId80">
+        <w:r>
+          <w:rPr>
+            <w:lang w:val="zh_TW" w:bidi="zh_TW"/>
+          </w:rPr>
+          <w:rPr>
+            <w:color w:val="0000EE"/>
+            <w:u w:val="single"/>
+          </w:rPr>
+          <w:t>書7章</w:t>
+        </w:r>
+      </w:hyperlink>
+      <w:r>
+        <w:rPr>
+          <w:lang w:val="zh_TW" w:bidi="zh_TW"/>
+        </w:rPr>
+        <w:t>）。</w:t>
       </w:r>
     </w:p>
     <w:p>
@@ -744,109 +1623,36 @@
         <w:rPr>
           <w:lang w:val="zh_TW" w:bidi="zh_TW"/>
         </w:rPr>
-        <w:t>三本福音書和哥林多前書的敘述中，都提到主餐的設立是在耶穌被捕前幾個小時的最後晚餐中進行的。四本福音書都在這個背境中，講述了耶穌對門徒所說的話、關於猶大的背叛以及耶穌告訴彼得他將否認主這事。馬太（</w:t>
-      </w:r>
-      <w:hyperlink r:id="rId28">
-        <w:r>
-          <w:rPr>
-            <w:lang w:val="zh_TW" w:bidi="zh_TW"/>
-          </w:rPr>
-          <w:rPr>
-            <w:color w:val="0000EE"/>
-            <w:u w:val="single"/>
-          </w:rPr>
-          <w:t>太26:17–20</w:t>
-        </w:r>
-      </w:hyperlink>
-      <w:r>
-        <w:rPr>
-          <w:lang w:val="zh_TW" w:bidi="zh_TW"/>
-        </w:rPr>
-        <w:t>）、馬可（</w:t>
-      </w:r>
-      <w:hyperlink r:id="rId29">
-        <w:r>
-          <w:rPr>
-            <w:lang w:val="zh_TW" w:bidi="zh_TW"/>
-          </w:rPr>
-          <w:rPr>
-            <w:color w:val="0000EE"/>
-            <w:u w:val="single"/>
-          </w:rPr>
-          <w:t>可14:12–17</w:t>
-        </w:r>
-      </w:hyperlink>
-      <w:r>
-        <w:rPr>
-          <w:lang w:val="zh_TW" w:bidi="zh_TW"/>
-        </w:rPr>
-        <w:t>）和路加（</w:t>
-      </w:r>
-      <w:hyperlink r:id="rId30">
-        <w:r>
-          <w:rPr>
-            <w:lang w:val="zh_TW" w:bidi="zh_TW"/>
-          </w:rPr>
-          <w:rPr>
-            <w:color w:val="0000EE"/>
-            <w:u w:val="single"/>
-          </w:rPr>
-          <w:t>路22:7–14</w:t>
-        </w:r>
-      </w:hyperlink>
-      <w:r>
-        <w:rPr>
-          <w:lang w:val="zh_TW" w:bidi="zh_TW"/>
-        </w:rPr>
-        <w:t>）都明確表示這最後的晚餐是由門徒準備的，耶穌與他們一起享用逾越節的晚餐。約翰則提到這是在逾越節前發生的，然後提到在耶穌受審於彼拉多面前時，猶太領袖「</w:t>
-      </w:r>
-      <w:r>
-        <w:rPr>
-          <w:lang w:val="zh_TW" w:bidi="zh_TW"/>
-        </w:rPr>
-        <w:t>他們自己卻不進衙門，恐怕染了污穢，不能吃逾越節的筵席。</w:t>
-      </w:r>
-      <w:r>
-        <w:rPr>
-          <w:lang w:val="zh_TW" w:bidi="zh_TW"/>
-        </w:rPr>
-        <w:t>」（</w:t>
-      </w:r>
-      <w:hyperlink r:id="rId31">
-        <w:r>
-          <w:rPr>
-            <w:lang w:val="zh_TW" w:bidi="zh_TW"/>
-          </w:rPr>
-          <w:rPr>
-            <w:color w:val="0000EE"/>
-            <w:u w:val="single"/>
-          </w:rPr>
-          <w:t>約13:1</w:t>
-        </w:r>
-      </w:hyperlink>
-      <w:r>
-        <w:rPr>
-          <w:lang w:val="zh_TW" w:bidi="zh_TW"/>
-        </w:rPr>
-        <w:t>，</w:t>
-      </w:r>
-      <w:hyperlink r:id="rId32">
-        <w:r>
-          <w:rPr>
-            <w:lang w:val="zh_TW" w:bidi="zh_TW"/>
-          </w:rPr>
-          <w:rPr>
-            <w:color w:val="0000EE"/>
-            <w:u w:val="single"/>
-          </w:rPr>
-          <w:t>18:28</w:t>
-        </w:r>
-      </w:hyperlink>
-      <w:r>
-        <w:rPr>
-          <w:lang w:val="zh_TW" w:bidi="zh_TW"/>
-        </w:rPr>
-        <w:t>）。</w:t>
+        <w:t>猶太人在被擄歸回後，不再以把人處死的方式實行當滅的物（或禁制）的做法；百姓會把違反咒詛的人趕出會眾，使他不再屬於以色列群體（</w:t>
+      </w:r>
+      <w:hyperlink r:id="rId81">
+        <w:r>
+          <w:rPr>
+            <w:lang w:val="zh_TW" w:bidi="zh_TW"/>
+          </w:rPr>
+          <w:rPr>
+            <w:color w:val="0000EE"/>
+            <w:u w:val="single"/>
+          </w:rPr>
+          <w:t>拉10:8</w:t>
+        </w:r>
+      </w:hyperlink>
+      <w:r>
+        <w:rPr>
+          <w:lang w:val="zh_TW" w:bidi="zh_TW"/>
+        </w:rPr>
+        <w:t>）。這表示那人不再屬於神的百姓，被視為「死了」。</w:t>
+      </w:r>
+    </w:p>
+    <w:p>
+      <w:pPr>
+        <w:pStyle w:val="Heading3"/>
+      </w:pPr>
+      <w:r>
+        <w:rPr>
+          <w:lang w:val="zh_TW" w:bidi="zh_TW"/>
+        </w:rPr>
+        <w:t>新約聖經時代的詛咒</w:t>
       </w:r>
     </w:p>
     <w:p>
@@ -860,37 +1666,121 @@
         <w:rPr>
           <w:lang w:val="zh_TW" w:bidi="zh_TW"/>
         </w:rPr>
-        <w:t>學者對於約翰和其它福音書之間的這個差異，提供了各種解釋，例如，不同的猶太人群體在不同的時間慶祝逾越節，樓房上（upper room）的晚餐並不是嚴格的逾越節，而是在逾越節當季的聚餐而已，也或者耶穌出於祂自己的特殊原因，故意選擇在正常時間之前慶祝逾越節。</w:t>
-      </w:r>
-      <w:hyperlink r:id="rId33">
-        <w:r>
-          <w:rPr>
-            <w:lang w:val="zh_TW" w:bidi="zh_TW"/>
-          </w:rPr>
-          <w:rPr>
-            <w:color w:val="0000EE"/>
-            <w:u w:val="single"/>
-          </w:rPr>
-          <w:t>路加福音二十二章15節</w:t>
-        </w:r>
-      </w:hyperlink>
-      <w:r>
-        <w:rPr>
-          <w:lang w:val="zh_TW" w:bidi="zh_TW"/>
-        </w:rPr>
-        <w:t>記載了祂的話：「</w:t>
-      </w:r>
-      <w:r>
-        <w:rPr>
-          <w:lang w:val="zh_TW" w:bidi="zh_TW"/>
-        </w:rPr>
-        <w:t>我很願意在受害以先和你們吃這逾越節的筵席。</w:t>
-      </w:r>
-      <w:r>
-        <w:rPr>
-          <w:lang w:val="zh_TW" w:bidi="zh_TW"/>
-        </w:rPr>
-        <w:t>」然而，無論如何解釋各福音書之間的差異，時間應是何時等，最後的晚餐仍然具有逾越節餐的意義。</w:t>
+        <w:t>在新約聖經時期，猶太會堂實行逐出會堂（或當滅的物）的做法（</w:t>
+      </w:r>
+      <w:hyperlink r:id="rId82">
+        <w:r>
+          <w:rPr>
+            <w:lang w:val="zh_TW" w:bidi="zh_TW"/>
+          </w:rPr>
+          <w:rPr>
+            <w:color w:val="0000EE"/>
+            <w:u w:val="single"/>
+          </w:rPr>
+          <w:t>路6:22</w:t>
+        </w:r>
+      </w:hyperlink>
+      <w:r>
+        <w:rPr>
+          <w:lang w:val="zh_TW" w:bidi="zh_TW"/>
+        </w:rPr>
+        <w:t>；</w:t>
+      </w:r>
+      <w:hyperlink r:id="rId83">
+        <w:r>
+          <w:rPr>
+            <w:lang w:val="zh_TW" w:bidi="zh_TW"/>
+          </w:rPr>
+          <w:rPr>
+            <w:color w:val="0000EE"/>
+            <w:u w:val="single"/>
+          </w:rPr>
+          <w:t>約9:22，</w:t>
+        </w:r>
+      </w:hyperlink>
+      <w:hyperlink r:id="rId84">
+        <w:r>
+          <w:rPr>
+            <w:lang w:val="zh_TW" w:bidi="zh_TW"/>
+          </w:rPr>
+          <w:rPr>
+            <w:color w:val="0000EE"/>
+            <w:u w:val="single"/>
+          </w:rPr>
+          <w:t>12:42，</w:t>
+        </w:r>
+      </w:hyperlink>
+      <w:hyperlink r:id="rId85">
+        <w:r>
+          <w:rPr>
+            <w:lang w:val="zh_TW" w:bidi="zh_TW"/>
+          </w:rPr>
+          <w:rPr>
+            <w:color w:val="0000EE"/>
+            <w:u w:val="single"/>
+          </w:rPr>
+          <w:t>16:2</w:t>
+        </w:r>
+      </w:hyperlink>
+      <w:r>
+        <w:rPr>
+          <w:lang w:val="zh_TW" w:bidi="zh_TW"/>
+        </w:rPr>
+        <w:t>）。後來，基督徒也會宣告某些人不再屬於蒙救贖的群體（</w:t>
+      </w:r>
+      <w:hyperlink r:id="rId86">
+        <w:r>
+          <w:rPr>
+            <w:lang w:val="zh_TW" w:bidi="zh_TW"/>
+          </w:rPr>
+          <w:rPr>
+            <w:color w:val="0000EE"/>
+            <w:u w:val="single"/>
+          </w:rPr>
+          <w:t>太18:17</w:t>
+        </w:r>
+      </w:hyperlink>
+      <w:r>
+        <w:rPr>
+          <w:lang w:val="zh_TW" w:bidi="zh_TW"/>
+        </w:rPr>
+        <w:t>），或把他們「交給撒但」（</w:t>
+      </w:r>
+      <w:hyperlink r:id="rId87">
+        <w:r>
+          <w:rPr>
+            <w:lang w:val="zh_TW" w:bidi="zh_TW"/>
+          </w:rPr>
+          <w:rPr>
+            <w:color w:val="0000EE"/>
+            <w:u w:val="single"/>
+          </w:rPr>
+          <w:t>林前5:5</w:t>
+        </w:r>
+      </w:hyperlink>
+      <w:r>
+        <w:rPr>
+          <w:lang w:val="zh_TW" w:bidi="zh_TW"/>
+        </w:rPr>
+        <w:t>；</w:t>
+      </w:r>
+      <w:hyperlink r:id="rId88">
+        <w:r>
+          <w:rPr>
+            <w:lang w:val="zh_TW" w:bidi="zh_TW"/>
+          </w:rPr>
+          <w:rPr>
+            <w:color w:val="0000EE"/>
+            <w:u w:val="single"/>
+          </w:rPr>
+          <w:t>提前1:20</w:t>
+        </w:r>
+      </w:hyperlink>
+      <w:r>
+        <w:rPr>
+          <w:lang w:val="zh_TW" w:bidi="zh_TW"/>
+        </w:rPr>
+        <w:t>）。這兩種做法都源自舊約的禁制。不過與舊約的咒詛不同，只要那人悔改，逐出群體的做法就會立刻解除。</w:t>
       </w:r>
     </w:p>
     <w:p>
@@ -904,48 +1794,133 @@
         <w:rPr>
           <w:lang w:val="zh_TW" w:bidi="zh_TW"/>
         </w:rPr>
-        <w:t>因此，慶祝逾越節作為舊約的節日，與慶祝主餐作為新約的節日，兩者毫無疑問的有相似之處。前者懷著感恩的心，回顧百姓因神的作為而從埃及獲得救贖和自由，這與逾越節羔羊的獻祭有關。後者懷著感恩的心，回顧神藉著基督的獻祭所施行的救贖。使徒保羅將兩者聯繫起來：「</w:t>
-      </w:r>
-      <w:r>
-        <w:rPr>
-          <w:lang w:val="zh_TW" w:bidi="zh_TW"/>
-        </w:rPr>
-        <w:t>因為我們逾越節的羔羊基督已經被殺獻祭了</w:t>
-      </w:r>
-      <w:r>
-        <w:rPr>
-          <w:lang w:val="zh_TW" w:bidi="zh_TW"/>
-        </w:rPr>
-        <w:t>」(</w:t>
-      </w:r>
-      <w:hyperlink r:id="rId34">
-        <w:r>
-          <w:rPr>
-            <w:lang w:val="zh_TW" w:bidi="zh_TW"/>
-          </w:rPr>
-          <w:rPr>
-            <w:color w:val="0000EE"/>
-            <w:u w:val="single"/>
-          </w:rPr>
-          <w:t>林前5:7</w:t>
-        </w:r>
-      </w:hyperlink>
-      <w:r>
-        <w:rPr>
-          <w:lang w:val="zh_TW" w:bidi="zh_TW"/>
-        </w:rPr>
-        <w:t>)。</w:t>
-      </w:r>
-    </w:p>
-    <w:p>
-      <w:pPr>
-        <w:pStyle w:val="Heading3"/>
-      </w:pPr>
-      <w:r>
-        <w:rPr>
-          <w:lang w:val="zh_TW" w:bidi="zh_TW"/>
-        </w:rPr>
-        <w:t>設立的經文和行動</w:t>
+        <w:t>當滅的物的做法等同把人視為「被拒絕」或「被神咒詛」，因此，未歸信前的大數人掃羅曾試圖迫使基督徒藉著咒詛基督來否認祂（參</w:t>
+      </w:r>
+      <w:hyperlink r:id="rId89">
+        <w:r>
+          <w:rPr>
+            <w:lang w:val="zh_TW" w:bidi="zh_TW"/>
+          </w:rPr>
+          <w:rPr>
+            <w:color w:val="0000EE"/>
+            <w:u w:val="single"/>
+          </w:rPr>
+          <w:t>徒26:11</w:t>
+        </w:r>
+      </w:hyperlink>
+      <w:r>
+        <w:rPr>
+          <w:lang w:val="zh_TW" w:bidi="zh_TW"/>
+        </w:rPr>
+        <w:t>）。後來，當保羅（掃羅）成為使徒後，他警告說，凡被神的靈感動說話的人，都不能說耶穌是可咒詛的（</w:t>
+      </w:r>
+      <w:hyperlink r:id="rId90">
+        <w:r>
+          <w:rPr>
+            <w:lang w:val="zh_TW" w:bidi="zh_TW"/>
+          </w:rPr>
+          <w:rPr>
+            <w:color w:val="0000EE"/>
+            <w:u w:val="single"/>
+          </w:rPr>
+          <w:t>林前12:3</w:t>
+        </w:r>
+      </w:hyperlink>
+      <w:r>
+        <w:rPr>
+          <w:lang w:val="zh_TW" w:bidi="zh_TW"/>
+        </w:rPr>
+        <w:t>）。保羅宣告咒詛（注定要受審判與滅亡）任何宣揚與他及眾使徒所傳不同福音之人（</w:t>
+      </w:r>
+      <w:hyperlink r:id="rId91">
+        <w:r>
+          <w:rPr>
+            <w:lang w:val="zh_TW" w:bidi="zh_TW"/>
+          </w:rPr>
+          <w:rPr>
+            <w:color w:val="0000EE"/>
+            <w:u w:val="single"/>
+          </w:rPr>
+          <w:t>加1:8–9</w:t>
+        </w:r>
+      </w:hyperlink>
+      <w:r>
+        <w:rPr>
+          <w:lang w:val="zh_TW" w:bidi="zh_TW"/>
+        </w:rPr>
+        <w:t>）。保羅說，他寧願自己被咒詛，被剝奪救恩，與神的子民隔絕，也希望使他的同胞以色列人得救（</w:t>
+      </w:r>
+      <w:hyperlink r:id="rId92">
+        <w:r>
+          <w:rPr>
+            <w:lang w:val="zh_TW" w:bidi="zh_TW"/>
+          </w:rPr>
+          <w:rPr>
+            <w:color w:val="0000EE"/>
+            <w:u w:val="single"/>
+          </w:rPr>
+          <w:t>羅9:3</w:t>
+        </w:r>
+      </w:hyperlink>
+      <w:r>
+        <w:rPr>
+          <w:lang w:val="zh_TW" w:bidi="zh_TW"/>
+        </w:rPr>
+        <w:t>）。他的心願反映基督的愛——基督甘願在十字架上受苦受死，承擔「律法的詛咒」，好救贖人脫離這咒詛（</w:t>
+      </w:r>
+      <w:hyperlink r:id="rId93">
+        <w:r>
+          <w:rPr>
+            <w:lang w:val="zh_TW" w:bidi="zh_TW"/>
+          </w:rPr>
+          <w:rPr>
+            <w:color w:val="0000EE"/>
+            <w:u w:val="single"/>
+          </w:rPr>
+          <w:t>加3:8–14</w:t>
+        </w:r>
+      </w:hyperlink>
+      <w:r>
+        <w:rPr>
+          <w:lang w:val="zh_TW" w:bidi="zh_TW"/>
+        </w:rPr>
+        <w:t>；參</w:t>
+      </w:r>
+      <w:hyperlink r:id="rId94">
+        <w:r>
+          <w:rPr>
+            <w:lang w:val="zh_TW" w:bidi="zh_TW"/>
+          </w:rPr>
+          <w:rPr>
+            <w:color w:val="0000EE"/>
+            <w:u w:val="single"/>
+          </w:rPr>
+          <w:t>申21:22–23</w:t>
+        </w:r>
+      </w:hyperlink>
+      <w:r>
+        <w:rPr>
+          <w:lang w:val="zh_TW" w:bidi="zh_TW"/>
+        </w:rPr>
+        <w:t>）。新約聖經應許將來有一日「再沒有咒詛」（</w:t>
+      </w:r>
+      <w:hyperlink r:id="rId95">
+        <w:r>
+          <w:rPr>
+            <w:lang w:val="zh_TW" w:bidi="zh_TW"/>
+          </w:rPr>
+          <w:rPr>
+            <w:color w:val="0000EE"/>
+            <w:u w:val="single"/>
+          </w:rPr>
+          <w:t>啟22:3</w:t>
+        </w:r>
+      </w:hyperlink>
+      <w:r>
+        <w:rPr>
+          <w:lang w:val="zh_TW" w:bidi="zh_TW"/>
+        </w:rPr>
+        <w:t>）。</w:t>
       </w:r>
     </w:p>
     <w:p>
@@ -957,1631 +1932,22 @@
       </w:r>
       <w:r>
         <w:rPr>
-          <w:lang w:val="zh_TW" w:bidi="zh_TW"/>
-        </w:rPr>
-        <w:t>將最後的晚餐與逾越節聯繫起來，顯示了舊約背景對我們理解主餐（聖餐）意義的重要性。舊約背景同樣重要，因為它有助於理解耶穌在</w:t>
-      </w:r>
-      <w:r>
-        <w:rPr>
-          <w:lang w:val="zh_TW" w:bidi="zh_TW"/>
-        </w:rPr>
-        <w:t>樓房上</w:t>
-      </w:r>
-      <w:r>
-        <w:rPr>
-          <w:lang w:val="zh_TW" w:bidi="zh_TW"/>
-        </w:rPr>
-        <w:t>的言行。</w:t>
-      </w:r>
-    </w:p>
-    <w:p>
-      <w:pPr>
-        <w:pStyle w:val="Heading4"/>
-      </w:pPr>
-      <w:r>
-        <w:rPr>
-          <w:lang w:val="zh_TW" w:bidi="zh_TW"/>
-        </w:rPr>
-        <w:t>「這是我的身體。」</w:t>
-      </w:r>
-    </w:p>
-    <w:p>
-      <w:pPr/>
-      <w:r>
-        <w:rPr>
-          <w:lang w:val="zh_TW" w:bidi="zh_TW"/>
-        </w:rPr>
-      </w:r>
-      <w:r>
-        <w:rPr>
-          <w:lang w:val="zh_TW" w:bidi="zh_TW"/>
-        </w:rPr>
-        <w:t>耶穌拿起餅的行動在馬太（</w:t>
-      </w:r>
-      <w:hyperlink r:id="rId35">
-        <w:r>
-          <w:rPr>
-            <w:lang w:val="zh_TW" w:bidi="zh_TW"/>
-          </w:rPr>
-          <w:rPr>
-            <w:color w:val="0000EE"/>
-            <w:u w:val="single"/>
-          </w:rPr>
-          <w:t>太26:26</w:t>
-        </w:r>
-      </w:hyperlink>
-      <w:r>
-        <w:rPr>
-          <w:lang w:val="zh_TW" w:bidi="zh_TW"/>
-        </w:rPr>
-        <w:t>）、馬可（</w:t>
-      </w:r>
-      <w:hyperlink r:id="rId36">
-        <w:r>
-          <w:rPr>
-            <w:lang w:val="zh_TW" w:bidi="zh_TW"/>
-          </w:rPr>
-          <w:rPr>
-            <w:color w:val="0000EE"/>
-            <w:u w:val="single"/>
-          </w:rPr>
-          <w:t>可14:22</w:t>
-        </w:r>
-      </w:hyperlink>
-      <w:r>
-        <w:rPr>
-          <w:lang w:val="zh_TW" w:bidi="zh_TW"/>
-        </w:rPr>
-        <w:t>）、路加（</w:t>
-      </w:r>
-      <w:hyperlink r:id="rId37">
-        <w:r>
-          <w:rPr>
-            <w:lang w:val="zh_TW" w:bidi="zh_TW"/>
-          </w:rPr>
-          <w:rPr>
-            <w:color w:val="0000EE"/>
-            <w:u w:val="single"/>
-          </w:rPr>
-          <w:t>路22:19</w:t>
-        </w:r>
-      </w:hyperlink>
-      <w:r>
-        <w:rPr>
-          <w:lang w:val="zh_TW" w:bidi="zh_TW"/>
-        </w:rPr>
-        <w:t>）和哥林多前書（</w:t>
-      </w:r>
-      <w:hyperlink r:id="rId38">
-        <w:r>
-          <w:rPr>
-            <w:lang w:val="zh_TW" w:bidi="zh_TW"/>
-          </w:rPr>
-          <w:rPr>
-            <w:color w:val="0000EE"/>
-            <w:u w:val="single"/>
-          </w:rPr>
-          <w:t>林前11:23–24</w:t>
-        </w:r>
-      </w:hyperlink>
-      <w:r>
-        <w:rPr>
-          <w:lang w:val="zh_TW" w:bidi="zh_TW"/>
-        </w:rPr>
-        <w:t>）中有類似的描述。耶穌拿起餅，向神感謝（「祝福」在聖經語境中有相同的意思），然後掰開。值得注意的是，在五千人和四千人吃飽的記錄中也描述了三個相同的動作（</w:t>
-      </w:r>
-      <w:hyperlink r:id="rId39">
-        <w:r>
-          <w:rPr>
-            <w:lang w:val="zh_TW" w:bidi="zh_TW"/>
-          </w:rPr>
-          <w:rPr>
-            <w:color w:val="0000EE"/>
-            <w:u w:val="single"/>
-          </w:rPr>
-          <w:t>可6:41</w:t>
-        </w:r>
-      </w:hyperlink>
-      <w:r>
-        <w:rPr>
-          <w:lang w:val="zh_TW" w:bidi="zh_TW"/>
-        </w:rPr>
-        <w:t>，</w:t>
-      </w:r>
-      <w:hyperlink r:id="rId40">
-        <w:r>
-          <w:rPr>
-            <w:lang w:val="zh_TW" w:bidi="zh_TW"/>
-          </w:rPr>
-          <w:rPr>
-            <w:color w:val="0000EE"/>
-            <w:u w:val="single"/>
-          </w:rPr>
-          <w:t>8:6</w:t>
-        </w:r>
-      </w:hyperlink>
-      <w:r>
-        <w:rPr>
-          <w:lang w:val="zh_TW" w:bidi="zh_TW"/>
-        </w:rPr>
-        <w:t>）。根據四個關於最後晚餐的記載，祂所說的是「這是我的身體。」天主教、東正教和各種新教傳統中的基督徒，對這些話的實際含義有不同的理解。明確的是，在拿起餅的過程中，耶穌實現了獻上自己，讓祂的身體在十字架上被擘開，然後祂的生命被獻上，使我們在祂裡面並透過祂，可以得生命。</w:t>
-      </w:r>
-      <w:hyperlink r:id="rId41">
-        <w:r>
-          <w:rPr>
-            <w:lang w:val="zh_TW" w:bidi="zh_TW"/>
-          </w:rPr>
-          <w:rPr>
-            <w:color w:val="0000EE"/>
-            <w:u w:val="single"/>
-          </w:rPr>
-          <w:t>哥林多前書十一章24節</w:t>
-        </w:r>
-      </w:hyperlink>
-      <w:r>
-        <w:rPr>
-          <w:lang w:val="zh_TW" w:bidi="zh_TW"/>
-        </w:rPr>
-        <w:t>的陳述是「</w:t>
-      </w:r>
-      <w:r>
-        <w:rPr>
-          <w:lang w:val="zh_TW" w:bidi="zh_TW"/>
-        </w:rPr>
-        <w:t>這是我的身體，為你們捨的</w:t>
-      </w:r>
-      <w:r>
-        <w:rPr>
-          <w:lang w:val="zh_TW" w:bidi="zh_TW"/>
-        </w:rPr>
-        <w:t>」，而一些早期的抄本中有「為你們打破的」。</w:t>
-      </w:r>
-    </w:p>
-    <w:p>
-      <w:pPr>
-        <w:pStyle w:val="Heading4"/>
-      </w:pPr>
-      <w:r>
-        <w:rPr>
-          <w:lang w:val="zh_TW" w:bidi="zh_TW"/>
-        </w:rPr>
-        <w:t>「你們要如此行，為的是記念我。」</w:t>
-      </w:r>
-    </w:p>
-    <w:p>
-      <w:pPr/>
-      <w:r>
-        <w:rPr>
-          <w:lang w:val="zh_TW" w:bidi="zh_TW"/>
-        </w:rPr>
-      </w:r>
-      <w:r>
-        <w:rPr>
-          <w:lang w:val="zh_TW" w:bidi="zh_TW"/>
-        </w:rPr>
-        <w:t>這個具體指示僅在</w:t>
-      </w:r>
-      <w:hyperlink r:id="rId37">
-        <w:r>
-          <w:rPr>
-            <w:lang w:val="zh_TW" w:bidi="zh_TW"/>
-          </w:rPr>
-          <w:rPr>
-            <w:color w:val="0000EE"/>
-            <w:u w:val="single"/>
-          </w:rPr>
-          <w:t>路加福音二十二章19節</w:t>
-        </w:r>
-      </w:hyperlink>
-      <w:r>
-        <w:rPr>
-          <w:lang w:val="zh_TW" w:bidi="zh_TW"/>
-        </w:rPr>
-        <w:t>和</w:t>
-      </w:r>
-      <w:hyperlink r:id="rId41">
-        <w:r>
-          <w:rPr>
-            <w:lang w:val="zh_TW" w:bidi="zh_TW"/>
-          </w:rPr>
-          <w:rPr>
-            <w:color w:val="0000EE"/>
-            <w:u w:val="single"/>
-          </w:rPr>
-          <w:t>哥林多前書十一章24節</w:t>
-        </w:r>
-      </w:hyperlink>
-      <w:r>
-        <w:rPr>
-          <w:lang w:val="zh_TW" w:bidi="zh_TW"/>
-        </w:rPr>
-        <w:t>中找到。有人認為，其它福音書中缺少這些話，表明主在最後的晚餐中所做的，並不是在吩咐將聖餐作為基督教必須重複的聖禮。然而，所有福音書都是在擘餅這個行動，已經成為早期教會生活中多年來的常規做法時寫成的。因此，馬太和馬可可能認為沒有必要用那些話來表達耶穌的意圖，因為他們認為這些話是理所當然的。</w:t>
-      </w:r>
-    </w:p>
-    <w:p>
-      <w:pPr/>
-      <w:r>
-        <w:rPr>
-          <w:lang w:val="zh_TW" w:bidi="zh_TW"/>
-        </w:rPr>
-      </w:r>
-      <w:r>
-        <w:rPr>
-          <w:lang w:val="zh_TW" w:bidi="zh_TW"/>
-        </w:rPr>
-        <w:t>也可以說，這些話在不同的基督教傳統中有不同的解釋。許多新教基督徒將其理解位：在聖餐中，我們應該懷著極大的感恩之心，回想基督愛我們，並為我們捨己受死。在羅馬天主教教會中，「紀念」一詞被理解為在神面前的紀念，代表基督在父前獻上自己為祭。「如此行」被解釋為「獻上這個」，甚至在第二世紀的基督教作家中，聖餐被稱為「獻祭」。新教基督徒通常感受到這種說法的危險；它可能會削弱甚至否認聖經對基督一次獻祭而永遠地獻上，並完全充分的為世人贖罪的理解（參</w:t>
-      </w:r>
-      <w:hyperlink r:id="rId42">
-        <w:r>
-          <w:rPr>
-            <w:lang w:val="zh_TW" w:bidi="zh_TW"/>
-          </w:rPr>
-          <w:rPr>
-            <w:color w:val="0000EE"/>
-            <w:u w:val="single"/>
-          </w:rPr>
-          <w:t>來7:27</w:t>
-        </w:r>
-      </w:hyperlink>
-      <w:r>
-        <w:rPr>
-          <w:lang w:val="zh_TW" w:bidi="zh_TW"/>
-        </w:rPr>
-        <w:t>，</w:t>
-      </w:r>
-      <w:hyperlink r:id="rId43">
-        <w:r>
-          <w:rPr>
-            <w:lang w:val="zh_TW" w:bidi="zh_TW"/>
-          </w:rPr>
-          <w:rPr>
-            <w:color w:val="0000EE"/>
-            <w:u w:val="single"/>
-          </w:rPr>
-          <w:t>9:12</w:t>
-        </w:r>
-      </w:hyperlink>
-      <w:r>
-        <w:rPr>
-          <w:lang w:val="zh_TW" w:bidi="zh_TW"/>
-        </w:rPr>
-        <w:t>）。然而，今天許多羅馬天主教的聲明中，強調基督在十字架上獻祭的完全性和完整性；而許多新教學者，雖然不希望引入對主餐（聖餐）獻祭性的理解，但強調「紀念」不僅僅是回想過去的行動那麼簡單。在聖經的神學中，「紀念」通常涉及在當下實現和應用過去所做的或已被證明為真的事（見：</w:t>
-      </w:r>
-      <w:hyperlink r:id="rId44">
-        <w:r>
-          <w:rPr>
-            <w:lang w:val="zh_TW" w:bidi="zh_TW"/>
-          </w:rPr>
-          <w:rPr>
-            <w:color w:val="0000EE"/>
-            <w:u w:val="single"/>
-          </w:rPr>
-          <w:t>詩98:3</w:t>
-        </w:r>
-      </w:hyperlink>
-      <w:r>
-        <w:rPr>
-          <w:lang w:val="zh_TW" w:bidi="zh_TW"/>
-        </w:rPr>
-        <w:t>，</w:t>
-      </w:r>
-      <w:hyperlink r:id="rId45">
-        <w:r>
-          <w:rPr>
-            <w:lang w:val="zh_TW" w:bidi="zh_TW"/>
-          </w:rPr>
-          <w:rPr>
-            <w:color w:val="0000EE"/>
-            <w:u w:val="single"/>
-          </w:rPr>
-          <w:t>106:45</w:t>
-        </w:r>
-      </w:hyperlink>
-      <w:r>
-        <w:rPr>
-          <w:lang w:val="zh_TW" w:bidi="zh_TW"/>
-        </w:rPr>
-        <w:t>，</w:t>
-      </w:r>
-      <w:hyperlink r:id="rId46">
-        <w:r>
-          <w:rPr>
-            <w:lang w:val="zh_TW" w:bidi="zh_TW"/>
-          </w:rPr>
-          <w:rPr>
-            <w:color w:val="0000EE"/>
-            <w:u w:val="single"/>
-          </w:rPr>
-          <w:t>112:6</w:t>
-        </w:r>
-      </w:hyperlink>
-      <w:r>
-        <w:rPr>
-          <w:lang w:val="zh_TW" w:bidi="zh_TW"/>
-        </w:rPr>
-        <w:t>；</w:t>
-      </w:r>
-      <w:hyperlink r:id="rId47">
-        <w:r>
-          <w:rPr>
-            <w:lang w:val="zh_TW" w:bidi="zh_TW"/>
-          </w:rPr>
-          <w:rPr>
-            <w:color w:val="0000EE"/>
-            <w:u w:val="single"/>
-          </w:rPr>
-          <w:t>傳 12:1</w:t>
-        </w:r>
-      </w:hyperlink>
-      <w:r>
-        <w:rPr>
-          <w:lang w:val="zh_TW" w:bidi="zh_TW"/>
-        </w:rPr>
-        <w:t xml:space="preserve">; </w:t>
-      </w:r>
-      <w:hyperlink r:id="rId48">
-        <w:r>
-          <w:rPr>
-            <w:lang w:val="zh_TW" w:bidi="zh_TW"/>
-          </w:rPr>
-          <w:rPr>
-            <w:color w:val="0000EE"/>
-            <w:u w:val="single"/>
-          </w:rPr>
-          <w:t>賽 57:11</w:t>
-        </w:r>
-      </w:hyperlink>
-      <w:r>
-        <w:rPr>
-          <w:lang w:val="zh_TW" w:bidi="zh_TW"/>
-        </w:rPr>
-        <w:t>）。</w:t>
-      </w:r>
-    </w:p>
-    <w:p>
-      <w:pPr>
-        <w:pStyle w:val="Heading4"/>
-      </w:pPr>
-      <w:r>
-        <w:rPr>
-          <w:lang w:val="zh_TW" w:bidi="zh_TW"/>
-        </w:rPr>
-        <w:t>「</w:t>
-      </w:r>
-      <w:r>
-        <w:rPr>
-          <w:lang w:val="zh_TW" w:bidi="zh_TW"/>
-        </w:rPr>
-        <w:t>這是我立約的血</w:t>
-      </w:r>
-      <w:r>
-        <w:rPr>
-          <w:lang w:val="zh_TW" w:bidi="zh_TW"/>
-        </w:rPr>
-        <w:t>」</w:t>
-      </w:r>
-    </w:p>
-    <w:p>
-      <w:pPr/>
-      <w:r>
-        <w:rPr>
-          <w:lang w:val="zh_TW" w:bidi="zh_TW"/>
-        </w:rPr>
-      </w:r>
-      <w:r>
-        <w:rPr>
-          <w:lang w:val="zh_TW" w:bidi="zh_TW"/>
-        </w:rPr>
-        <w:t>耶穌拿起酒杯，祝謝後，遞給祂的門徒讓他們都喝。基本上，四個關於設立聖餐的記載是一致的。馬太（</w:t>
-      </w:r>
-      <w:hyperlink r:id="rId49">
-        <w:r>
-          <w:rPr>
-            <w:lang w:val="zh_TW" w:bidi="zh_TW"/>
-          </w:rPr>
-          <w:rPr>
-            <w:color w:val="0000EE"/>
-            <w:u w:val="single"/>
-          </w:rPr>
-          <w:t>太26:28</w:t>
-        </w:r>
-      </w:hyperlink>
-      <w:r>
-        <w:rPr>
-          <w:lang w:val="zh_TW" w:bidi="zh_TW"/>
-        </w:rPr>
-        <w:t>）和馬可（</w:t>
-      </w:r>
-      <w:hyperlink r:id="rId50">
-        <w:r>
-          <w:rPr>
-            <w:lang w:val="zh_TW" w:bidi="zh_TW"/>
-          </w:rPr>
-          <w:rPr>
-            <w:color w:val="0000EE"/>
-            <w:u w:val="single"/>
-          </w:rPr>
-          <w:t>可14:24</w:t>
-        </w:r>
-      </w:hyperlink>
-      <w:r>
-        <w:rPr>
-          <w:lang w:val="zh_TW" w:bidi="zh_TW"/>
-        </w:rPr>
-        <w:t>）記載耶穌的話是「這是我立約的血」。</w:t>
-      </w:r>
-      <w:hyperlink r:id="rId51">
-        <w:r>
-          <w:rPr>
-            <w:lang w:val="zh_TW" w:bidi="zh_TW"/>
-          </w:rPr>
-          <w:rPr>
-            <w:color w:val="0000EE"/>
-            <w:u w:val="single"/>
-          </w:rPr>
-          <w:t>路加福音二十二章20節</w:t>
-        </w:r>
-      </w:hyperlink>
-      <w:r>
-        <w:rPr>
-          <w:lang w:val="zh_TW" w:bidi="zh_TW"/>
-        </w:rPr>
-        <w:t>則記載「這杯是用我血所立的新約」，</w:t>
-      </w:r>
-      <w:hyperlink r:id="rId52">
-        <w:r>
-          <w:rPr>
-            <w:lang w:val="zh_TW" w:bidi="zh_TW"/>
-          </w:rPr>
-          <w:rPr>
-            <w:color w:val="0000EE"/>
-            <w:u w:val="single"/>
-          </w:rPr>
-          <w:t>哥林多前書十一章25節</w:t>
-        </w:r>
-      </w:hyperlink>
-      <w:r>
-        <w:rPr>
-          <w:lang w:val="zh_TW" w:bidi="zh_TW"/>
-        </w:rPr>
-        <w:t>與此相似。這回溯到以獻祭來立約的儀式，如同出埃及後神與以色列所定的盟約（</w:t>
-      </w:r>
-      <w:hyperlink r:id="rId53">
-        <w:r>
-          <w:rPr>
-            <w:lang w:val="zh_TW" w:bidi="zh_TW"/>
-          </w:rPr>
-          <w:rPr>
-            <w:color w:val="0000EE"/>
-            <w:u w:val="single"/>
-          </w:rPr>
-          <w:t>出24:1–8</w:t>
-        </w:r>
-      </w:hyperlink>
-      <w:r>
-        <w:rPr>
-          <w:lang w:val="zh_TW" w:bidi="zh_TW"/>
-        </w:rPr>
-        <w:t>），這也暗示了新盟約預言性的盼望（</w:t>
-      </w:r>
-      <w:hyperlink r:id="rId54">
-        <w:r>
-          <w:rPr>
-            <w:lang w:val="zh_TW" w:bidi="zh_TW"/>
-          </w:rPr>
-          <w:rPr>
-            <w:color w:val="0000EE"/>
-            <w:u w:val="single"/>
-          </w:rPr>
-          <w:t>耶31:31–34</w:t>
-        </w:r>
-      </w:hyperlink>
-      <w:r>
-        <w:rPr>
-          <w:lang w:val="zh_TW" w:bidi="zh_TW"/>
-        </w:rPr>
-        <w:t>），正如</w:t>
-      </w:r>
-      <w:hyperlink r:id="rId55">
-        <w:r>
-          <w:rPr>
-            <w:lang w:val="zh_TW" w:bidi="zh_TW"/>
-          </w:rPr>
-          <w:rPr>
-            <w:color w:val="0000EE"/>
-            <w:u w:val="single"/>
-          </w:rPr>
-          <w:t>希伯來書第八至九章</w:t>
-        </w:r>
-      </w:hyperlink>
-      <w:r>
-        <w:rPr>
-          <w:lang w:val="zh_TW" w:bidi="zh_TW"/>
-        </w:rPr>
-        <w:t>所描述的，已在耶穌裡得到實現。</w:t>
-      </w:r>
-    </w:p>
-    <w:p>
-      <w:pPr>
-        <w:pStyle w:val="Heading4"/>
-      </w:pPr>
-      <w:r>
-        <w:rPr>
-          <w:lang w:val="zh_TW" w:bidi="zh_TW"/>
-        </w:rPr>
-        <w:t>「為多人流出來，使罪得赦。」</w:t>
-      </w:r>
-    </w:p>
-    <w:p>
-      <w:pPr/>
-      <w:r>
-        <w:rPr>
-          <w:lang w:val="zh_TW" w:bidi="zh_TW"/>
-        </w:rPr>
-      </w:r>
-      <w:r>
-        <w:rPr>
-          <w:lang w:val="zh_TW" w:bidi="zh_TW"/>
-        </w:rPr>
-        <w:t>耶穌的死作為獻祭的意義與對逾越節和盟約的理解有關。這也與</w:t>
-      </w:r>
-      <w:hyperlink r:id="rId56">
-        <w:r>
-          <w:rPr>
-            <w:lang w:val="zh_TW" w:bidi="zh_TW"/>
-          </w:rPr>
-          <w:rPr>
-            <w:color w:val="0000EE"/>
-            <w:u w:val="single"/>
-          </w:rPr>
-          <w:t>以賽亞書五十三章</w:t>
-        </w:r>
-      </w:hyperlink>
-      <w:r>
-        <w:rPr>
-          <w:lang w:val="zh_TW" w:bidi="zh_TW"/>
-        </w:rPr>
-        <w:t>中所提到受苦的僕人將自己作為「</w:t>
-      </w:r>
-      <w:r>
-        <w:rPr>
-          <w:lang w:val="zh_TW" w:bidi="zh_TW"/>
-        </w:rPr>
-        <w:t>贖罪祭</w:t>
-      </w:r>
-      <w:r>
-        <w:rPr>
-          <w:lang w:val="zh_TW" w:bidi="zh_TW"/>
-        </w:rPr>
-        <w:t>」相關（</w:t>
-      </w:r>
-      <w:hyperlink r:id="rId57">
-        <w:r>
-          <w:rPr>
-            <w:lang w:val="zh_TW" w:bidi="zh_TW"/>
-          </w:rPr>
-          <w:rPr>
-            <w:color w:val="0000EE"/>
-            <w:u w:val="single"/>
-          </w:rPr>
-          <w:t>賽53:10</w:t>
-        </w:r>
-      </w:hyperlink>
-      <w:r>
-        <w:rPr>
-          <w:lang w:val="zh_TW" w:bidi="zh_TW"/>
-        </w:rPr>
-        <w:t>）。</w:t>
-      </w:r>
-      <w:hyperlink r:id="rId58">
-        <w:r>
-          <w:rPr>
-            <w:lang w:val="zh_TW" w:bidi="zh_TW"/>
-          </w:rPr>
-          <w:rPr>
-            <w:color w:val="0000EE"/>
-            <w:u w:val="single"/>
-          </w:rPr>
-          <w:t>路加福音二十二章37節</w:t>
-        </w:r>
-      </w:hyperlink>
-      <w:r>
-        <w:rPr>
-          <w:lang w:val="zh_TW" w:bidi="zh_TW"/>
-        </w:rPr>
-        <w:t>在耶穌在樓房講論中說到：「這段經文在我身上應驗，『</w:t>
-      </w:r>
-      <w:r>
-        <w:rPr>
-          <w:lang w:val="zh_TW" w:bidi="zh_TW"/>
-        </w:rPr>
-        <w:t>他也被列在罪犯之中。</w:t>
-      </w:r>
-      <w:r>
-        <w:rPr>
-          <w:lang w:val="zh_TW" w:bidi="zh_TW"/>
-        </w:rPr>
-        <w:t>』」那節經文，就是</w:t>
-      </w:r>
-      <w:hyperlink r:id="rId56">
-        <w:r>
-          <w:rPr>
-            <w:lang w:val="zh_TW" w:bidi="zh_TW"/>
-          </w:rPr>
-          <w:rPr>
-            <w:color w:val="0000EE"/>
-            <w:u w:val="single"/>
-          </w:rPr>
-          <w:t>以賽亞書</w:t>
-        </w:r>
-      </w:hyperlink>
-      <w:hyperlink r:id="rId59">
-        <w:r>
-          <w:rPr>
-            <w:lang w:val="zh_TW" w:bidi="zh_TW"/>
-          </w:rPr>
-          <w:rPr>
-            <w:color w:val="0000EE"/>
-            <w:u w:val="single"/>
-          </w:rPr>
-          <w:t>五十三章12節</w:t>
-        </w:r>
-      </w:hyperlink>
-      <w:r>
-        <w:rPr>
-          <w:lang w:val="zh_TW" w:bidi="zh_TW"/>
-        </w:rPr>
-        <w:t>，也說到「</w:t>
-      </w:r>
-      <w:r>
-        <w:rPr>
-          <w:lang w:val="zh_TW" w:bidi="zh_TW"/>
-        </w:rPr>
-        <w:t>因為他將命傾倒</w:t>
-      </w:r>
-      <w:r>
-        <w:rPr>
-          <w:lang w:val="zh_TW" w:bidi="zh_TW"/>
-        </w:rPr>
-        <w:t>」和「</w:t>
-      </w:r>
-      <w:r>
-        <w:rPr>
-          <w:lang w:val="zh_TW" w:bidi="zh_TW"/>
-        </w:rPr>
-        <w:t>他卻擔當多人的罪</w:t>
-      </w:r>
-      <w:r>
-        <w:rPr>
-          <w:lang w:val="zh_TW" w:bidi="zh_TW"/>
-        </w:rPr>
-        <w:t>」。</w:t>
-      </w:r>
-      <w:hyperlink r:id="rId50">
-        <w:r>
-          <w:rPr>
-            <w:lang w:val="zh_TW" w:bidi="zh_TW"/>
-          </w:rPr>
-          <w:rPr>
-            <w:color w:val="0000EE"/>
-            <w:u w:val="single"/>
-          </w:rPr>
-          <w:t>馬可福音十四章24節</w:t>
-        </w:r>
-      </w:hyperlink>
-      <w:r>
-        <w:rPr>
-          <w:lang w:val="zh_TW" w:bidi="zh_TW"/>
-        </w:rPr>
-        <w:t>似乎也暗示這些經文，當耶穌談到祂的血「為多人流出來」時，</w:t>
-      </w:r>
-      <w:hyperlink r:id="rId49">
-        <w:r>
-          <w:rPr>
-            <w:lang w:val="zh_TW" w:bidi="zh_TW"/>
-          </w:rPr>
-          <w:rPr>
-            <w:color w:val="0000EE"/>
-            <w:u w:val="single"/>
-          </w:rPr>
-          <w:t>馬太福音二十六章28節</w:t>
-        </w:r>
-      </w:hyperlink>
-      <w:r>
-        <w:rPr>
-          <w:lang w:val="zh_TW" w:bidi="zh_TW"/>
-        </w:rPr>
-        <w:t>則補充說「</w:t>
-      </w:r>
-      <w:r>
-        <w:rPr>
-          <w:lang w:val="zh_TW" w:bidi="zh_TW"/>
-        </w:rPr>
-        <w:t>使罪得赦</w:t>
-      </w:r>
-      <w:r>
-        <w:rPr>
-          <w:lang w:val="zh_TW" w:bidi="zh_TW"/>
-        </w:rPr>
-        <w:t>」。</w:t>
-      </w:r>
-    </w:p>
-    <w:p>
-      <w:pPr>
-        <w:pStyle w:val="Heading4"/>
-      </w:pPr>
-      <w:r>
-        <w:rPr>
-          <w:lang w:val="zh_TW" w:bidi="zh_TW"/>
-        </w:rPr>
-        <w:t>對未來的期望</w:t>
-      </w:r>
-    </w:p>
-    <w:p>
-      <w:pPr/>
-      <w:r>
-        <w:rPr>
-          <w:lang w:val="zh_TW" w:bidi="zh_TW"/>
-        </w:rPr>
-      </w:r>
-      <w:r>
-        <w:rPr>
-          <w:lang w:val="zh_TW" w:bidi="zh_TW"/>
-        </w:rPr>
-        <w:t>所有四個關於最後晚餐的記載都以不同的方式，將對未來的期盼與聖餐的設立聯繫起來。在</w:t>
-      </w:r>
-      <w:hyperlink r:id="rId60">
-        <w:r>
-          <w:rPr>
-            <w:lang w:val="zh_TW" w:bidi="zh_TW"/>
-          </w:rPr>
-          <w:rPr>
-            <w:color w:val="0000EE"/>
-            <w:u w:val="single"/>
-          </w:rPr>
-          <w:t>馬可福音十四章25節</w:t>
-        </w:r>
-      </w:hyperlink>
-      <w:r>
-        <w:rPr>
-          <w:lang w:val="zh_TW" w:bidi="zh_TW"/>
-        </w:rPr>
-        <w:t>中，這個期望也體現在耶穌的話語中：「</w:t>
-      </w:r>
-      <w:r>
-        <w:rPr>
-          <w:lang w:val="zh_TW" w:bidi="zh_TW"/>
-        </w:rPr>
-        <w:t>我實在告訴你們，我不再喝這葡萄汁，直到我在神的國裏喝新的那日子。</w:t>
-      </w:r>
-      <w:r>
-        <w:rPr>
-          <w:lang w:val="zh_TW" w:bidi="zh_TW"/>
-        </w:rPr>
-        <w:t>」在</w:t>
-      </w:r>
-      <w:hyperlink r:id="rId61">
-        <w:r>
-          <w:rPr>
-            <w:lang w:val="zh_TW" w:bidi="zh_TW"/>
-          </w:rPr>
-          <w:rPr>
-            <w:color w:val="0000EE"/>
-            <w:u w:val="single"/>
-          </w:rPr>
-          <w:t>馬太福音二十六章29節</w:t>
-        </w:r>
-      </w:hyperlink>
-      <w:r>
-        <w:rPr>
-          <w:lang w:val="zh_TW" w:bidi="zh_TW"/>
-        </w:rPr>
-        <w:t>中，未來喝葡萄酒被說成是「</w:t>
-      </w:r>
-      <w:r>
-        <w:rPr>
-          <w:lang w:val="zh_TW" w:bidi="zh_TW"/>
-        </w:rPr>
-        <w:t>我在我父的國裏同你們喝新的那日子</w:t>
-      </w:r>
-      <w:r>
-        <w:rPr>
-          <w:lang w:val="zh_TW" w:bidi="zh_TW"/>
-        </w:rPr>
-        <w:t>」。在</w:t>
-      </w:r>
-      <w:hyperlink r:id="rId62">
-        <w:r>
-          <w:rPr>
-            <w:lang w:val="zh_TW" w:bidi="zh_TW"/>
-          </w:rPr>
-          <w:rPr>
-            <w:color w:val="0000EE"/>
-            <w:u w:val="single"/>
-          </w:rPr>
-          <w:t>路加福音二十二章18節</w:t>
-        </w:r>
-      </w:hyperlink>
-      <w:r>
-        <w:rPr>
-          <w:lang w:val="zh_TW" w:bidi="zh_TW"/>
-        </w:rPr>
-        <w:t>中有類似的話，並且在兩節之前提到在神的國裡完成逾越節。這些話都可以理解為舊約和後來的猶太天啟文學中，所提出的另一個希望最終的實現：彌賽亞的宴席、</w:t>
-      </w:r>
-      <w:hyperlink r:id="rId63">
-        <w:r>
-          <w:rPr>
-            <w:lang w:val="zh_TW" w:bidi="zh_TW"/>
-          </w:rPr>
-          <w:rPr>
-            <w:color w:val="0000EE"/>
-            <w:u w:val="single"/>
-          </w:rPr>
-          <w:t>以賽亞書二十五章6節</w:t>
-        </w:r>
-      </w:hyperlink>
-      <w:r>
-        <w:rPr>
-          <w:lang w:val="zh_TW" w:bidi="zh_TW"/>
-        </w:rPr>
-        <w:t>中提到的耶和華山上的盛宴。在</w:t>
-      </w:r>
-      <w:hyperlink r:id="rId64">
-        <w:r>
-          <w:rPr>
-            <w:lang w:val="zh_TW" w:bidi="zh_TW"/>
-          </w:rPr>
-          <w:rPr>
-            <w:color w:val="0000EE"/>
-            <w:u w:val="single"/>
-          </w:rPr>
-          <w:t>哥林多前書十一章26節</w:t>
-        </w:r>
-      </w:hyperlink>
-      <w:r>
-        <w:rPr>
-          <w:lang w:val="zh_TW" w:bidi="zh_TW"/>
-        </w:rPr>
-        <w:t>中，這個對未來的希望相當明確地就是基督第二次再臨；因為使徒說：「</w:t>
-      </w:r>
-      <w:r>
-        <w:rPr>
-          <w:lang w:val="zh_TW" w:bidi="zh_TW"/>
-        </w:rPr>
-        <w:t>你們每逢吃這餅，喝這杯，是表明主的死，直等到他來。」</w:t>
-      </w:r>
-    </w:p>
-    <w:p>
-      <w:pPr>
-        <w:pStyle w:val="Heading3"/>
-      </w:pPr>
-      <w:r>
-        <w:rPr>
-          <w:lang w:val="zh_TW" w:bidi="zh_TW"/>
-        </w:rPr>
-        <w:t>早期教會的實踐</w:t>
-      </w:r>
-    </w:p>
-    <w:p>
-      <w:pPr/>
-      <w:r>
-        <w:rPr>
-          <w:lang w:val="zh_TW" w:bidi="zh_TW"/>
-        </w:rPr>
-      </w:r>
-      <w:r>
-        <w:rPr>
-          <w:lang w:val="zh_TW" w:bidi="zh_TW"/>
-        </w:rPr>
-        <w:t>在</w:t>
-      </w:r>
-      <w:hyperlink r:id="rId65">
-        <w:r>
-          <w:rPr>
-            <w:lang w:val="zh_TW" w:bidi="zh_TW"/>
-          </w:rPr>
-          <w:rPr>
-            <w:color w:val="0000EE"/>
-            <w:u w:val="single"/>
-          </w:rPr>
-          <w:t>使徒行傳二章42節</w:t>
-        </w:r>
-      </w:hyperlink>
-      <w:r>
-        <w:rPr>
-          <w:lang w:val="zh_TW" w:bidi="zh_TW"/>
-        </w:rPr>
-        <w:t>中，記載了五旬節發生的事情之後，提到「〔他們〕都恆心遵守使徒的教訓，彼此交接，擘餅，祈禱。」此外，「</w:t>
-      </w:r>
-      <w:r>
-        <w:rPr>
-          <w:lang w:val="zh_TW" w:bidi="zh_TW"/>
-        </w:rPr>
-        <w:t>他們天天同心合意恆切地在殿裏，且在家中擘餅，存著歡喜、誠實的心用飯</w:t>
-      </w:r>
-      <w:r>
-        <w:rPr>
-          <w:lang w:val="zh_TW" w:bidi="zh_TW"/>
-        </w:rPr>
-        <w:t>」（</w:t>
-      </w:r>
-      <w:hyperlink r:id="rId66">
-        <w:r>
-          <w:rPr>
-            <w:lang w:val="zh_TW" w:bidi="zh_TW"/>
-          </w:rPr>
-          <w:rPr>
-            <w:color w:val="0000EE"/>
-            <w:u w:val="single"/>
-          </w:rPr>
-          <w:t>徒2:46</w:t>
-        </w:r>
-      </w:hyperlink>
-      <w:r>
-        <w:rPr>
-          <w:lang w:val="zh_TW" w:bidi="zh_TW"/>
-        </w:rPr>
-        <w:t>）。這些話和實踐的原則引發了兩個問題。它們是否僅僅意味著基督徒在一起分享聚餐？</w:t>
-      </w:r>
-      <w:hyperlink r:id="rId66">
-        <w:r>
-          <w:rPr>
-            <w:lang w:val="zh_TW" w:bidi="zh_TW"/>
-          </w:rPr>
-          <w:rPr>
-            <w:color w:val="0000EE"/>
-            <w:u w:val="single"/>
-          </w:rPr>
-          <w:t>使徒行傳二章46節</w:t>
-        </w:r>
-      </w:hyperlink>
-      <w:r>
-        <w:rPr>
-          <w:lang w:val="zh_TW" w:bidi="zh_TW"/>
-        </w:rPr>
-        <w:t>似乎將擘餅和用飯視為兩個獨立的行動。此外，</w:t>
-      </w:r>
-      <w:hyperlink r:id="rId66">
-        <w:r>
-          <w:rPr>
-            <w:lang w:val="zh_TW" w:bidi="zh_TW"/>
-          </w:rPr>
-          <w:rPr>
-            <w:color w:val="0000EE"/>
-            <w:u w:val="single"/>
-          </w:rPr>
-          <w:t>使徒行傳二十章7節</w:t>
-        </w:r>
-      </w:hyperlink>
-      <w:r>
-        <w:rPr>
-          <w:lang w:val="zh_TW" w:bidi="zh_TW"/>
-        </w:rPr>
-        <w:t>在談到特羅亞的基督徒「</w:t>
-      </w:r>
-      <w:r>
-        <w:rPr>
-          <w:lang w:val="zh_TW" w:bidi="zh_TW"/>
-        </w:rPr>
-        <w:t>七日的第一日，我們聚會擘餅的時候</w:t>
-      </w:r>
-      <w:r>
-        <w:rPr>
-          <w:lang w:val="zh_TW" w:bidi="zh_TW"/>
-        </w:rPr>
-        <w:t>」似乎明顯地暗示這是一個基督教的禮拜，而不僅僅是一頓飯。從</w:t>
-      </w:r>
-      <w:hyperlink r:id="rId67">
-        <w:r>
-          <w:rPr>
-            <w:lang w:val="zh_TW" w:bidi="zh_TW"/>
-          </w:rPr>
-          <w:rPr>
-            <w:color w:val="0000EE"/>
-            <w:u w:val="single"/>
-          </w:rPr>
-          <w:t>哥林多前書第十章</w:t>
-        </w:r>
-      </w:hyperlink>
-      <w:r>
-        <w:rPr>
-          <w:lang w:val="zh_TW" w:bidi="zh_TW"/>
-        </w:rPr>
-        <w:t>，也許從</w:t>
-      </w:r>
-      <w:hyperlink r:id="rId68">
-        <w:r>
-          <w:rPr>
-            <w:lang w:val="zh_TW" w:bidi="zh_TW"/>
-          </w:rPr>
-          <w:rPr>
-            <w:color w:val="0000EE"/>
-            <w:u w:val="single"/>
-          </w:rPr>
-          <w:t>猶大書12節</w:t>
-        </w:r>
-      </w:hyperlink>
-      <w:r>
-        <w:rPr>
-          <w:lang w:val="zh_TW" w:bidi="zh_TW"/>
-        </w:rPr>
-        <w:t>中提到的「</w:t>
-      </w:r>
-      <w:r>
-        <w:rPr>
-          <w:lang w:val="zh_TW" w:bidi="zh_TW"/>
-        </w:rPr>
-        <w:t>愛席</w:t>
-      </w:r>
-      <w:r>
-        <w:rPr>
-          <w:lang w:val="zh_TW" w:bidi="zh_TW"/>
-        </w:rPr>
-        <w:t>」，我們可以合理地推斷，基督徒團契中的一頓飯和聖餐的慶祝是密不可分的。第二個問題是，最早的「擘餅」是否如在耶路撒冷教會中，是一個不同於餅和酒的儀式，前者是回憶門徒與復活的主的團契，後者則是特別回憶祂的犧牲之死？我們沒有直接的證據來支持這種觀點。福音書所見證的主餐涉及擘餅和分享杯以紀念基督的血「為多人流出」。我們也可以假設，使徒保羅所接受、遵循並傳遞給他人的傳統，可以追溯到他作為基督徒最初的歲月，因其涉及擘餅和分享杯以紀念基督，從而宣告主的死直到祂的再來。</w:t>
-      </w:r>
-    </w:p>
-    <w:p>
-      <w:pPr>
-        <w:pStyle w:val="Heading3"/>
-      </w:pPr>
-      <w:r>
-        <w:rPr>
-          <w:lang w:val="zh_TW" w:bidi="zh_TW"/>
-        </w:rPr>
-        <w:t>保羅的教導</w:t>
-      </w:r>
-    </w:p>
-    <w:p>
-      <w:pPr/>
-      <w:r>
-        <w:rPr>
-          <w:lang w:val="zh_TW" w:bidi="zh_TW"/>
-        </w:rPr>
-      </w:r>
-      <w:r>
-        <w:rPr>
-          <w:lang w:val="zh_TW" w:bidi="zh_TW"/>
-        </w:rPr>
-        <w:t>在保羅的教導中，如同福音書，主餐明顯指回顧並感恩紀念基督為世人的罪一次獻上的獻祭，且意識到主在當下與祂的子民同在，並懷著希望展望未來。與聖餐相關的其它教導在</w:t>
-      </w:r>
-      <w:hyperlink r:id="rId69">
-        <w:r>
-          <w:rPr>
-            <w:lang w:val="zh_TW" w:bidi="zh_TW"/>
-          </w:rPr>
-          <w:rPr>
-            <w:color w:val="0000EE"/>
-            <w:u w:val="single"/>
-          </w:rPr>
-          <w:t>哥林多前書十至十一章</w:t>
-        </w:r>
-      </w:hyperlink>
-      <w:r>
-        <w:rPr>
-          <w:lang w:val="zh_TW" w:bidi="zh_TW"/>
-        </w:rPr>
-        <w:t>中有所闡述。這些教導源於哥林多教會情況的實際面；基督徒需要注意以任何形式轉回到偶像崇拜的危險；以及團契中可能出現的分裂，其中包括富人與窮人之間的分裂。</w:t>
-      </w:r>
-    </w:p>
-    <w:p>
-      <w:pPr>
-        <w:pStyle w:val="Heading4"/>
-      </w:pPr>
-      <w:r>
-        <w:rPr>
-          <w:lang w:val="zh_TW" w:bidi="zh_TW"/>
-        </w:rPr>
-        <w:t>與基督相交</w:t>
-      </w:r>
-    </w:p>
-    <w:p>
-      <w:pPr/>
-      <w:r>
-        <w:rPr>
-          <w:lang w:val="zh_TW" w:bidi="zh_TW"/>
-        </w:rPr>
-      </w:r>
-      <w:r>
-        <w:rPr>
-          <w:lang w:val="zh_TW" w:bidi="zh_TW"/>
-        </w:rPr>
-        <w:t>參與餅和喝杯被描述為與基督有份，就像分享祭祀餐就意味著參與在「鬼的</w:t>
-      </w:r>
-      <w:r>
-        <w:rPr>
-          <w:lang w:val="zh_TW" w:bidi="zh_TW"/>
-        </w:rPr>
-        <w:t>筵席</w:t>
-      </w:r>
-      <w:r>
-        <w:rPr>
-          <w:lang w:val="zh_TW" w:bidi="zh_TW"/>
-        </w:rPr>
-        <w:t>」上（</w:t>
-      </w:r>
-      <w:hyperlink r:id="rId70">
-        <w:r>
-          <w:rPr>
-            <w:lang w:val="zh_TW" w:bidi="zh_TW"/>
-          </w:rPr>
-          <w:rPr>
-            <w:color w:val="0000EE"/>
-            <w:u w:val="single"/>
-          </w:rPr>
-          <w:t>林前10:21</w:t>
-        </w:r>
-      </w:hyperlink>
-      <w:r>
-        <w:rPr>
-          <w:lang w:val="zh_TW" w:bidi="zh_TW"/>
-        </w:rPr>
-        <w:t>）。「</w:t>
-      </w:r>
-      <w:r>
-        <w:rPr>
-          <w:lang w:val="zh_TW" w:bidi="zh_TW"/>
-        </w:rPr>
-        <w:t>我們所祝福的杯，豈不是同領基督的血嗎？我們所擘開的餅，豈不是同領基督的身體嗎？</w:t>
-      </w:r>
-      <w:r>
-        <w:rPr>
-          <w:lang w:val="zh_TW" w:bidi="zh_TW"/>
-        </w:rPr>
-        <w:t>」（</w:t>
-      </w:r>
-      <w:hyperlink r:id="rId17">
-        <w:r>
-          <w:rPr>
-            <w:lang w:val="zh_TW" w:bidi="zh_TW"/>
-          </w:rPr>
-          <w:rPr>
-            <w:color w:val="0000EE"/>
-            <w:u w:val="single"/>
-          </w:rPr>
-          <w:t>16）</w:t>
-        </w:r>
-      </w:hyperlink>
-      <w:r>
-        <w:rPr>
-          <w:lang w:val="zh_TW" w:bidi="zh_TW"/>
-        </w:rPr>
-        <w:t>。「同領」是希臘詞koinonia的翻譯，在新約經文中常被譯為「團契」。當主餐被慶祝時，常常不僅紀念的是耶穌死前的最後晚餐，也紀念祂第一次復活與門徒同在時，在擘餅的時候讓他們認出祂來（</w:t>
-      </w:r>
-      <w:hyperlink r:id="rId71">
-        <w:r>
-          <w:rPr>
-            <w:lang w:val="zh_TW" w:bidi="zh_TW"/>
-          </w:rPr>
-          <w:rPr>
-            <w:color w:val="0000EE"/>
-            <w:u w:val="single"/>
-          </w:rPr>
-          <w:t>路24:30–35</w:t>
-        </w:r>
-      </w:hyperlink>
-      <w:r>
-        <w:rPr>
-          <w:lang w:val="zh_TW" w:bidi="zh_TW"/>
-        </w:rPr>
-        <w:t>）。他們繼續經歷與祂的團契。</w:t>
-      </w:r>
-    </w:p>
-    <w:p>
-      <w:pPr>
-        <w:pStyle w:val="Heading4"/>
-      </w:pPr>
-      <w:r>
-        <w:rPr>
-          <w:lang w:val="zh_TW" w:bidi="zh_TW"/>
-        </w:rPr>
-        <w:t>基督的餵養</w:t>
-      </w:r>
-    </w:p>
-    <w:p>
-      <w:pPr/>
-      <w:r>
-        <w:rPr>
-          <w:lang w:val="zh_TW" w:bidi="zh_TW"/>
-        </w:rPr>
-      </w:r>
-      <w:r>
-        <w:rPr>
-          <w:lang w:val="zh_TW" w:bidi="zh_TW"/>
-        </w:rPr>
-        <w:t>在兩個基督教聖禮中，洗禮具有一次性的性質，而聖餐則是重複的聖禮。基督的生命已經在十字架上為罪一次獻上，我們在轉向祂時找到新生命，洗禮正象徵著這一點。與此同時，這個獻上的生命也不斷地供給我們的需要，滋養我們靈裡的生命，聖餐講述了這種每天在基督裡不斷的餵養。</w:t>
-      </w:r>
-      <w:hyperlink r:id="rId72">
-        <w:r>
-          <w:rPr>
-            <w:lang w:val="zh_TW" w:bidi="zh_TW"/>
-          </w:rPr>
-          <w:rPr>
-            <w:color w:val="0000EE"/>
-            <w:u w:val="single"/>
-          </w:rPr>
-          <w:t>哥林多前書十章3至4節</w:t>
-        </w:r>
-      </w:hyperlink>
-      <w:r>
-        <w:rPr>
-          <w:lang w:val="zh_TW" w:bidi="zh_TW"/>
-        </w:rPr>
-        <w:t>提到「靈食」和「靈水」，並在摩西時代的紅海和曠野事件中找到基督的預表。基督說：「我是生命的糧」，「所以</w:t>
-      </w:r>
-      <w:r>
-        <w:rPr>
-          <w:lang w:val="zh_TW" w:bidi="zh_TW"/>
-        </w:rPr>
-        <w:t>我的肉真是可吃的，我的血真是可喝的</w:t>
-      </w:r>
-      <w:r>
-        <w:rPr>
-          <w:lang w:val="zh_TW" w:bidi="zh_TW"/>
-        </w:rPr>
-        <w:t>」；因此，我們在約翰福音中（</w:t>
-      </w:r>
-      <w:hyperlink r:id="rId73">
-        <w:r>
-          <w:rPr>
-            <w:lang w:val="zh_TW" w:bidi="zh_TW"/>
-          </w:rPr>
-          <w:rPr>
-            <w:color w:val="0000EE"/>
-            <w:u w:val="single"/>
-          </w:rPr>
-          <w:t>約6:35、55</w:t>
-        </w:r>
-      </w:hyperlink>
-      <w:r>
-        <w:rPr>
-          <w:lang w:val="zh_TW" w:bidi="zh_TW"/>
-        </w:rPr>
-        <w:t>）所讀到的，與保羅所暗示的關於主餐所表達的——基督徒在靈裡享受基督餵養——是異曲同工的真理。</w:t>
-      </w:r>
-      <w:r>
-        <w:rPr>
-          <w:lang w:val="zh_TW" w:bidi="zh_TW"/>
-        </w:rPr>
-      </w:r>
-      <w:r>
-        <w:rPr>
-          <w:lang w:val="zh_TW" w:bidi="zh_TW"/>
-        </w:rPr>
-      </w:r>
-    </w:p>
-    <w:p>
-      <w:pPr/>
-      <w:r>
-        <w:rPr>
-          <w:lang w:val="zh_TW" w:bidi="zh_TW"/>
-        </w:rPr>
-      </w:r>
-    </w:p>
-    <w:p>
-      <w:pPr>
-        <w:pStyle w:val="Heading2"/>
-      </w:pPr>
-      <w:r>
-        <w:rPr>
-          <w:lang w:val="zh_TW" w:bidi="zh_TW"/>
-        </w:rPr>
-        <w:t>主人</w:t>
-      </w:r>
-      <w:r>
-        <w:rPr>
-          <w:lang w:val="zh_TW" w:bidi="zh_TW"/>
-        </w:rPr>
-      </w:r>
-    </w:p>
-    <w:p>
-      <w:pPr/>
-      <w:r>
-        <w:rPr>
-          <w:lang w:val="zh_TW" w:bidi="zh_TW"/>
-        </w:rPr>
-      </w:r>
-      <w:r>
-        <w:rPr>
-          <w:lang w:val="zh_TW" w:bidi="zh_TW"/>
-        </w:rPr>
-        <w:t>擁有控制、權柄或所有權的人。用「主人」一詞來表示高階級的人。「女主人」是「主人」的女性對應詞。主人可以是：</w:t>
-      </w:r>
-    </w:p>
-    <w:p>
-      <w:pPr>
-        <w:pStyle w:val="ListBullet"/>
-        <w:spacing w:line="240" w:lineRule="auto"/>
-        <w:ind w:left="720"/>
-      </w:pPr>
-      <w:r>
-        <w:rPr>
-          <w:lang w:val="zh_TW" w:bidi="zh_TW"/>
-        </w:rPr>
-      </w:r>
-      <w:r>
-        <w:rPr>
-          <w:lang w:val="zh_TW" w:bidi="zh_TW"/>
-        </w:rPr>
-        <w:t>擁有動物或財產的人（</w:t>
-      </w:r>
-      <w:hyperlink r:id="rId74">
-        <w:r>
-          <w:rPr>
-            <w:lang w:val="zh_TW" w:bidi="zh_TW"/>
-          </w:rPr>
-          <w:rPr>
-            <w:color w:val="0000EE"/>
-            <w:u w:val="single"/>
-          </w:rPr>
-          <w:t>賽1:3</w:t>
-        </w:r>
-      </w:hyperlink>
-      <w:r>
-        <w:rPr>
-          <w:lang w:val="zh_TW" w:bidi="zh_TW"/>
-        </w:rPr>
-        <w:t>）</w:t>
-      </w:r>
-    </w:p>
-    <w:p>
-      <w:pPr>
-        <w:pStyle w:val="ListBullet"/>
-        <w:spacing w:line="240" w:lineRule="auto"/>
-        <w:ind w:left="720"/>
-      </w:pPr>
-      <w:r>
-        <w:rPr>
-          <w:lang w:val="zh_TW" w:bidi="zh_TW"/>
-        </w:rPr>
-      </w:r>
-      <w:r>
-        <w:rPr>
-          <w:lang w:val="zh_TW" w:bidi="zh_TW"/>
-        </w:rPr>
-        <w:t>負責一個家庭的人（</w:t>
-      </w:r>
-      <w:hyperlink r:id="rId75">
-        <w:r>
-          <w:rPr>
-            <w:lang w:val="zh_TW" w:bidi="zh_TW"/>
-          </w:rPr>
-          <w:rPr>
-            <w:color w:val="0000EE"/>
-            <w:u w:val="single"/>
-          </w:rPr>
-          <w:t>可13:35</w:t>
-        </w:r>
-      </w:hyperlink>
-      <w:r>
-        <w:rPr>
-          <w:lang w:val="zh_TW" w:bidi="zh_TW"/>
-        </w:rPr>
-        <w:t>）</w:t>
-      </w:r>
-    </w:p>
-    <w:p>
-      <w:pPr>
-        <w:pStyle w:val="ListBullet"/>
-        <w:spacing w:line="240" w:lineRule="auto"/>
-        <w:ind w:left="720"/>
-      </w:pPr>
-      <w:r>
-        <w:rPr>
-          <w:lang w:val="zh_TW" w:bidi="zh_TW"/>
-        </w:rPr>
-      </w:r>
-      <w:r>
-        <w:rPr>
-          <w:lang w:val="zh_TW" w:bidi="zh_TW"/>
-        </w:rPr>
-        <w:t>擁有僕人或奴隸的人（</w:t>
-      </w:r>
-      <w:hyperlink r:id="rId76">
-        <w:r>
-          <w:rPr>
-            <w:lang w:val="zh_TW" w:bidi="zh_TW"/>
-          </w:rPr>
-          <w:rPr>
-            <w:color w:val="0000EE"/>
-            <w:u w:val="single"/>
-          </w:rPr>
-          <w:t>創16:9</w:t>
-        </w:r>
-      </w:hyperlink>
-      <w:r>
-        <w:rPr>
-          <w:lang w:val="zh_TW" w:bidi="zh_TW"/>
-        </w:rPr>
-        <w:t>，</w:t>
-      </w:r>
-      <w:hyperlink r:id="rId77">
-        <w:r>
-          <w:rPr>
-            <w:lang w:val="zh_TW" w:bidi="zh_TW"/>
-          </w:rPr>
-          <w:rPr>
-            <w:color w:val="0000EE"/>
-            <w:u w:val="single"/>
-          </w:rPr>
-          <w:t>39:3</w:t>
-        </w:r>
-      </w:hyperlink>
-      <w:r>
-        <w:rPr>
-          <w:lang w:val="zh_TW" w:bidi="zh_TW"/>
-        </w:rPr>
-        <w:t>；</w:t>
-      </w:r>
-      <w:hyperlink r:id="rId78">
-        <w:r>
-          <w:rPr>
-            <w:lang w:val="zh_TW" w:bidi="zh_TW"/>
-          </w:rPr>
-          <w:rPr>
-            <w:color w:val="0000EE"/>
-            <w:u w:val="single"/>
-          </w:rPr>
-          <w:t>弗6:5</w:t>
-        </w:r>
-      </w:hyperlink>
-      <w:r>
-        <w:rPr>
-          <w:lang w:val="zh_TW" w:bidi="zh_TW"/>
-        </w:rPr>
-        <w:t>）</w:t>
-      </w:r>
-    </w:p>
-    <w:p>
-      <w:pPr>
-        <w:pStyle w:val="ListBullet"/>
-        <w:spacing w:line="240" w:lineRule="auto"/>
-        <w:ind w:left="720"/>
-      </w:pPr>
-      <w:r>
-        <w:rPr>
-          <w:lang w:val="zh_TW" w:bidi="zh_TW"/>
-        </w:rPr>
-      </w:r>
-      <w:r>
-        <w:rPr>
-          <w:lang w:val="zh_TW" w:bidi="zh_TW"/>
-        </w:rPr>
-        <w:t>一位雇主（</w:t>
-      </w:r>
-      <w:hyperlink r:id="rId79">
-        <w:r>
-          <w:rPr>
-            <w:lang w:val="zh_TW" w:bidi="zh_TW"/>
-          </w:rPr>
-          <w:rPr>
-            <w:color w:val="0000EE"/>
-            <w:u w:val="single"/>
-          </w:rPr>
-          <w:t>路16:3</w:t>
-        </w:r>
-      </w:hyperlink>
-      <w:r>
-        <w:rPr>
-          <w:lang w:val="zh_TW" w:bidi="zh_TW"/>
-        </w:rPr>
-        <w:t>）</w:t>
-      </w:r>
-    </w:p>
-    <w:p>
-      <w:pPr>
-        <w:pStyle w:val="ListBullet"/>
-        <w:spacing w:line="240" w:lineRule="auto"/>
-        <w:ind w:left="720"/>
-      </w:pPr>
-      <w:r>
-        <w:rPr>
-          <w:lang w:val="zh_TW" w:bidi="zh_TW"/>
-        </w:rPr>
-      </w:r>
-      <w:r>
-        <w:rPr>
-          <w:lang w:val="zh_TW" w:bidi="zh_TW"/>
-        </w:rPr>
-        <w:t>一位老師（</w:t>
-      </w:r>
-      <w:hyperlink r:id="rId80">
-        <w:r>
-          <w:rPr>
-            <w:lang w:val="zh_TW" w:bidi="zh_TW"/>
-          </w:rPr>
-          <w:rPr>
-            <w:color w:val="0000EE"/>
-            <w:u w:val="single"/>
-          </w:rPr>
-          <w:t>路9:49</w:t>
-        </w:r>
-      </w:hyperlink>
-      <w:r>
-        <w:rPr>
-          <w:lang w:val="zh_TW" w:bidi="zh_TW"/>
-        </w:rPr>
-        <w:t>；比較</w:t>
-      </w:r>
-      <w:hyperlink r:id="rId81">
-        <w:r>
-          <w:rPr>
-            <w:lang w:val="zh_TW" w:bidi="zh_TW"/>
-          </w:rPr>
-          <w:rPr>
-            <w:color w:val="0000EE"/>
-            <w:u w:val="single"/>
-          </w:rPr>
-          <w:t>：可9:38</w:t>
-        </w:r>
-      </w:hyperlink>
-      <w:r>
-        <w:rPr>
-          <w:lang w:val="zh_TW" w:bidi="zh_TW"/>
-        </w:rPr>
-        <w:t>，使用「夫子」而不是「主人」）</w:t>
-      </w:r>
-    </w:p>
-    <w:p>
-      <w:pPr>
-        <w:pStyle w:val="ListBullet"/>
-        <w:spacing w:line="240" w:lineRule="auto"/>
-        <w:ind w:left="720"/>
-      </w:pPr>
-      <w:r>
-        <w:rPr>
-          <w:lang w:val="zh_TW" w:bidi="zh_TW"/>
-        </w:rPr>
-      </w:r>
-      <w:r>
-        <w:rPr>
-          <w:lang w:val="zh_TW" w:bidi="zh_TW"/>
-        </w:rPr>
-        <w:t>天上的主（</w:t>
-      </w:r>
-      <w:hyperlink r:id="rId82">
-        <w:r>
-          <w:rPr>
-            <w:lang w:val="zh_TW" w:bidi="zh_TW"/>
-          </w:rPr>
-          <w:rPr>
-            <w:color w:val="0000EE"/>
-            <w:u w:val="single"/>
-          </w:rPr>
-          <w:t>弗6:9</w:t>
-        </w:r>
-      </w:hyperlink>
-      <w:r>
-        <w:rPr>
-          <w:lang w:val="zh_TW" w:bidi="zh_TW"/>
-        </w:rPr>
-        <w:t>）</w:t>
-      </w:r>
-    </w:p>
-    <w:p>
-      <w:pPr/>
-      <w:r>
-        <w:rPr>
-          <w:lang w:val="zh_TW" w:bidi="zh_TW"/>
-        </w:rPr>
-      </w:r>
-      <w:r>
-        <w:rPr>
-          <w:lang w:val="zh_TW" w:bidi="zh_TW"/>
-        </w:rPr>
-        <w:t>「主」這個詞經常用來描述耶穌。當希臘文</w:t>
-      </w:r>
-      <w:r>
-        <w:rPr>
           <w:i/>
           <w:lang w:val="zh_TW" w:bidi="zh_TW"/>
         </w:rPr>
-        <w:t>kurios</w:t>
-      </w:r>
-      <w:r>
-        <w:rPr>
-          <w:lang w:val="zh_TW" w:bidi="zh_TW"/>
-        </w:rPr>
-        <w:t>（通常翻譯為「主」）指的是耶穌時，它強調了神賦予祂的權柄以及祂在信徒生活中作主的角色。</w:t>
+        <w:t>另見</w:t>
+      </w:r>
+      <w:r>
+        <w:rPr>
+          <w:lang w:val="zh_TW" w:bidi="zh_TW"/>
+        </w:rPr>
+        <w:t>聖戰</w:t>
+      </w:r>
+      <w:r>
+        <w:rPr>
+          <w:lang w:val="zh_TW" w:bidi="zh_TW"/>
+        </w:rPr>
+        <w:t>。</w:t>
       </w:r>
       <w:r>
         <w:rPr>

--- a/zht/docx/203.content.docx
+++ b/zht/docx/203.content.docx
@@ -149,7 +149,7 @@
         <w:rPr>
           <w:lang w:val="zh_TW" w:bidi="zh_TW"/>
         </w:rPr>
-        <w:t>zhou</w:t>
+        <w:t>yuan</w:t>
       </w:r>
       <w:r>
         <w:rPr>
@@ -212,7 +212,7 @@
         <w:rPr>
           <w:lang w:val="zh_TW" w:bidi="zh_TW"/>
         </w:rPr>
-        <w:t>咒詛，被咒詛</w:t>
+        <w:t>原始福音</w:t>
       </w:r>
       <w:r>
         <w:rPr>
@@ -231,7 +231,40 @@
         <w:rPr>
           <w:lang w:val="zh_TW" w:bidi="zh_TW"/>
         </w:rPr>
-        <w:t>「咒詛」是嚴肅的宣告或禱告，求神審判某人、群體或其他事物（如土地或國家）。</w:t>
+        <w:t>這個詞語意指「第一個福音」。它由兩個希臘詞組成：</w:t>
+      </w:r>
+      <w:r>
+        <w:rPr>
+          <w:i/>
+          <w:lang w:val="zh_TW" w:bidi="zh_TW"/>
+        </w:rPr>
+        <w:t>protos</w:t>
+      </w:r>
+      <w:r>
+        <w:rPr>
+          <w:lang w:val="zh_TW" w:bidi="zh_TW"/>
+        </w:rPr>
+        <w:t>（意為「第一」）和</w:t>
+      </w:r>
+      <w:r>
+        <w:rPr>
+          <w:i/>
+          <w:lang w:val="zh_TW" w:bidi="zh_TW"/>
+        </w:rPr>
+        <w:t xml:space="preserve">evangelion </w:t>
+      </w:r>
+      <w:r>
+        <w:rPr>
+          <w:lang w:val="zh_TW" w:bidi="zh_TW"/>
+        </w:rPr>
+        <w:t>（意為「福音」或「好消息」）</w:t>
+      </w:r>
+      <w:r>
+        <w:rPr>
+          <w:i/>
+          <w:lang w:val="zh_TW" w:bidi="zh_TW"/>
+        </w:rPr>
+        <w:t>。</w:t>
       </w:r>
     </w:p>
     <w:p>
@@ -245,60 +278,7 @@
         <w:rPr>
           <w:lang w:val="zh_TW" w:bidi="zh_TW"/>
         </w:rPr>
-        <w:t>「咒詛」一詞也可以指神已經施行、或已定意執行的審判。</w:t>
-      </w:r>
-    </w:p>
-    <w:p>
-      <w:pPr/>
-      <w:r>
-        <w:rPr>
-          <w:lang w:val="zh_TW" w:bidi="zh_TW"/>
-        </w:rPr>
-      </w:r>
-      <w:r>
-        <w:rPr>
-          <w:lang w:val="zh_TW" w:bidi="zh_TW"/>
-        </w:rPr>
-        <w:t>從本質上來說，咒詛與祝福是完全對立的。</w:t>
-      </w:r>
-    </w:p>
-    <w:p>
-      <w:pPr>
-        <w:pStyle w:val="Heading3"/>
-      </w:pPr>
-      <w:r>
-        <w:rPr>
-          <w:lang w:val="zh_TW" w:bidi="zh_TW"/>
-        </w:rPr>
-        <w:t>異教信仰</w:t>
-      </w:r>
-    </w:p>
-    <w:p>
-      <w:pPr/>
-      <w:r>
-        <w:rPr>
-          <w:lang w:val="zh_TW" w:bidi="zh_TW"/>
-        </w:rPr>
-      </w:r>
-      <w:r>
-        <w:rPr>
-          <w:lang w:val="zh_TW" w:bidi="zh_TW"/>
-        </w:rPr>
-        <w:t>咒詛與賜福在古代異教的觀念中彼此相連，人們相信「諸神」的靈會因著某人重複唸特定咒語或做某些行為（例如獻祭）而出現，並為他出手。當時的人認為，說出口的咒詛具有隱秘的能力，能使災禍臨到敵人。有些異教文化會把咒詛寫在陶罐上，然後把陶罐打碎，以象徵地啟動或完成預期的咒詛。</w:t>
-      </w:r>
-    </w:p>
-    <w:p>
-      <w:pPr/>
-      <w:r>
-        <w:rPr>
-          <w:lang w:val="zh_TW" w:bidi="zh_TW"/>
-        </w:rPr>
-      </w:r>
-      <w:r>
-        <w:rPr>
-          <w:lang w:val="zh_TW" w:bidi="zh_TW"/>
-        </w:rPr>
-        <w:t>墳墓常以咒詛來防止褻瀆者靠近。王室的銘文也會用詛咒的語句保護，針對任何企圖改動、破壞或違背該命令的人（</w:t>
+        <w:t>它指的是在人墮落（人類首次犯罪）之後，神所說出的第一個救贖信息。神對撒但（以蛇的形象出現）說：「我又要叫你和女人彼此為仇； 你的後裔和女人的後裔也彼此為仇。 女人的後裔要傷你的頭； 你要傷他的腳跟」（</w:t>
       </w:r>
       <w:hyperlink r:id="rId13">
         <w:r>
@@ -309,104 +289,7 @@
             <w:color w:val="0000EE"/>
             <w:u w:val="single"/>
           </w:rPr>
-          <w:t>拉6:11–12</w:t>
-        </w:r>
-      </w:hyperlink>
-      <w:r>
-        <w:rPr>
-          <w:lang w:val="zh_TW" w:bidi="zh_TW"/>
-        </w:rPr>
-        <w:t>）。</w:t>
-      </w:r>
-    </w:p>
-    <w:p>
-      <w:pPr>
-        <w:pStyle w:val="Heading3"/>
-      </w:pPr>
-      <w:r>
-        <w:rPr>
-          <w:lang w:val="zh_TW" w:bidi="zh_TW"/>
-        </w:rPr>
-        <w:t>舊約聖經時期的咒詛</w:t>
-      </w:r>
-    </w:p>
-    <w:p>
-      <w:pPr/>
-      <w:r>
-        <w:rPr>
-          <w:lang w:val="zh_TW" w:bidi="zh_TW"/>
-        </w:rPr>
-      </w:r>
-      <w:r>
-        <w:rPr>
-          <w:lang w:val="zh_TW" w:bidi="zh_TW"/>
-        </w:rPr>
-        <w:t>在以色列人中，有一種咒詛只在神所監察之約的架構之內，才能生效，而人們說出該咒詛是為了彰顯公義。在舊約聖經裡，咒詛是約的關係的重要部分——無論是神與群體、神與個人，或群體之間的關係。違背約的條款，就等於自招約的咒詛。若在其它情況下發出咒詛，咒詛就無效。「麻雀往來，燕子翻飛； 這樣，無故的咒詛也必不臨到」（</w:t>
-      </w:r>
-      <w:hyperlink r:id="rId14">
-        <w:r>
-          <w:rPr>
-            <w:lang w:val="zh_TW" w:bidi="zh_TW"/>
-          </w:rPr>
-          <w:rPr>
-            <w:color w:val="0000EE"/>
-            <w:u w:val="single"/>
-          </w:rPr>
-          <w:t>箴26:2</w:t>
-        </w:r>
-      </w:hyperlink>
-      <w:r>
-        <w:rPr>
-          <w:lang w:val="zh_TW" w:bidi="zh_TW"/>
-        </w:rPr>
-        <w:t>）。人可以藉著宣告祝福而撤回咒詛（</w:t>
-      </w:r>
-      <w:hyperlink r:id="rId15">
-        <w:r>
-          <w:rPr>
-            <w:lang w:val="zh_TW" w:bidi="zh_TW"/>
-          </w:rPr>
-          <w:rPr>
-            <w:color w:val="0000EE"/>
-            <w:u w:val="single"/>
-          </w:rPr>
-          <w:t>出12:32</w:t>
-        </w:r>
-      </w:hyperlink>
-      <w:r>
-        <w:rPr>
-          <w:lang w:val="zh_TW" w:bidi="zh_TW"/>
-        </w:rPr>
-        <w:t>；</w:t>
-      </w:r>
-      <w:hyperlink r:id="rId16">
-        <w:r>
-          <w:rPr>
-            <w:lang w:val="zh_TW" w:bidi="zh_TW"/>
-          </w:rPr>
-          <w:rPr>
-            <w:color w:val="0000EE"/>
-            <w:u w:val="single"/>
-          </w:rPr>
-          <w:t>士17:1–2</w:t>
-        </w:r>
-      </w:hyperlink>
-      <w:r>
-        <w:rPr>
-          <w:lang w:val="zh_TW" w:bidi="zh_TW"/>
-        </w:rPr>
-        <w:t>；</w:t>
-      </w:r>
-      <w:hyperlink r:id="rId17">
-        <w:r>
-          <w:rPr>
-            <w:lang w:val="zh_TW" w:bidi="zh_TW"/>
-          </w:rPr>
-          <w:rPr>
-            <w:color w:val="0000EE"/>
-            <w:u w:val="single"/>
-          </w:rPr>
-          <w:t>撒下21:1–3</w:t>
+          <w:t>創3:15</w:t>
         </w:r>
       </w:hyperlink>
       <w:r>
@@ -427,9 +310,9 @@
         <w:rPr>
           <w:lang w:val="zh_TW" w:bidi="zh_TW"/>
         </w:rPr>
-        <w:t>摩西的律法禁止人咒詛父母（</w:t>
+        <w:t>在這個原始福音（或第一個福音）中，我們首次看到那位偉大救贖主，啟示出人性（她的後裔）與神性（擊碎蛇的頭）。神應許將有一位救贖主出現，祂將毀滅撒但，但在此過程中祂也將受苦。這是指向耶穌在十字架上的死。藉著那受苦之死，耶穌敗壞了那掌死權的魔鬼（</w:t>
       </w:r>
-      <w:hyperlink r:id="rId18">
+      <w:hyperlink r:id="rId14">
         <w:r>
           <w:rPr>
             <w:lang w:val="zh_TW" w:bidi="zh_TW"/>
@@ -438,241 +321,7 @@
             <w:color w:val="0000EE"/>
             <w:u w:val="single"/>
           </w:rPr>
-          <w:t>出21:17</w:t>
-        </w:r>
-      </w:hyperlink>
-      <w:r>
-        <w:rPr>
-          <w:lang w:val="zh_TW" w:bidi="zh_TW"/>
-        </w:rPr>
-        <w:t>；參</w:t>
-      </w:r>
-      <w:hyperlink r:id="rId19">
-        <w:r>
-          <w:rPr>
-            <w:lang w:val="zh_TW" w:bidi="zh_TW"/>
-          </w:rPr>
-          <w:rPr>
-            <w:color w:val="0000EE"/>
-            <w:u w:val="single"/>
-          </w:rPr>
-          <w:t>箴20:20</w:t>
-        </w:r>
-      </w:hyperlink>
-      <w:r>
-        <w:rPr>
-          <w:lang w:val="zh_TW" w:bidi="zh_TW"/>
-        </w:rPr>
-        <w:t>；</w:t>
-      </w:r>
-      <w:hyperlink r:id="rId20">
-        <w:r>
-          <w:rPr>
-            <w:lang w:val="zh_TW" w:bidi="zh_TW"/>
-          </w:rPr>
-          <w:rPr>
-            <w:color w:val="0000EE"/>
-            <w:u w:val="single"/>
-          </w:rPr>
-          <w:t>太15:4</w:t>
-        </w:r>
-      </w:hyperlink>
-      <w:r>
-        <w:rPr>
-          <w:lang w:val="zh_TW" w:bidi="zh_TW"/>
-        </w:rPr>
-        <w:t>）、咒詛掌權者（</w:t>
-      </w:r>
-      <w:hyperlink r:id="rId21">
-        <w:r>
-          <w:rPr>
-            <w:lang w:val="zh_TW" w:bidi="zh_TW"/>
-          </w:rPr>
-          <w:rPr>
-            <w:color w:val="0000EE"/>
-            <w:u w:val="single"/>
-          </w:rPr>
-          <w:t>出22:28</w:t>
-        </w:r>
-      </w:hyperlink>
-      <w:r>
-        <w:rPr>
-          <w:lang w:val="zh_TW" w:bidi="zh_TW"/>
-        </w:rPr>
-        <w:t>），以及咒詛聾子（</w:t>
-      </w:r>
-      <w:hyperlink r:id="rId22">
-        <w:r>
-          <w:rPr>
-            <w:lang w:val="zh_TW" w:bidi="zh_TW"/>
-          </w:rPr>
-          <w:rPr>
-            <w:color w:val="0000EE"/>
-            <w:u w:val="single"/>
-          </w:rPr>
-          <w:t>利19:14</w:t>
-        </w:r>
-      </w:hyperlink>
-      <w:r>
-        <w:rPr>
-          <w:lang w:val="zh_TW" w:bidi="zh_TW"/>
-        </w:rPr>
-        <w:t>）。一個懷疑妻子不忠的男人，可以要求她接受祭司所施行的試驗，若她有罪，這試驗便會使咒詛臨到她（</w:t>
-      </w:r>
-      <w:hyperlink r:id="rId23">
-        <w:r>
-          <w:rPr>
-            <w:lang w:val="zh_TW" w:bidi="zh_TW"/>
-          </w:rPr>
-          <w:rPr>
-            <w:color w:val="0000EE"/>
-            <w:u w:val="single"/>
-          </w:rPr>
-          <w:t>民5:11–31</w:t>
-        </w:r>
-      </w:hyperlink>
-      <w:r>
-        <w:rPr>
-          <w:lang w:val="zh_TW" w:bidi="zh_TW"/>
-        </w:rPr>
-        <w:t>）。人有時會為了證明自己所說或所起的誓是真實的，而向自己宣告咒詛（</w:t>
-      </w:r>
-      <w:hyperlink r:id="rId24">
-        <w:r>
-          <w:rPr>
-            <w:lang w:val="zh_TW" w:bidi="zh_TW"/>
-          </w:rPr>
-          <w:rPr>
-            <w:color w:val="0000EE"/>
-            <w:u w:val="single"/>
-          </w:rPr>
-          <w:t>民5:19–22</w:t>
-        </w:r>
-      </w:hyperlink>
-      <w:r>
-        <w:rPr>
-          <w:lang w:val="zh_TW" w:bidi="zh_TW"/>
-        </w:rPr>
-        <w:t>；</w:t>
-      </w:r>
-      <w:hyperlink r:id="rId25">
-        <w:r>
-          <w:rPr>
-            <w:lang w:val="zh_TW" w:bidi="zh_TW"/>
-          </w:rPr>
-          <w:rPr>
-            <w:color w:val="0000EE"/>
-            <w:u w:val="single"/>
-          </w:rPr>
-          <w:t>伯31:7–10、16–22</w:t>
-        </w:r>
-      </w:hyperlink>
-      <w:r>
-        <w:rPr>
-          <w:lang w:val="zh_TW" w:bidi="zh_TW"/>
-        </w:rPr>
-        <w:t>；</w:t>
-      </w:r>
-      <w:hyperlink r:id="rId26">
-        <w:r>
-          <w:rPr>
-            <w:lang w:val="zh_TW" w:bidi="zh_TW"/>
-          </w:rPr>
-          <w:rPr>
-            <w:color w:val="0000EE"/>
-            <w:u w:val="single"/>
-          </w:rPr>
-          <w:t>詩137:5–6</w:t>
-        </w:r>
-      </w:hyperlink>
-      <w:r>
-        <w:rPr>
-          <w:lang w:val="zh_TW" w:bidi="zh_TW"/>
-        </w:rPr>
-        <w:t>）。在新約聖經中，使徒彼得否認自己認識耶穌時，也沿襲舊約的慣例使用咒詛（</w:t>
-      </w:r>
-      <w:hyperlink r:id="rId27">
-        <w:r>
-          <w:rPr>
-            <w:lang w:val="zh_TW" w:bidi="zh_TW"/>
-          </w:rPr>
-          <w:rPr>
-            <w:color w:val="0000EE"/>
-            <w:u w:val="single"/>
-          </w:rPr>
-          <w:t>可14:71</w:t>
-        </w:r>
-      </w:hyperlink>
-      <w:r>
-        <w:rPr>
-          <w:lang w:val="zh_TW" w:bidi="zh_TW"/>
-        </w:rPr>
-        <w:t>）。有些想要殺害使徒保羅的人，亦以這種嚴肅的咒詛表明決心（</w:t>
-      </w:r>
-      <w:hyperlink r:id="rId28">
-        <w:r>
-          <w:rPr>
-            <w:lang w:val="zh_TW" w:bidi="zh_TW"/>
-          </w:rPr>
-          <w:rPr>
-            <w:color w:val="0000EE"/>
-            <w:u w:val="single"/>
-          </w:rPr>
-          <w:t>徒23:12、14、21</w:t>
-        </w:r>
-      </w:hyperlink>
-      <w:r>
-        <w:rPr>
-          <w:lang w:val="zh_TW" w:bidi="zh_TW"/>
-        </w:rPr>
-        <w:t>）。咒詛神的人必要受死刑（</w:t>
-      </w:r>
-      <w:hyperlink r:id="rId29">
-        <w:r>
-          <w:rPr>
-            <w:lang w:val="zh_TW" w:bidi="zh_TW"/>
-          </w:rPr>
-          <w:rPr>
-            <w:color w:val="0000EE"/>
-            <w:u w:val="single"/>
-          </w:rPr>
-          <w:t>利24:10–16</w:t>
-        </w:r>
-      </w:hyperlink>
-      <w:r>
-        <w:rPr>
-          <w:lang w:val="zh_TW" w:bidi="zh_TW"/>
-        </w:rPr>
-        <w:t>；參</w:t>
-      </w:r>
-      <w:hyperlink r:id="rId21">
-        <w:r>
-          <w:rPr>
-            <w:lang w:val="zh_TW" w:bidi="zh_TW"/>
-          </w:rPr>
-          <w:rPr>
-            <w:color w:val="0000EE"/>
-            <w:u w:val="single"/>
-          </w:rPr>
-          <w:t>出22:28</w:t>
-        </w:r>
-      </w:hyperlink>
-      <w:r>
-        <w:rPr>
-          <w:lang w:val="zh_TW" w:bidi="zh_TW"/>
-        </w:rPr>
-        <w:t>；</w:t>
-      </w:r>
-      <w:hyperlink r:id="rId30">
-        <w:r>
-          <w:rPr>
-            <w:lang w:val="zh_TW" w:bidi="zh_TW"/>
-          </w:rPr>
-          <w:rPr>
-            <w:color w:val="0000EE"/>
-            <w:u w:val="single"/>
-          </w:rPr>
-          <w:t>賽8:21–22</w:t>
+          <w:t>來2:14</w:t>
         </w:r>
       </w:hyperlink>
       <w:r>
@@ -680,1274 +329,6 @@
           <w:lang w:val="zh_TW" w:bidi="zh_TW"/>
         </w:rPr>
         <w:t>）。</w:t>
-      </w:r>
-    </w:p>
-    <w:p>
-      <w:pPr/>
-      <w:r>
-        <w:rPr>
-          <w:lang w:val="zh_TW" w:bidi="zh_TW"/>
-        </w:rPr>
-      </w:r>
-      <w:r>
-        <w:rPr>
-          <w:lang w:val="zh_TW" w:bidi="zh_TW"/>
-        </w:rPr>
-        <w:t>在聖經歷史中，咒詛的例子包括亞當和夏娃在伊甸園墮落之後，神對蛇以及對土地所宣告的咒詛（</w:t>
-      </w:r>
-      <w:hyperlink r:id="rId31">
-        <w:r>
-          <w:rPr>
-            <w:lang w:val="zh_TW" w:bidi="zh_TW"/>
-          </w:rPr>
-          <w:rPr>
-            <w:color w:val="0000EE"/>
-            <w:u w:val="single"/>
-          </w:rPr>
-          <w:t>創3:14–19</w:t>
-        </w:r>
-      </w:hyperlink>
-      <w:r>
-        <w:rPr>
-          <w:lang w:val="zh_TW" w:bidi="zh_TW"/>
-        </w:rPr>
-        <w:t>）；對該隱（</w:t>
-      </w:r>
-      <w:hyperlink r:id="rId32">
-        <w:r>
-          <w:rPr>
-            <w:lang w:val="zh_TW" w:bidi="zh_TW"/>
-          </w:rPr>
-          <w:rPr>
-            <w:color w:val="0000EE"/>
-            <w:u w:val="single"/>
-          </w:rPr>
-          <w:t>4:11–12</w:t>
-        </w:r>
-      </w:hyperlink>
-      <w:r>
-        <w:rPr>
-          <w:lang w:val="zh_TW" w:bidi="zh_TW"/>
-        </w:rPr>
-        <w:t>）；對那些咒詛族長亞伯拉罕及其後裔的人（</w:t>
-      </w:r>
-      <w:hyperlink r:id="rId33">
-        <w:r>
-          <w:rPr>
-            <w:lang w:val="zh_TW" w:bidi="zh_TW"/>
-          </w:rPr>
-          <w:rPr>
-            <w:color w:val="0000EE"/>
-            <w:u w:val="single"/>
-          </w:rPr>
-          <w:t>12:3</w:t>
-        </w:r>
-      </w:hyperlink>
-      <w:r>
-        <w:rPr>
-          <w:lang w:val="zh_TW" w:bidi="zh_TW"/>
-        </w:rPr>
-        <w:t>）；以及對那些倚靠人的力量而不倚靠耶和華的人（</w:t>
-      </w:r>
-      <w:hyperlink r:id="rId34">
-        <w:r>
-          <w:rPr>
-            <w:lang w:val="zh_TW" w:bidi="zh_TW"/>
-          </w:rPr>
-          <w:rPr>
-            <w:color w:val="0000EE"/>
-            <w:u w:val="single"/>
-          </w:rPr>
-          <w:t>耶17:5</w:t>
-        </w:r>
-      </w:hyperlink>
-      <w:r>
-        <w:rPr>
-          <w:lang w:val="zh_TW" w:bidi="zh_TW"/>
-        </w:rPr>
-        <w:t>）。以色列人往應許之地前行時經過摩押，摩押王巴勒僱用巴蘭來咒詛以色列人；但他和巴蘭都發現，他們無法咒詛神所賜福的人（</w:t>
-      </w:r>
-      <w:hyperlink r:id="rId35">
-        <w:r>
-          <w:rPr>
-            <w:lang w:val="zh_TW" w:bidi="zh_TW"/>
-          </w:rPr>
-          <w:rPr>
-            <w:color w:val="0000EE"/>
-            <w:u w:val="single"/>
-          </w:rPr>
-          <w:t>民22–24章</w:t>
-        </w:r>
-      </w:hyperlink>
-      <w:r>
-        <w:rPr>
-          <w:lang w:val="zh_TW" w:bidi="zh_TW"/>
-        </w:rPr>
-        <w:t>）。約書亞咒詛任何試圖重建耶利哥的人（</w:t>
-      </w:r>
-      <w:hyperlink r:id="rId36">
-        <w:r>
-          <w:rPr>
-            <w:lang w:val="zh_TW" w:bidi="zh_TW"/>
-          </w:rPr>
-          <w:rPr>
-            <w:color w:val="0000EE"/>
-            <w:u w:val="single"/>
-          </w:rPr>
-          <w:t>書6:26</w:t>
-        </w:r>
-      </w:hyperlink>
-      <w:r>
-        <w:rPr>
-          <w:lang w:val="zh_TW" w:bidi="zh_TW"/>
-        </w:rPr>
-        <w:t>；在</w:t>
-      </w:r>
-      <w:hyperlink r:id="rId37">
-        <w:r>
-          <w:rPr>
-            <w:lang w:val="zh_TW" w:bidi="zh_TW"/>
-          </w:rPr>
-          <w:rPr>
-            <w:color w:val="0000EE"/>
-            <w:u w:val="single"/>
-          </w:rPr>
-          <w:t>王上16:34</w:t>
-        </w:r>
-      </w:hyperlink>
-      <w:r>
-        <w:rPr>
-          <w:lang w:val="zh_TW" w:bidi="zh_TW"/>
-        </w:rPr>
-        <w:t>得以應驗）。掃羅王所發的咒詛，幾乎使他的兒子約拿單喪命（</w:t>
-      </w:r>
-      <w:hyperlink r:id="rId38">
-        <w:r>
-          <w:rPr>
-            <w:lang w:val="zh_TW" w:bidi="zh_TW"/>
-          </w:rPr>
-          <w:rPr>
-            <w:color w:val="0000EE"/>
-            <w:u w:val="single"/>
-          </w:rPr>
-          <w:t>撒上14:24、43–45</w:t>
-        </w:r>
-      </w:hyperlink>
-      <w:r>
-        <w:rPr>
-          <w:lang w:val="zh_TW" w:bidi="zh_TW"/>
-        </w:rPr>
-        <w:t>）。舊約聖經還提到許多其它咒詛（例：</w:t>
-      </w:r>
-      <w:hyperlink r:id="rId39">
-        <w:r>
-          <w:rPr>
-            <w:lang w:val="zh_TW" w:bidi="zh_TW"/>
-          </w:rPr>
-          <w:rPr>
-            <w:color w:val="0000EE"/>
-            <w:u w:val="single"/>
-          </w:rPr>
-          <w:t>創9:25，</w:t>
-        </w:r>
-      </w:hyperlink>
-      <w:hyperlink r:id="rId40">
-        <w:r>
-          <w:rPr>
-            <w:lang w:val="zh_TW" w:bidi="zh_TW"/>
-          </w:rPr>
-          <w:rPr>
-            <w:color w:val="0000EE"/>
-            <w:u w:val="single"/>
-          </w:rPr>
-          <w:t>49:5–7</w:t>
-        </w:r>
-      </w:hyperlink>
-      <w:r>
-        <w:rPr>
-          <w:lang w:val="zh_TW" w:bidi="zh_TW"/>
-        </w:rPr>
-        <w:t>；</w:t>
-      </w:r>
-      <w:hyperlink r:id="rId41">
-        <w:r>
-          <w:rPr>
-            <w:lang w:val="zh_TW" w:bidi="zh_TW"/>
-          </w:rPr>
-          <w:rPr>
-            <w:color w:val="0000EE"/>
-            <w:u w:val="single"/>
-          </w:rPr>
-          <w:t>書9:22–23</w:t>
-        </w:r>
-      </w:hyperlink>
-      <w:r>
-        <w:rPr>
-          <w:lang w:val="zh_TW" w:bidi="zh_TW"/>
-        </w:rPr>
-        <w:t>；</w:t>
-      </w:r>
-      <w:hyperlink r:id="rId42">
-        <w:r>
-          <w:rPr>
-            <w:lang w:val="zh_TW" w:bidi="zh_TW"/>
-          </w:rPr>
-          <w:rPr>
-            <w:color w:val="0000EE"/>
-            <w:u w:val="single"/>
-          </w:rPr>
-          <w:t>士9:7–21、57</w:t>
-        </w:r>
-      </w:hyperlink>
-      <w:r>
-        <w:rPr>
-          <w:lang w:val="zh_TW" w:bidi="zh_TW"/>
-        </w:rPr>
-        <w:t>；</w:t>
-      </w:r>
-      <w:hyperlink r:id="rId43">
-        <w:r>
-          <w:rPr>
-            <w:lang w:val="zh_TW" w:bidi="zh_TW"/>
-          </w:rPr>
-          <w:rPr>
-            <w:color w:val="0000EE"/>
-            <w:u w:val="single"/>
-          </w:rPr>
-          <w:t>撒下16:5–13</w:t>
-        </w:r>
-      </w:hyperlink>
-      <w:r>
-        <w:rPr>
-          <w:lang w:val="zh_TW" w:bidi="zh_TW"/>
-        </w:rPr>
-        <w:t>；</w:t>
-      </w:r>
-      <w:hyperlink r:id="rId44">
-        <w:r>
-          <w:rPr>
-            <w:lang w:val="zh_TW" w:bidi="zh_TW"/>
-          </w:rPr>
-          <w:rPr>
-            <w:color w:val="0000EE"/>
-            <w:u w:val="single"/>
-          </w:rPr>
-          <w:t>王上21:17–24</w:t>
-        </w:r>
-      </w:hyperlink>
-      <w:r>
-        <w:rPr>
-          <w:lang w:val="zh_TW" w:bidi="zh_TW"/>
-        </w:rPr>
-        <w:t>；</w:t>
-      </w:r>
-      <w:hyperlink r:id="rId45">
-        <w:r>
-          <w:rPr>
-            <w:lang w:val="zh_TW" w:bidi="zh_TW"/>
-          </w:rPr>
-          <w:rPr>
-            <w:color w:val="0000EE"/>
-            <w:u w:val="single"/>
-          </w:rPr>
-          <w:t>王下2:24</w:t>
-        </w:r>
-      </w:hyperlink>
-      <w:r>
-        <w:rPr>
-          <w:lang w:val="zh_TW" w:bidi="zh_TW"/>
-        </w:rPr>
-        <w:t>；</w:t>
-      </w:r>
-      <w:hyperlink r:id="rId46">
-        <w:r>
-          <w:rPr>
-            <w:lang w:val="zh_TW" w:bidi="zh_TW"/>
-          </w:rPr>
-          <w:rPr>
-            <w:color w:val="0000EE"/>
-            <w:u w:val="single"/>
-          </w:rPr>
-          <w:t>瑪2:2，</w:t>
-        </w:r>
-      </w:hyperlink>
-      <w:hyperlink r:id="rId47">
-        <w:r>
-          <w:rPr>
-            <w:lang w:val="zh_TW" w:bidi="zh_TW"/>
-          </w:rPr>
-          <w:rPr>
-            <w:color w:val="0000EE"/>
-            <w:u w:val="single"/>
-          </w:rPr>
-          <w:t>4:6</w:t>
-        </w:r>
-      </w:hyperlink>
-      <w:r>
-        <w:rPr>
-          <w:lang w:val="zh_TW" w:bidi="zh_TW"/>
-        </w:rPr>
-        <w:t>）。宣告「禍哉」（有英文譯本作destruction〔毀滅〕）也是詛咒的措辭（</w:t>
-      </w:r>
-      <w:hyperlink r:id="rId48">
-        <w:r>
-          <w:rPr>
-            <w:lang w:val="zh_TW" w:bidi="zh_TW"/>
-          </w:rPr>
-          <w:rPr>
-            <w:color w:val="0000EE"/>
-            <w:u w:val="single"/>
-          </w:rPr>
-          <w:t>賽5:8–23</w:t>
-        </w:r>
-      </w:hyperlink>
-      <w:r>
-        <w:rPr>
-          <w:lang w:val="zh_TW" w:bidi="zh_TW"/>
-        </w:rPr>
-        <w:t>；參</w:t>
-      </w:r>
-      <w:hyperlink r:id="rId49">
-        <w:r>
-          <w:rPr>
-            <w:lang w:val="zh_TW" w:bidi="zh_TW"/>
-          </w:rPr>
-          <w:rPr>
-            <w:color w:val="0000EE"/>
-            <w:u w:val="single"/>
-          </w:rPr>
-          <w:t>太23:13–33</w:t>
-        </w:r>
-      </w:hyperlink>
-      <w:r>
-        <w:rPr>
-          <w:lang w:val="zh_TW" w:bidi="zh_TW"/>
-        </w:rPr>
-        <w:t>，其中「有禍了」與「哀哉」能互換使用，可表示悲傷，也可表明即將臨到的災禍與審判）。</w:t>
-      </w:r>
-    </w:p>
-    <w:p>
-      <w:pPr/>
-      <w:r>
-        <w:rPr>
-          <w:lang w:val="zh_TW" w:bidi="zh_TW"/>
-        </w:rPr>
-      </w:r>
-      <w:hyperlink r:id="rId50">
-        <w:r>
-          <w:rPr>
-            <w:lang w:val="zh_TW" w:bidi="zh_TW"/>
-          </w:rPr>
-          <w:rPr>
-            <w:color w:val="0000EE"/>
-            <w:u w:val="single"/>
-          </w:rPr>
-          <w:t>詩篇一〇九篇</w:t>
-        </w:r>
-      </w:hyperlink>
-      <w:r>
-        <w:rPr>
-          <w:lang w:val="zh_TW" w:bidi="zh_TW"/>
-        </w:rPr>
-        <w:t>包含一段長篇的咒詛，針對詩人的敵人，顯然因為他們用虛假的言語攻擊他（另見</w:t>
-      </w:r>
-      <w:hyperlink r:id="rId51">
-        <w:r>
-          <w:rPr>
-            <w:lang w:val="zh_TW" w:bidi="zh_TW"/>
-          </w:rPr>
-          <w:rPr>
-            <w:color w:val="0000EE"/>
-            <w:u w:val="single"/>
-          </w:rPr>
-          <w:t>詩58:6–11</w:t>
-        </w:r>
-      </w:hyperlink>
-      <w:r>
-        <w:rPr>
-          <w:lang w:val="zh_TW" w:bidi="zh_TW"/>
-        </w:rPr>
-        <w:t>，</w:t>
-      </w:r>
-      <w:hyperlink r:id="rId52">
-        <w:r>
-          <w:rPr>
-            <w:lang w:val="zh_TW" w:bidi="zh_TW"/>
-          </w:rPr>
-          <w:rPr>
-            <w:color w:val="0000EE"/>
-            <w:u w:val="single"/>
-          </w:rPr>
-          <w:t>69:19–28</w:t>
-        </w:r>
-      </w:hyperlink>
-      <w:r>
-        <w:rPr>
-          <w:lang w:val="zh_TW" w:bidi="zh_TW"/>
-        </w:rPr>
-        <w:t>，</w:t>
-      </w:r>
-      <w:hyperlink r:id="rId53">
-        <w:r>
-          <w:rPr>
-            <w:lang w:val="zh_TW" w:bidi="zh_TW"/>
-          </w:rPr>
-          <w:rPr>
-            <w:color w:val="0000EE"/>
-            <w:u w:val="single"/>
-          </w:rPr>
-          <w:t>143:12</w:t>
-        </w:r>
-      </w:hyperlink>
-      <w:r>
-        <w:rPr>
-          <w:lang w:val="zh_TW" w:bidi="zh_TW"/>
-        </w:rPr>
-        <w:t>）。先知耶利米也毫不避忌地求神懲罰折磨他的人（</w:t>
-      </w:r>
-      <w:hyperlink r:id="rId54">
-        <w:r>
-          <w:rPr>
-            <w:lang w:val="zh_TW" w:bidi="zh_TW"/>
-          </w:rPr>
-          <w:rPr>
-            <w:color w:val="0000EE"/>
-            <w:u w:val="single"/>
-          </w:rPr>
-          <w:t>耶11:20</w:t>
-        </w:r>
-      </w:hyperlink>
-      <w:r>
-        <w:rPr>
-          <w:lang w:val="zh_TW" w:bidi="zh_TW"/>
-        </w:rPr>
-        <w:t>，</w:t>
-      </w:r>
-      <w:hyperlink r:id="rId55">
-        <w:r>
-          <w:rPr>
-            <w:lang w:val="zh_TW" w:bidi="zh_TW"/>
-          </w:rPr>
-          <w:rPr>
-            <w:color w:val="0000EE"/>
-            <w:u w:val="single"/>
-          </w:rPr>
-          <w:t>12:3</w:t>
-        </w:r>
-      </w:hyperlink>
-      <w:r>
-        <w:rPr>
-          <w:lang w:val="zh_TW" w:bidi="zh_TW"/>
-        </w:rPr>
-        <w:t>，</w:t>
-      </w:r>
-      <w:hyperlink r:id="rId56">
-        <w:r>
-          <w:rPr>
-            <w:lang w:val="zh_TW" w:bidi="zh_TW"/>
-          </w:rPr>
-          <w:rPr>
-            <w:color w:val="0000EE"/>
-            <w:u w:val="single"/>
-          </w:rPr>
-          <w:t>15:15</w:t>
-        </w:r>
-      </w:hyperlink>
-      <w:r>
-        <w:rPr>
-          <w:lang w:val="zh_TW" w:bidi="zh_TW"/>
-        </w:rPr>
-        <w:t>，</w:t>
-      </w:r>
-      <w:hyperlink r:id="rId57">
-        <w:r>
-          <w:rPr>
-            <w:lang w:val="zh_TW" w:bidi="zh_TW"/>
-          </w:rPr>
-          <w:rPr>
-            <w:color w:val="0000EE"/>
-            <w:u w:val="single"/>
-          </w:rPr>
-          <w:t>17:18</w:t>
-        </w:r>
-      </w:hyperlink>
-      <w:r>
-        <w:rPr>
-          <w:lang w:val="zh_TW" w:bidi="zh_TW"/>
-        </w:rPr>
-        <w:t>，</w:t>
-      </w:r>
-      <w:hyperlink r:id="rId58">
-        <w:r>
-          <w:rPr>
-            <w:lang w:val="zh_TW" w:bidi="zh_TW"/>
-          </w:rPr>
-          <w:rPr>
-            <w:color w:val="0000EE"/>
-            <w:u w:val="single"/>
-          </w:rPr>
-          <w:t>18:21–22</w:t>
-        </w:r>
-      </w:hyperlink>
-      <w:r>
-        <w:rPr>
-          <w:lang w:val="zh_TW" w:bidi="zh_TW"/>
-        </w:rPr>
-        <w:t>，</w:t>
-      </w:r>
-      <w:hyperlink r:id="rId59">
-        <w:r>
-          <w:rPr>
-            <w:lang w:val="zh_TW" w:bidi="zh_TW"/>
-          </w:rPr>
-          <w:rPr>
-            <w:color w:val="0000EE"/>
-            <w:u w:val="single"/>
-          </w:rPr>
-          <w:t>20:11–12</w:t>
-        </w:r>
-      </w:hyperlink>
-      <w:r>
-        <w:rPr>
-          <w:lang w:val="zh_TW" w:bidi="zh_TW"/>
-        </w:rPr>
-        <w:t>），甚至求神不要赦免他們（</w:t>
-      </w:r>
-      <w:hyperlink r:id="rId60">
-        <w:r>
-          <w:rPr>
-            <w:lang w:val="zh_TW" w:bidi="zh_TW"/>
-          </w:rPr>
-          <w:rPr>
-            <w:color w:val="0000EE"/>
-            <w:u w:val="single"/>
-          </w:rPr>
-          <w:t>18:23</w:t>
-        </w:r>
-      </w:hyperlink>
-      <w:r>
-        <w:rPr>
-          <w:lang w:val="zh_TW" w:bidi="zh_TW"/>
-        </w:rPr>
-        <w:t>）。這類針對仇敵的咒詛，對今日的基督徒來說並不容易理解，因為它們與新約聖經的教導形成強烈對比，例如「咒詛你們的，要為他祝福」（</w:t>
-      </w:r>
-      <w:hyperlink r:id="rId61">
-        <w:r>
-          <w:rPr>
-            <w:lang w:val="zh_TW" w:bidi="zh_TW"/>
-          </w:rPr>
-          <w:rPr>
-            <w:color w:val="0000EE"/>
-            <w:u w:val="single"/>
-          </w:rPr>
-          <w:t>路6:28</w:t>
-        </w:r>
-      </w:hyperlink>
-      <w:r>
-        <w:rPr>
-          <w:lang w:val="zh_TW" w:bidi="zh_TW"/>
-        </w:rPr>
-        <w:t>；參</w:t>
-      </w:r>
-      <w:hyperlink r:id="rId62">
-        <w:r>
-          <w:rPr>
-            <w:lang w:val="zh_TW" w:bidi="zh_TW"/>
-          </w:rPr>
-          <w:rPr>
-            <w:color w:val="0000EE"/>
-            <w:u w:val="single"/>
-          </w:rPr>
-          <w:t>羅12:14</w:t>
-        </w:r>
-      </w:hyperlink>
-      <w:r>
-        <w:rPr>
-          <w:lang w:val="zh_TW" w:bidi="zh_TW"/>
-        </w:rPr>
-        <w:t>）。耶穌吩咐門徒「要愛你們的仇敵」（</w:t>
-      </w:r>
-      <w:hyperlink r:id="rId63">
-        <w:r>
-          <w:rPr>
-            <w:lang w:val="zh_TW" w:bidi="zh_TW"/>
-          </w:rPr>
-          <w:rPr>
-            <w:color w:val="0000EE"/>
-            <w:u w:val="single"/>
-          </w:rPr>
-          <w:t>太5:44</w:t>
-        </w:r>
-      </w:hyperlink>
-      <w:r>
-        <w:rPr>
-          <w:lang w:val="zh_TW" w:bidi="zh_TW"/>
-        </w:rPr>
-        <w:t>），也許旨在引導人不再停留在舊約中咒詛人的做法，從而更完整理解神「要愛人如己」的誡命。</w:t>
-      </w:r>
-    </w:p>
-    <w:p>
-      <w:pPr>
-        <w:pStyle w:val="Heading4"/>
-      </w:pPr>
-      <w:r>
-        <w:rPr>
-          <w:lang w:val="zh_TW" w:bidi="zh_TW"/>
-        </w:rPr>
-        <w:t>約中的咒詛</w:t>
-      </w:r>
-    </w:p>
-    <w:p>
-      <w:pPr/>
-      <w:r>
-        <w:rPr>
-          <w:lang w:val="zh_TW" w:bidi="zh_TW"/>
-        </w:rPr>
-      </w:r>
-      <w:r>
-        <w:rPr>
-          <w:lang w:val="zh_TW" w:bidi="zh_TW"/>
-        </w:rPr>
-        <w:t>在舊約聖經時代，透過對違約者施加詛咒來保護契約或條約的做法相當普遍。有時立約會以切開牲畜作為印記，立約的雙方要從被切開的牲畜中間走過；被宰的牲畜象徵違約者將會遭受的咒詛。神與族長亞伯拉罕立約時表明，若祂違背這約，祂就願意讓這樣的咒詛臨到自己（</w:t>
-      </w:r>
-      <w:hyperlink r:id="rId64">
-        <w:r>
-          <w:rPr>
-            <w:lang w:val="zh_TW" w:bidi="zh_TW"/>
-          </w:rPr>
-          <w:rPr>
-            <w:color w:val="0000EE"/>
-            <w:u w:val="single"/>
-          </w:rPr>
-          <w:t>創15:7–21</w:t>
-        </w:r>
-      </w:hyperlink>
-      <w:r>
-        <w:rPr>
-          <w:lang w:val="zh_TW" w:bidi="zh_TW"/>
-        </w:rPr>
-        <w:t>）。後來，神指控以色列的首領和百姓違背祂與他們所立的約，並警告違約後必然臨到的後果（</w:t>
-      </w:r>
-      <w:hyperlink r:id="rId65">
-        <w:r>
-          <w:rPr>
-            <w:lang w:val="zh_TW" w:bidi="zh_TW"/>
-          </w:rPr>
-          <w:rPr>
-            <w:color w:val="0000EE"/>
-            <w:u w:val="single"/>
-          </w:rPr>
-          <w:t>耶34:18–19</w:t>
-        </w:r>
-      </w:hyperlink>
-      <w:r>
-        <w:rPr>
-          <w:lang w:val="zh_TW" w:bidi="zh_TW"/>
-        </w:rPr>
-        <w:t>）。神在西奈山與以色列所立之約的核心部分，在於守約人的必蒙賜福，而違約的人必受咒詛（</w:t>
-      </w:r>
-      <w:hyperlink r:id="rId66">
-        <w:r>
-          <w:rPr>
-            <w:lang w:val="zh_TW" w:bidi="zh_TW"/>
-          </w:rPr>
-          <w:rPr>
-            <w:color w:val="0000EE"/>
-            <w:u w:val="single"/>
-          </w:rPr>
-          <w:t>申11:26–28，</w:t>
-        </w:r>
-      </w:hyperlink>
-      <w:hyperlink r:id="rId67">
-        <w:r>
-          <w:rPr>
-            <w:lang w:val="zh_TW" w:bidi="zh_TW"/>
-          </w:rPr>
-          <w:rPr>
-            <w:color w:val="0000EE"/>
-            <w:u w:val="single"/>
-          </w:rPr>
-          <w:t>27:15–26，</w:t>
-        </w:r>
-      </w:hyperlink>
-      <w:hyperlink r:id="rId68">
-        <w:r>
-          <w:rPr>
-            <w:lang w:val="zh_TW" w:bidi="zh_TW"/>
-          </w:rPr>
-          <w:rPr>
-            <w:color w:val="0000EE"/>
-            <w:u w:val="single"/>
-          </w:rPr>
-          <w:t>28:15–68，</w:t>
-        </w:r>
-      </w:hyperlink>
-      <w:hyperlink r:id="rId69">
-        <w:r>
-          <w:rPr>
-            <w:lang w:val="zh_TW" w:bidi="zh_TW"/>
-          </w:rPr>
-          <w:rPr>
-            <w:color w:val="0000EE"/>
-            <w:u w:val="single"/>
-          </w:rPr>
-          <w:t>30:19</w:t>
-        </w:r>
-      </w:hyperlink>
-      <w:r>
-        <w:rPr>
-          <w:lang w:val="zh_TW" w:bidi="zh_TW"/>
-        </w:rPr>
-        <w:t>；參</w:t>
-      </w:r>
-      <w:hyperlink r:id="rId70">
-        <w:r>
-          <w:rPr>
-            <w:lang w:val="zh_TW" w:bidi="zh_TW"/>
-          </w:rPr>
-          <w:rPr>
-            <w:color w:val="0000EE"/>
-            <w:u w:val="single"/>
-          </w:rPr>
-          <w:t>利26:3–39</w:t>
-        </w:r>
-      </w:hyperlink>
-      <w:r>
-        <w:rPr>
-          <w:lang w:val="zh_TW" w:bidi="zh_TW"/>
-        </w:rPr>
-        <w:t>）。在先知耶利米和以西結的時代，以色列確實遭受這些咒詛；包括君王在內的違約者皆面臨著咒詛的威脅（</w:t>
-      </w:r>
-      <w:hyperlink r:id="rId71">
-        <w:r>
-          <w:rPr>
-            <w:lang w:val="zh_TW" w:bidi="zh_TW"/>
-          </w:rPr>
-          <w:rPr>
-            <w:color w:val="0000EE"/>
-            <w:u w:val="single"/>
-          </w:rPr>
-          <w:t>耶11:3</w:t>
-        </w:r>
-      </w:hyperlink>
-      <w:r>
-        <w:rPr>
-          <w:lang w:val="zh_TW" w:bidi="zh_TW"/>
-        </w:rPr>
-        <w:t>；</w:t>
-      </w:r>
-      <w:hyperlink r:id="rId72">
-        <w:r>
-          <w:rPr>
-            <w:lang w:val="zh_TW" w:bidi="zh_TW"/>
-          </w:rPr>
-          <w:rPr>
-            <w:color w:val="0000EE"/>
-            <w:u w:val="single"/>
-          </w:rPr>
-          <w:t>結17:11–21</w:t>
-        </w:r>
-      </w:hyperlink>
-      <w:r>
-        <w:rPr>
-          <w:lang w:val="zh_TW" w:bidi="zh_TW"/>
-        </w:rPr>
-        <w:t>）。</w:t>
-      </w:r>
-    </w:p>
-    <w:p>
-      <w:pPr>
-        <w:pStyle w:val="Heading4"/>
-      </w:pPr>
-      <w:r>
-        <w:rPr>
-          <w:lang w:val="zh_TW" w:bidi="zh_TW"/>
-        </w:rPr>
-        <w:t>關於「當滅的物」的禁令</w:t>
-      </w:r>
-    </w:p>
-    <w:p>
-      <w:pPr/>
-      <w:r>
-        <w:rPr>
-          <w:lang w:val="zh_TW" w:bidi="zh_TW"/>
-        </w:rPr>
-      </w:r>
-      <w:r>
-        <w:rPr>
-          <w:lang w:val="zh_TW" w:bidi="zh_TW"/>
-        </w:rPr>
-        <w:t>一種特別的咒詛就是「禁制」或「當滅的物（anathema）」。嚴格來說，這是一種誓，要把受此咒詛的人、牲畜或物件「獻給」神。在某些情況下，祭司可以使用落在禁制之下的物件（</w:t>
-      </w:r>
-      <w:hyperlink r:id="rId73">
-        <w:r>
-          <w:rPr>
-            <w:lang w:val="zh_TW" w:bidi="zh_TW"/>
-          </w:rPr>
-          <w:rPr>
-            <w:color w:val="0000EE"/>
-            <w:u w:val="single"/>
-          </w:rPr>
-          <w:t>民18:14</w:t>
-        </w:r>
-      </w:hyperlink>
-      <w:r>
-        <w:rPr>
-          <w:lang w:val="zh_TW" w:bidi="zh_TW"/>
-        </w:rPr>
-        <w:t>；</w:t>
-      </w:r>
-      <w:hyperlink r:id="rId74">
-        <w:r>
-          <w:rPr>
-            <w:lang w:val="zh_TW" w:bidi="zh_TW"/>
-          </w:rPr>
-          <w:rPr>
-            <w:color w:val="0000EE"/>
-            <w:u w:val="single"/>
-          </w:rPr>
-          <w:t>結44:29</w:t>
-        </w:r>
-      </w:hyperlink>
-      <w:r>
-        <w:rPr>
-          <w:lang w:val="zh_TW" w:bidi="zh_TW"/>
-        </w:rPr>
-        <w:t>），但這規定不適用於活的生命。所有受禁制的人或牲畜，都要獻給神或毀滅（</w:t>
-      </w:r>
-      <w:hyperlink r:id="rId75">
-        <w:r>
-          <w:rPr>
-            <w:lang w:val="zh_TW" w:bidi="zh_TW"/>
-          </w:rPr>
-          <w:rPr>
-            <w:color w:val="0000EE"/>
-            <w:u w:val="single"/>
-          </w:rPr>
-          <w:t>利27:28–29</w:t>
-        </w:r>
-      </w:hyperlink>
-      <w:r>
-        <w:rPr>
-          <w:lang w:val="zh_TW" w:bidi="zh_TW"/>
-        </w:rPr>
-        <w:t>）。在以色列對外邦鄰國的爭戰中，禁制相當常見；有時會把一切都宣告為當滅的物（</w:t>
-      </w:r>
-      <w:hyperlink r:id="rId76">
-        <w:r>
-          <w:rPr>
-            <w:lang w:val="zh_TW" w:bidi="zh_TW"/>
-          </w:rPr>
-          <w:rPr>
-            <w:color w:val="0000EE"/>
-            <w:u w:val="single"/>
-          </w:rPr>
-          <w:t>書6:17–19</w:t>
-        </w:r>
-      </w:hyperlink>
-      <w:r>
-        <w:rPr>
-          <w:lang w:val="zh_TW" w:bidi="zh_TW"/>
-        </w:rPr>
-        <w:t>），但通常只會毀滅人和外邦的偶像（</w:t>
-      </w:r>
-      <w:hyperlink r:id="rId77">
-        <w:r>
-          <w:rPr>
-            <w:lang w:val="zh_TW" w:bidi="zh_TW"/>
-          </w:rPr>
-          <w:rPr>
-            <w:color w:val="0000EE"/>
-            <w:u w:val="single"/>
-          </w:rPr>
-          <w:t>申2:34，</w:t>
-        </w:r>
-      </w:hyperlink>
-      <w:hyperlink r:id="rId78">
-        <w:r>
-          <w:rPr>
-            <w:lang w:val="zh_TW" w:bidi="zh_TW"/>
-          </w:rPr>
-          <w:rPr>
-            <w:color w:val="0000EE"/>
-            <w:u w:val="single"/>
-          </w:rPr>
-          <w:t>3:6，</w:t>
-        </w:r>
-      </w:hyperlink>
-      <w:hyperlink r:id="rId79">
-        <w:r>
-          <w:rPr>
-            <w:lang w:val="zh_TW" w:bidi="zh_TW"/>
-          </w:rPr>
-          <w:rPr>
-            <w:color w:val="0000EE"/>
-            <w:u w:val="single"/>
-          </w:rPr>
-          <w:t>7:2、25–26</w:t>
-        </w:r>
-      </w:hyperlink>
-      <w:r>
-        <w:rPr>
-          <w:lang w:val="zh_TW" w:bidi="zh_TW"/>
-        </w:rPr>
-        <w:t>，連偶像熔化後的金子也不可保留）。若有人違反禁制，保存了當滅的物的任何部分，他自己也就落在禁制之下。亞干因為不尊重加在耶利哥上的禁制，使那咒詛的後果臨到全以色列，直到他承認自己的罪並被處死為止（</w:t>
-      </w:r>
-      <w:hyperlink r:id="rId80">
-        <w:r>
-          <w:rPr>
-            <w:lang w:val="zh_TW" w:bidi="zh_TW"/>
-          </w:rPr>
-          <w:rPr>
-            <w:color w:val="0000EE"/>
-            <w:u w:val="single"/>
-          </w:rPr>
-          <w:t>書7章</w:t>
-        </w:r>
-      </w:hyperlink>
-      <w:r>
-        <w:rPr>
-          <w:lang w:val="zh_TW" w:bidi="zh_TW"/>
-        </w:rPr>
-        <w:t>）。</w:t>
-      </w:r>
-    </w:p>
-    <w:p>
-      <w:pPr/>
-      <w:r>
-        <w:rPr>
-          <w:lang w:val="zh_TW" w:bidi="zh_TW"/>
-        </w:rPr>
-      </w:r>
-      <w:r>
-        <w:rPr>
-          <w:lang w:val="zh_TW" w:bidi="zh_TW"/>
-        </w:rPr>
-        <w:t>猶太人在被擄歸回後，不再以把人處死的方式實行當滅的物（或禁制）的做法；百姓會把違反咒詛的人趕出會眾，使他不再屬於以色列群體（</w:t>
-      </w:r>
-      <w:hyperlink r:id="rId81">
-        <w:r>
-          <w:rPr>
-            <w:lang w:val="zh_TW" w:bidi="zh_TW"/>
-          </w:rPr>
-          <w:rPr>
-            <w:color w:val="0000EE"/>
-            <w:u w:val="single"/>
-          </w:rPr>
-          <w:t>拉10:8</w:t>
-        </w:r>
-      </w:hyperlink>
-      <w:r>
-        <w:rPr>
-          <w:lang w:val="zh_TW" w:bidi="zh_TW"/>
-        </w:rPr>
-        <w:t>）。這表示那人不再屬於神的百姓，被視為「死了」。</w:t>
-      </w:r>
-    </w:p>
-    <w:p>
-      <w:pPr>
-        <w:pStyle w:val="Heading3"/>
-      </w:pPr>
-      <w:r>
-        <w:rPr>
-          <w:lang w:val="zh_TW" w:bidi="zh_TW"/>
-        </w:rPr>
-        <w:t>新約聖經時代的詛咒</w:t>
-      </w:r>
-    </w:p>
-    <w:p>
-      <w:pPr/>
-      <w:r>
-        <w:rPr>
-          <w:lang w:val="zh_TW" w:bidi="zh_TW"/>
-        </w:rPr>
-      </w:r>
-      <w:r>
-        <w:rPr>
-          <w:lang w:val="zh_TW" w:bidi="zh_TW"/>
-        </w:rPr>
-        <w:t>在新約聖經時期，猶太會堂實行逐出會堂（或當滅的物）的做法（</w:t>
-      </w:r>
-      <w:hyperlink r:id="rId82">
-        <w:r>
-          <w:rPr>
-            <w:lang w:val="zh_TW" w:bidi="zh_TW"/>
-          </w:rPr>
-          <w:rPr>
-            <w:color w:val="0000EE"/>
-            <w:u w:val="single"/>
-          </w:rPr>
-          <w:t>路6:22</w:t>
-        </w:r>
-      </w:hyperlink>
-      <w:r>
-        <w:rPr>
-          <w:lang w:val="zh_TW" w:bidi="zh_TW"/>
-        </w:rPr>
-        <w:t>；</w:t>
-      </w:r>
-      <w:hyperlink r:id="rId83">
-        <w:r>
-          <w:rPr>
-            <w:lang w:val="zh_TW" w:bidi="zh_TW"/>
-          </w:rPr>
-          <w:rPr>
-            <w:color w:val="0000EE"/>
-            <w:u w:val="single"/>
-          </w:rPr>
-          <w:t>約9:22，</w:t>
-        </w:r>
-      </w:hyperlink>
-      <w:hyperlink r:id="rId84">
-        <w:r>
-          <w:rPr>
-            <w:lang w:val="zh_TW" w:bidi="zh_TW"/>
-          </w:rPr>
-          <w:rPr>
-            <w:color w:val="0000EE"/>
-            <w:u w:val="single"/>
-          </w:rPr>
-          <w:t>12:42，</w:t>
-        </w:r>
-      </w:hyperlink>
-      <w:hyperlink r:id="rId85">
-        <w:r>
-          <w:rPr>
-            <w:lang w:val="zh_TW" w:bidi="zh_TW"/>
-          </w:rPr>
-          <w:rPr>
-            <w:color w:val="0000EE"/>
-            <w:u w:val="single"/>
-          </w:rPr>
-          <w:t>16:2</w:t>
-        </w:r>
-      </w:hyperlink>
-      <w:r>
-        <w:rPr>
-          <w:lang w:val="zh_TW" w:bidi="zh_TW"/>
-        </w:rPr>
-        <w:t>）。後來，基督徒也會宣告某些人不再屬於蒙救贖的群體（</w:t>
-      </w:r>
-      <w:hyperlink r:id="rId86">
-        <w:r>
-          <w:rPr>
-            <w:lang w:val="zh_TW" w:bidi="zh_TW"/>
-          </w:rPr>
-          <w:rPr>
-            <w:color w:val="0000EE"/>
-            <w:u w:val="single"/>
-          </w:rPr>
-          <w:t>太18:17</w:t>
-        </w:r>
-      </w:hyperlink>
-      <w:r>
-        <w:rPr>
-          <w:lang w:val="zh_TW" w:bidi="zh_TW"/>
-        </w:rPr>
-        <w:t>），或把他們「交給撒但」（</w:t>
-      </w:r>
-      <w:hyperlink r:id="rId87">
-        <w:r>
-          <w:rPr>
-            <w:lang w:val="zh_TW" w:bidi="zh_TW"/>
-          </w:rPr>
-          <w:rPr>
-            <w:color w:val="0000EE"/>
-            <w:u w:val="single"/>
-          </w:rPr>
-          <w:t>林前5:5</w:t>
-        </w:r>
-      </w:hyperlink>
-      <w:r>
-        <w:rPr>
-          <w:lang w:val="zh_TW" w:bidi="zh_TW"/>
-        </w:rPr>
-        <w:t>；</w:t>
-      </w:r>
-      <w:hyperlink r:id="rId88">
-        <w:r>
-          <w:rPr>
-            <w:lang w:val="zh_TW" w:bidi="zh_TW"/>
-          </w:rPr>
-          <w:rPr>
-            <w:color w:val="0000EE"/>
-            <w:u w:val="single"/>
-          </w:rPr>
-          <w:t>提前1:20</w:t>
-        </w:r>
-      </w:hyperlink>
-      <w:r>
-        <w:rPr>
-          <w:lang w:val="zh_TW" w:bidi="zh_TW"/>
-        </w:rPr>
-        <w:t>）。這兩種做法都源自舊約的禁制。不過與舊約的咒詛不同，只要那人悔改，逐出群體的做法就會立刻解除。</w:t>
-      </w:r>
-    </w:p>
-    <w:p>
-      <w:pPr/>
-      <w:r>
-        <w:rPr>
-          <w:lang w:val="zh_TW" w:bidi="zh_TW"/>
-        </w:rPr>
-      </w:r>
-      <w:r>
-        <w:rPr>
-          <w:lang w:val="zh_TW" w:bidi="zh_TW"/>
-        </w:rPr>
-        <w:t>當滅的物的做法等同把人視為「被拒絕」或「被神咒詛」，因此，未歸信前的大數人掃羅曾試圖迫使基督徒藉著咒詛基督來否認祂（參</w:t>
-      </w:r>
-      <w:hyperlink r:id="rId89">
-        <w:r>
-          <w:rPr>
-            <w:lang w:val="zh_TW" w:bidi="zh_TW"/>
-          </w:rPr>
-          <w:rPr>
-            <w:color w:val="0000EE"/>
-            <w:u w:val="single"/>
-          </w:rPr>
-          <w:t>徒26:11</w:t>
-        </w:r>
-      </w:hyperlink>
-      <w:r>
-        <w:rPr>
-          <w:lang w:val="zh_TW" w:bidi="zh_TW"/>
-        </w:rPr>
-        <w:t>）。後來，當保羅（掃羅）成為使徒後，他警告說，凡被神的靈感動說話的人，都不能說耶穌是可咒詛的（</w:t>
-      </w:r>
-      <w:hyperlink r:id="rId90">
-        <w:r>
-          <w:rPr>
-            <w:lang w:val="zh_TW" w:bidi="zh_TW"/>
-          </w:rPr>
-          <w:rPr>
-            <w:color w:val="0000EE"/>
-            <w:u w:val="single"/>
-          </w:rPr>
-          <w:t>林前12:3</w:t>
-        </w:r>
-      </w:hyperlink>
-      <w:r>
-        <w:rPr>
-          <w:lang w:val="zh_TW" w:bidi="zh_TW"/>
-        </w:rPr>
-        <w:t>）。保羅宣告咒詛（注定要受審判與滅亡）任何宣揚與他及眾使徒所傳不同福音之人（</w:t>
-      </w:r>
-      <w:hyperlink r:id="rId91">
-        <w:r>
-          <w:rPr>
-            <w:lang w:val="zh_TW" w:bidi="zh_TW"/>
-          </w:rPr>
-          <w:rPr>
-            <w:color w:val="0000EE"/>
-            <w:u w:val="single"/>
-          </w:rPr>
-          <w:t>加1:8–9</w:t>
-        </w:r>
-      </w:hyperlink>
-      <w:r>
-        <w:rPr>
-          <w:lang w:val="zh_TW" w:bidi="zh_TW"/>
-        </w:rPr>
-        <w:t>）。保羅說，他寧願自己被咒詛，被剝奪救恩，與神的子民隔絕，也希望使他的同胞以色列人得救（</w:t>
-      </w:r>
-      <w:hyperlink r:id="rId92">
-        <w:r>
-          <w:rPr>
-            <w:lang w:val="zh_TW" w:bidi="zh_TW"/>
-          </w:rPr>
-          <w:rPr>
-            <w:color w:val="0000EE"/>
-            <w:u w:val="single"/>
-          </w:rPr>
-          <w:t>羅9:3</w:t>
-        </w:r>
-      </w:hyperlink>
-      <w:r>
-        <w:rPr>
-          <w:lang w:val="zh_TW" w:bidi="zh_TW"/>
-        </w:rPr>
-        <w:t>）。他的心願反映基督的愛——基督甘願在十字架上受苦受死，承擔「律法的詛咒」，好救贖人脫離這咒詛（</w:t>
-      </w:r>
-      <w:hyperlink r:id="rId93">
-        <w:r>
-          <w:rPr>
-            <w:lang w:val="zh_TW" w:bidi="zh_TW"/>
-          </w:rPr>
-          <w:rPr>
-            <w:color w:val="0000EE"/>
-            <w:u w:val="single"/>
-          </w:rPr>
-          <w:t>加3:8–14</w:t>
-        </w:r>
-      </w:hyperlink>
-      <w:r>
-        <w:rPr>
-          <w:lang w:val="zh_TW" w:bidi="zh_TW"/>
-        </w:rPr>
-        <w:t>；參</w:t>
-      </w:r>
-      <w:hyperlink r:id="rId94">
-        <w:r>
-          <w:rPr>
-            <w:lang w:val="zh_TW" w:bidi="zh_TW"/>
-          </w:rPr>
-          <w:rPr>
-            <w:color w:val="0000EE"/>
-            <w:u w:val="single"/>
-          </w:rPr>
-          <w:t>申21:22–23</w:t>
-        </w:r>
-      </w:hyperlink>
-      <w:r>
-        <w:rPr>
-          <w:lang w:val="zh_TW" w:bidi="zh_TW"/>
-        </w:rPr>
-        <w:t>）。新約聖經應許將來有一日「再沒有咒詛」（</w:t>
-      </w:r>
-      <w:hyperlink r:id="rId95">
-        <w:r>
-          <w:rPr>
-            <w:lang w:val="zh_TW" w:bidi="zh_TW"/>
-          </w:rPr>
-          <w:rPr>
-            <w:color w:val="0000EE"/>
-            <w:u w:val="single"/>
-          </w:rPr>
-          <w:t>啟22:3</w:t>
-        </w:r>
-      </w:hyperlink>
-      <w:r>
-        <w:rPr>
-          <w:lang w:val="zh_TW" w:bidi="zh_TW"/>
-        </w:rPr>
-        <w:t>）。</w:t>
-      </w:r>
-    </w:p>
-    <w:p>
-      <w:pPr/>
-      <w:r>
-        <w:rPr>
-          <w:lang w:val="zh_TW" w:bidi="zh_TW"/>
-        </w:rPr>
-      </w:r>
-      <w:r>
-        <w:rPr>
-          <w:i/>
-          <w:lang w:val="zh_TW" w:bidi="zh_TW"/>
-        </w:rPr>
-        <w:t>另見</w:t>
-      </w:r>
-      <w:r>
-        <w:rPr>
-          <w:lang w:val="zh_TW" w:bidi="zh_TW"/>
-        </w:rPr>
-        <w:t>聖戰</w:t>
-      </w:r>
-      <w:r>
-        <w:rPr>
-          <w:lang w:val="zh_TW" w:bidi="zh_TW"/>
-        </w:rPr>
-        <w:t>。</w:t>
       </w:r>
       <w:r>
         <w:rPr>

--- a/zht/docx/203.content.docx
+++ b/zht/docx/203.content.docx
@@ -149,7 +149,7 @@
         <w:rPr>
           <w:lang w:val="zh_TW" w:bidi="zh_TW"/>
         </w:rPr>
-        <w:t>yuan</w:t>
+        <w:t>ying</w:t>
       </w:r>
       <w:r>
         <w:rPr>
@@ -212,7 +212,7 @@
         <w:rPr>
           <w:lang w:val="zh_TW" w:bidi="zh_TW"/>
         </w:rPr>
-        <w:t>原始福音</w:t>
+        <w:t>應許</w:t>
       </w:r>
       <w:r>
         <w:rPr>
@@ -231,40 +231,18 @@
         <w:rPr>
           <w:lang w:val="zh_TW" w:bidi="zh_TW"/>
         </w:rPr>
-        <w:t>這個詞語意指「第一個福音」。它由兩個希臘詞組成：</w:t>
-      </w:r>
-      <w:r>
-        <w:rPr>
-          <w:i/>
-          <w:lang w:val="zh_TW" w:bidi="zh_TW"/>
-        </w:rPr>
-        <w:t>protos</w:t>
-      </w:r>
-      <w:r>
-        <w:rPr>
-          <w:lang w:val="zh_TW" w:bidi="zh_TW"/>
-        </w:rPr>
-        <w:t>（意為「第一」）和</w:t>
-      </w:r>
-      <w:r>
-        <w:rPr>
-          <w:i/>
-          <w:lang w:val="zh_TW" w:bidi="zh_TW"/>
-        </w:rPr>
-        <w:t xml:space="preserve">evangelion </w:t>
-      </w:r>
-      <w:r>
-        <w:rPr>
-          <w:lang w:val="zh_TW" w:bidi="zh_TW"/>
-        </w:rPr>
-        <w:t>（意為「福音」或「好消息」）</w:t>
-      </w:r>
-      <w:r>
-        <w:rPr>
-          <w:i/>
-          <w:lang w:val="zh_TW" w:bidi="zh_TW"/>
-        </w:rPr>
-        <w:t>。</w:t>
+        <w:t>一個人向另一個人所作的宣告，表示某事將會或不會完成，使另一個人有權期待與應許相應的行為。</w:t>
+      </w:r>
+    </w:p>
+    <w:p>
+      <w:pPr>
+        <w:pStyle w:val="Heading3"/>
+      </w:pPr>
+      <w:r>
+        <w:rPr>
+          <w:lang w:val="zh_TW" w:bidi="zh_TW"/>
+        </w:rPr>
+        <w:t>應許的類型</w:t>
       </w:r>
     </w:p>
     <w:p>
@@ -278,7 +256,7 @@
         <w:rPr>
           <w:lang w:val="zh_TW" w:bidi="zh_TW"/>
         </w:rPr>
-        <w:t>它指的是在人墮落（人類首次犯罪）之後，神所說出的第一個救贖信息。神對撒但（以蛇的形象出現）說：「我又要叫你和女人彼此為仇； 你的後裔和女人的後裔也彼此為仇。 女人的後裔要傷你的頭； 你要傷他的腳跟」（</w:t>
+        <w:t>聖經中有幾個人與人之間彼此應許的例子（例：</w:t>
       </w:r>
       <w:hyperlink r:id="rId13">
         <w:r>
@@ -289,7 +267,61 @@
             <w:color w:val="0000EE"/>
             <w:u w:val="single"/>
           </w:rPr>
-          <w:t>創3:15</w:t>
+          <w:t>民22:17</w:t>
+        </w:r>
+      </w:hyperlink>
+      <w:r>
+        <w:rPr>
+          <w:lang w:val="zh_TW" w:bidi="zh_TW"/>
+        </w:rPr>
+        <w:t>；</w:t>
+      </w:r>
+      <w:hyperlink r:id="rId14">
+        <w:r>
+          <w:rPr>
+            <w:lang w:val="zh_TW" w:bidi="zh_TW"/>
+          </w:rPr>
+          <w:rPr>
+            <w:color w:val="0000EE"/>
+            <w:u w:val="single"/>
+          </w:rPr>
+          <w:t>斯4:7</w:t>
+        </w:r>
+      </w:hyperlink>
+      <w:r>
+        <w:rPr>
+          <w:lang w:val="zh_TW" w:bidi="zh_TW"/>
+        </w:rPr>
+        <w:t>）以及人對神應許的例子（例：</w:t>
+      </w:r>
+      <w:hyperlink r:id="rId15">
+        <w:r>
+          <w:rPr>
+            <w:lang w:val="zh_TW" w:bidi="zh_TW"/>
+          </w:rPr>
+          <w:rPr>
+            <w:color w:val="0000EE"/>
+            <w:u w:val="single"/>
+          </w:rPr>
+          <w:t>尼5:12</w:t>
+        </w:r>
+      </w:hyperlink>
+      <w:r>
+        <w:rPr>
+          <w:lang w:val="zh_TW" w:bidi="zh_TW"/>
+        </w:rPr>
+        <w:t>）。然而，神對人的應許更為重要。這些屬神的應許絕對可信，因為作應許的那位完全有能力成就祂的應許（</w:t>
+      </w:r>
+      <w:hyperlink r:id="rId16">
+        <w:r>
+          <w:rPr>
+            <w:lang w:val="zh_TW" w:bidi="zh_TW"/>
+          </w:rPr>
+          <w:rPr>
+            <w:color w:val="0000EE"/>
+            <w:u w:val="single"/>
+          </w:rPr>
+          <w:t>羅4:21</w:t>
         </w:r>
       </w:hyperlink>
       <w:r>
@@ -310,9 +342,27 @@
         <w:rPr>
           <w:lang w:val="zh_TW" w:bidi="zh_TW"/>
         </w:rPr>
-        <w:t>在這個原始福音（或第一個福音）中，我們首次看到那位偉大救贖主，啟示出人性（她的後裔）與神性（擊碎蛇的頭）。神應許將有一位救贖主出現，祂將毀滅撒但，但在此過程中祂也將受苦。這是指向耶穌在十字架上的死。藉著那受苦之死，耶穌敗壞了那掌死權的魔鬼（</w:t>
-      </w:r>
-      <w:hyperlink r:id="rId14">
+        <w:t>聖經中，神的應許保證領受者得著許多益處，包括：</w:t>
+      </w:r>
+    </w:p>
+    <w:p>
+      <w:pPr>
+        <w:pStyle w:val="ListBullet"/>
+        <w:spacing w:line="240" w:lineRule="auto"/>
+        <w:ind w:left="720"/>
+      </w:pPr>
+      <w:r>
+        <w:rPr>
+          <w:lang w:val="zh_TW" w:bidi="zh_TW"/>
+        </w:rPr>
+      </w:r>
+      <w:r>
+        <w:rPr>
+          <w:lang w:val="zh_TW" w:bidi="zh_TW"/>
+        </w:rPr>
+        <w:t>子民的身份（</w:t>
+      </w:r>
+      <w:hyperlink r:id="rId17">
         <w:r>
           <w:rPr>
             <w:lang w:val="zh_TW" w:bidi="zh_TW"/>
@@ -321,14 +371,1643 @@
             <w:color w:val="0000EE"/>
             <w:u w:val="single"/>
           </w:rPr>
-          <w:t>來2:14</w:t>
+          <w:t>林後6:16–7:1</w:t>
         </w:r>
       </w:hyperlink>
       <w:r>
         <w:rPr>
           <w:lang w:val="zh_TW" w:bidi="zh_TW"/>
         </w:rPr>
+        <w:t>）</w:t>
+      </w:r>
+    </w:p>
+    <w:p>
+      <w:pPr>
+        <w:pStyle w:val="ListBullet"/>
+        <w:spacing w:line="240" w:lineRule="auto"/>
+        <w:ind w:left="720"/>
+      </w:pPr>
+      <w:r>
+        <w:rPr>
+          <w:lang w:val="zh_TW" w:bidi="zh_TW"/>
+        </w:rPr>
+      </w:r>
+      <w:r>
+        <w:rPr>
+          <w:lang w:val="zh_TW" w:bidi="zh_TW"/>
+        </w:rPr>
+        <w:t>罪的赦免 （</w:t>
+      </w:r>
+      <w:hyperlink r:id="rId18">
+        <w:r>
+          <w:rPr>
+            <w:lang w:val="zh_TW" w:bidi="zh_TW"/>
+          </w:rPr>
+          <w:rPr>
+            <w:color w:val="0000EE"/>
+            <w:u w:val="single"/>
+          </w:rPr>
+          <w:t>約一1:9</w:t>
+        </w:r>
+      </w:hyperlink>
+      <w:r>
+        <w:rPr>
+          <w:lang w:val="zh_TW" w:bidi="zh_TW"/>
+        </w:rPr>
+        <w:t>）</w:t>
+      </w:r>
+    </w:p>
+    <w:p>
+      <w:pPr>
+        <w:pStyle w:val="ListBullet"/>
+        <w:spacing w:line="240" w:lineRule="auto"/>
+        <w:ind w:left="720"/>
+      </w:pPr>
+      <w:r>
+        <w:rPr>
+          <w:lang w:val="zh_TW" w:bidi="zh_TW"/>
+        </w:rPr>
+      </w:r>
+      <w:r>
+        <w:rPr>
+          <w:lang w:val="zh_TW" w:bidi="zh_TW"/>
+        </w:rPr>
+        <w:t>回應禱告（</w:t>
+      </w:r>
+      <w:hyperlink r:id="rId19">
+        <w:r>
+          <w:rPr>
+            <w:lang w:val="zh_TW" w:bidi="zh_TW"/>
+          </w:rPr>
+          <w:rPr>
+            <w:color w:val="0000EE"/>
+            <w:u w:val="single"/>
+          </w:rPr>
+          <w:t>路11:9</w:t>
+        </w:r>
+      </w:hyperlink>
+      <w:r>
+        <w:rPr>
+          <w:lang w:val="zh_TW" w:bidi="zh_TW"/>
+        </w:rPr>
+        <w:t>）</w:t>
+      </w:r>
+    </w:p>
+    <w:p>
+      <w:pPr>
+        <w:pStyle w:val="ListBullet"/>
+        <w:spacing w:line="240" w:lineRule="auto"/>
+        <w:ind w:left="720"/>
+      </w:pPr>
+      <w:r>
+        <w:rPr>
+          <w:lang w:val="zh_TW" w:bidi="zh_TW"/>
+        </w:rPr>
+      </w:r>
+      <w:r>
+        <w:rPr>
+          <w:lang w:val="zh_TW" w:bidi="zh_TW"/>
+        </w:rPr>
+        <w:t>脫離試探（</w:t>
+      </w:r>
+      <w:hyperlink r:id="rId20">
+        <w:r>
+          <w:rPr>
+            <w:lang w:val="zh_TW" w:bidi="zh_TW"/>
+          </w:rPr>
+          <w:rPr>
+            <w:color w:val="0000EE"/>
+            <w:u w:val="single"/>
+          </w:rPr>
+          <w:t>林前10:13</w:t>
+        </w:r>
+      </w:hyperlink>
+      <w:r>
+        <w:rPr>
+          <w:lang w:val="zh_TW" w:bidi="zh_TW"/>
+        </w:rPr>
+        <w:t>）</w:t>
+      </w:r>
+    </w:p>
+    <w:p>
+      <w:pPr>
+        <w:pStyle w:val="ListBullet"/>
+        <w:spacing w:line="240" w:lineRule="auto"/>
+        <w:ind w:left="720"/>
+      </w:pPr>
+      <w:r>
+        <w:rPr>
+          <w:lang w:val="zh_TW" w:bidi="zh_TW"/>
+        </w:rPr>
+      </w:r>
+      <w:r>
+        <w:rPr>
+          <w:lang w:val="zh_TW" w:bidi="zh_TW"/>
+        </w:rPr>
+        <w:t>患難中的恩典（</w:t>
+      </w:r>
+      <w:hyperlink r:id="rId21">
+        <w:r>
+          <w:rPr>
+            <w:lang w:val="zh_TW" w:bidi="zh_TW"/>
+          </w:rPr>
+          <w:rPr>
+            <w:color w:val="0000EE"/>
+            <w:u w:val="single"/>
+          </w:rPr>
+          <w:t>林後12:9</w:t>
+        </w:r>
+      </w:hyperlink>
+      <w:r>
+        <w:rPr>
+          <w:lang w:val="zh_TW" w:bidi="zh_TW"/>
+        </w:rPr>
+        <w:t>）</w:t>
+      </w:r>
+    </w:p>
+    <w:p>
+      <w:pPr>
+        <w:pStyle w:val="ListBullet"/>
+        <w:spacing w:line="240" w:lineRule="auto"/>
+        <w:ind w:left="720"/>
+      </w:pPr>
+      <w:r>
+        <w:rPr>
+          <w:lang w:val="zh_TW" w:bidi="zh_TW"/>
+        </w:rPr>
+      </w:r>
+      <w:r>
+        <w:rPr>
+          <w:lang w:val="zh_TW" w:bidi="zh_TW"/>
+        </w:rPr>
+        <w:t>供應一切所需（</w:t>
+      </w:r>
+      <w:hyperlink r:id="rId22">
+        <w:r>
+          <w:rPr>
+            <w:lang w:val="zh_TW" w:bidi="zh_TW"/>
+          </w:rPr>
+          <w:rPr>
+            <w:color w:val="0000EE"/>
+            <w:u w:val="single"/>
+          </w:rPr>
+          <w:t>腓4:19</w:t>
+        </w:r>
+      </w:hyperlink>
+      <w:r>
+        <w:rPr>
+          <w:lang w:val="zh_TW" w:bidi="zh_TW"/>
+        </w:rPr>
+        <w:t>）</w:t>
+      </w:r>
+    </w:p>
+    <w:p>
+      <w:pPr>
+        <w:pStyle w:val="ListBullet"/>
+        <w:spacing w:line="240" w:lineRule="auto"/>
+        <w:ind w:left="720"/>
+      </w:pPr>
+      <w:r>
+        <w:rPr>
+          <w:lang w:val="zh_TW" w:bidi="zh_TW"/>
+        </w:rPr>
+      </w:r>
+      <w:r>
+        <w:rPr>
+          <w:lang w:val="zh_TW" w:bidi="zh_TW"/>
+        </w:rPr>
+        <w:t>順服的獎賞（</w:t>
+      </w:r>
+      <w:hyperlink r:id="rId23">
+        <w:r>
+          <w:rPr>
+            <w:lang w:val="zh_TW" w:bidi="zh_TW"/>
+          </w:rPr>
+          <w:rPr>
+            <w:color w:val="0000EE"/>
+            <w:u w:val="single"/>
+          </w:rPr>
+          <w:t>雅1:12</w:t>
+        </w:r>
+      </w:hyperlink>
+      <w:r>
+        <w:rPr>
+          <w:lang w:val="zh_TW" w:bidi="zh_TW"/>
+        </w:rPr>
+        <w:t>）</w:t>
+      </w:r>
+    </w:p>
+    <w:p>
+      <w:pPr>
+        <w:pStyle w:val="ListBullet"/>
+        <w:spacing w:line="240" w:lineRule="auto"/>
+        <w:ind w:left="720"/>
+      </w:pPr>
+      <w:r>
+        <w:rPr>
+          <w:lang w:val="zh_TW" w:bidi="zh_TW"/>
+        </w:rPr>
+      </w:r>
+      <w:r>
+        <w:rPr>
+          <w:lang w:val="zh_TW" w:bidi="zh_TW"/>
+        </w:rPr>
+        <w:t>永生（</w:t>
+      </w:r>
+      <w:hyperlink r:id="rId24">
+        <w:r>
+          <w:rPr>
+            <w:lang w:val="zh_TW" w:bidi="zh_TW"/>
+          </w:rPr>
+          <w:rPr>
+            <w:color w:val="0000EE"/>
+            <w:u w:val="single"/>
+          </w:rPr>
+          <w:t>路18:29–30</w:t>
+        </w:r>
+      </w:hyperlink>
+      <w:r>
+        <w:rPr>
+          <w:lang w:val="zh_TW" w:bidi="zh_TW"/>
+        </w:rPr>
+        <w:t>；</w:t>
+      </w:r>
+      <w:hyperlink r:id="rId25">
+        <w:r>
+          <w:rPr>
+            <w:lang w:val="zh_TW" w:bidi="zh_TW"/>
+          </w:rPr>
+          <w:rPr>
+            <w:color w:val="0000EE"/>
+            <w:u w:val="single"/>
+          </w:rPr>
+          <w:t>約3:16</w:t>
+        </w:r>
+      </w:hyperlink>
+      <w:r>
+        <w:rPr>
+          <w:lang w:val="zh_TW" w:bidi="zh_TW"/>
+        </w:rPr>
+        <w:t>；</w:t>
+      </w:r>
+      <w:hyperlink r:id="rId26">
+        <w:r>
+          <w:rPr>
+            <w:lang w:val="zh_TW" w:bidi="zh_TW"/>
+          </w:rPr>
+          <w:rPr>
+            <w:color w:val="0000EE"/>
+            <w:u w:val="single"/>
+          </w:rPr>
+          <w:t>羅6:22–23</w:t>
+        </w:r>
+      </w:hyperlink>
+      <w:r>
+        <w:rPr>
+          <w:lang w:val="zh_TW" w:bidi="zh_TW"/>
+        </w:rPr>
+        <w:t>）</w:t>
+      </w:r>
+    </w:p>
+    <w:p>
+      <w:pPr/>
+      <w:r>
+        <w:rPr>
+          <w:lang w:val="zh_TW" w:bidi="zh_TW"/>
+        </w:rPr>
+      </w:r>
+      <w:r>
+        <w:rPr>
+          <w:lang w:val="zh_TW" w:bidi="zh_TW"/>
+        </w:rPr>
+        <w:t>神的應許是確定且可靠的。然而，要分享這些祝福，我們必須滿足某些條件。神的應許也不必然帶來祝福。實際上，也有應許宣告，拒絕順服主耶穌福音的人肯定會面臨審判（</w:t>
+      </w:r>
+      <w:hyperlink r:id="rId27">
+        <w:r>
+          <w:rPr>
+            <w:lang w:val="zh_TW" w:bidi="zh_TW"/>
+          </w:rPr>
+          <w:rPr>
+            <w:color w:val="0000EE"/>
+            <w:u w:val="single"/>
+          </w:rPr>
+          <w:t>帖後1:8–9</w:t>
+        </w:r>
+      </w:hyperlink>
+      <w:r>
+        <w:rPr>
+          <w:lang w:val="zh_TW" w:bidi="zh_TW"/>
+        </w:rPr>
         <w:t>）。</w:t>
+      </w:r>
+    </w:p>
+    <w:p>
+      <w:pPr/>
+      <w:r>
+        <w:rPr>
+          <w:lang w:val="zh_TW" w:bidi="zh_TW"/>
+        </w:rPr>
+      </w:r>
+      <w:r>
+        <w:rPr>
+          <w:lang w:val="zh_TW" w:bidi="zh_TW"/>
+        </w:rPr>
+        <w:t>神的應許適用於不同時代與地方，且臨到許多人；除此之外，還有許多應許涉及祂的救贖計畫，如何在宏大歷史進程中的開展。這類應許既無重複性應用，也沒有條件的性質。在這類情況中，應許幾乎等同預言。這些應許以及應驗，彼交織於救贖歷史之中。</w:t>
+      </w:r>
+    </w:p>
+    <w:p>
+      <w:pPr>
+        <w:pStyle w:val="Heading3"/>
+      </w:pPr>
+      <w:r>
+        <w:rPr>
+          <w:lang w:val="zh_TW" w:bidi="zh_TW"/>
+        </w:rPr>
+        <w:t>舊約聖經中的應許</w:t>
+      </w:r>
+    </w:p>
+    <w:p>
+      <w:pPr/>
+      <w:r>
+        <w:rPr>
+          <w:lang w:val="zh_TW" w:bidi="zh_TW"/>
+        </w:rPr>
+      </w:r>
+      <w:r>
+        <w:rPr>
+          <w:lang w:val="zh_TW" w:bidi="zh_TW"/>
+        </w:rPr>
+        <w:t>舊約聖經的應許主題，最明確體現在福音的首次宣告中（稱為原始福音）；是神在亞當和夏娃墮落犯罪後，在伊甸園中給予的（</w:t>
+      </w:r>
+      <w:hyperlink r:id="rId28">
+        <w:r>
+          <w:rPr>
+            <w:lang w:val="zh_TW" w:bidi="zh_TW"/>
+          </w:rPr>
+          <w:rPr>
+            <w:color w:val="0000EE"/>
+            <w:u w:val="single"/>
+          </w:rPr>
+          <w:t>創3:15</w:t>
+        </w:r>
+      </w:hyperlink>
+      <w:r>
+        <w:rPr>
+          <w:lang w:val="zh_TW" w:bidi="zh_TW"/>
+        </w:rPr>
+        <w:t>）。後來的應許包括：</w:t>
+      </w:r>
+    </w:p>
+    <w:p>
+      <w:pPr>
+        <w:pStyle w:val="ListBullet"/>
+        <w:spacing w:line="240" w:lineRule="auto"/>
+        <w:ind w:left="720"/>
+      </w:pPr>
+      <w:r>
+        <w:rPr>
+          <w:lang w:val="zh_TW" w:bidi="zh_TW"/>
+        </w:rPr>
+      </w:r>
+      <w:r>
+        <w:rPr>
+          <w:lang w:val="zh_TW" w:bidi="zh_TW"/>
+        </w:rPr>
+        <w:t>神與亞伯拉罕立的盟約（</w:t>
+      </w:r>
+      <w:hyperlink r:id="rId29">
+        <w:r>
+          <w:rPr>
+            <w:lang w:val="zh_TW" w:bidi="zh_TW"/>
+          </w:rPr>
+          <w:rPr>
+            <w:color w:val="0000EE"/>
+            <w:u w:val="single"/>
+          </w:rPr>
+          <w:t>創12</w:t>
+        </w:r>
+      </w:hyperlink>
+      <w:r>
+        <w:rPr>
+          <w:lang w:val="zh_TW" w:bidi="zh_TW"/>
+        </w:rPr>
+        <w:t>、</w:t>
+      </w:r>
+      <w:hyperlink r:id="rId30">
+        <w:r>
+          <w:rPr>
+            <w:lang w:val="zh_TW" w:bidi="zh_TW"/>
+          </w:rPr>
+          <w:rPr>
+            <w:color w:val="0000EE"/>
+            <w:u w:val="single"/>
+          </w:rPr>
+          <w:t>15</w:t>
+        </w:r>
+      </w:hyperlink>
+      <w:r>
+        <w:rPr>
+          <w:lang w:val="zh_TW" w:bidi="zh_TW"/>
+        </w:rPr>
+        <w:t>、</w:t>
+      </w:r>
+      <w:hyperlink r:id="rId31">
+        <w:r>
+          <w:rPr>
+            <w:lang w:val="zh_TW" w:bidi="zh_TW"/>
+          </w:rPr>
+          <w:rPr>
+            <w:color w:val="0000EE"/>
+            <w:u w:val="single"/>
+          </w:rPr>
+          <w:t>17</w:t>
+        </w:r>
+      </w:hyperlink>
+      <w:r>
+        <w:rPr>
+          <w:lang w:val="zh_TW" w:bidi="zh_TW"/>
+        </w:rPr>
+        <w:t>）</w:t>
+      </w:r>
+    </w:p>
+    <w:p>
+      <w:pPr>
+        <w:pStyle w:val="ListBullet"/>
+        <w:spacing w:line="240" w:lineRule="auto"/>
+        <w:ind w:left="720"/>
+      </w:pPr>
+      <w:r>
+        <w:rPr>
+          <w:lang w:val="zh_TW" w:bidi="zh_TW"/>
+        </w:rPr>
+      </w:r>
+      <w:r>
+        <w:rPr>
+          <w:lang w:val="zh_TW" w:bidi="zh_TW"/>
+        </w:rPr>
+        <w:t>神與大衛立的盟約（</w:t>
+      </w:r>
+      <w:hyperlink r:id="rId32">
+        <w:r>
+          <w:rPr>
+            <w:lang w:val="zh_TW" w:bidi="zh_TW"/>
+          </w:rPr>
+          <w:rPr>
+            <w:color w:val="0000EE"/>
+            <w:u w:val="single"/>
+          </w:rPr>
+          <w:t>撒下7</w:t>
+        </w:r>
+      </w:hyperlink>
+      <w:r>
+        <w:rPr>
+          <w:lang w:val="zh_TW" w:bidi="zh_TW"/>
+        </w:rPr>
+        <w:t>）</w:t>
+      </w:r>
+    </w:p>
+    <w:p>
+      <w:pPr>
+        <w:pStyle w:val="ListBullet"/>
+        <w:spacing w:line="240" w:lineRule="auto"/>
+        <w:ind w:left="720"/>
+      </w:pPr>
+      <w:r>
+        <w:rPr>
+          <w:lang w:val="zh_TW" w:bidi="zh_TW"/>
+        </w:rPr>
+      </w:r>
+      <w:r>
+        <w:rPr>
+          <w:lang w:val="zh_TW" w:bidi="zh_TW"/>
+        </w:rPr>
+        <w:t>新約的應許（</w:t>
+      </w:r>
+      <w:hyperlink r:id="rId33">
+        <w:r>
+          <w:rPr>
+            <w:lang w:val="zh_TW" w:bidi="zh_TW"/>
+          </w:rPr>
+          <w:rPr>
+            <w:color w:val="0000EE"/>
+            <w:u w:val="single"/>
+          </w:rPr>
+          <w:t>耶31章</w:t>
+        </w:r>
+      </w:hyperlink>
+      <w:r>
+        <w:rPr>
+          <w:lang w:val="zh_TW" w:bidi="zh_TW"/>
+        </w:rPr>
+        <w:t>）</w:t>
+      </w:r>
+    </w:p>
+    <w:p>
+      <w:pPr>
+        <w:pStyle w:val="Heading4"/>
+      </w:pPr>
+      <w:r>
+        <w:rPr>
+          <w:lang w:val="zh_TW" w:bidi="zh_TW"/>
+        </w:rPr>
+        <w:t>原始福音</w:t>
+      </w:r>
+    </w:p>
+    <w:p>
+      <w:pPr/>
+      <w:r>
+        <w:rPr>
+          <w:lang w:val="zh_TW" w:bidi="zh_TW"/>
+        </w:rPr>
+      </w:r>
+      <w:hyperlink r:id="rId28">
+        <w:r>
+          <w:rPr>
+            <w:lang w:val="zh_TW" w:bidi="zh_TW"/>
+          </w:rPr>
+          <w:rPr>
+            <w:color w:val="0000EE"/>
+            <w:u w:val="single"/>
+          </w:rPr>
+          <w:t>創世記三章15節</w:t>
+        </w:r>
+      </w:hyperlink>
+      <w:r>
+        <w:rPr>
+          <w:lang w:val="zh_TW" w:bidi="zh_TW"/>
+        </w:rPr>
+        <w:t>說：「我又要叫你〔撒但〕和女人〔夏娃〕彼此為仇；你的後裔和女人的後裔也彼此為仇。女人的後裔要傷你的頭；你要傷他的腳跟。」這句話是一個應許，表明在未來某個時候，女人的後裔要傷撒但的頭。在最後一句中，女人的後裔具體表達為「他」，「他」要傷你〔撒但〕的頭，不過撒但亦會對女人的後裔造成傷害。這就是應許，為亞當、夏娃及其後裔帶來盼望。他們期待其對頭撒但，將被他們的後裔所毀滅。</w:t>
+      </w:r>
+    </w:p>
+    <w:p>
+      <w:pPr>
+        <w:pStyle w:val="Heading4"/>
+      </w:pPr>
+      <w:r>
+        <w:rPr>
+          <w:lang w:val="zh_TW" w:bidi="zh_TW"/>
+        </w:rPr>
+        <w:t>給亞伯拉罕的應許</w:t>
+      </w:r>
+    </w:p>
+    <w:p>
+      <w:pPr/>
+      <w:r>
+        <w:rPr>
+          <w:lang w:val="zh_TW" w:bidi="zh_TW"/>
+        </w:rPr>
+      </w:r>
+      <w:r>
+        <w:rPr>
+          <w:lang w:val="zh_TW" w:bidi="zh_TW"/>
+        </w:rPr>
+        <w:t>在</w:t>
+      </w:r>
+      <w:hyperlink r:id="rId34">
+        <w:r>
+          <w:rPr>
+            <w:lang w:val="zh_TW" w:bidi="zh_TW"/>
+          </w:rPr>
+          <w:rPr>
+            <w:color w:val="0000EE"/>
+            <w:u w:val="single"/>
+          </w:rPr>
+          <w:t>創世記十二章1至7節</w:t>
+        </w:r>
+      </w:hyperlink>
+      <w:r>
+        <w:rPr>
+          <w:lang w:val="zh_TW" w:bidi="zh_TW"/>
+        </w:rPr>
+        <w:t>中，主叫亞伯拉罕離開他的族人和國家，去到所要指示給他的地。神為此應許他：</w:t>
+      </w:r>
+    </w:p>
+    <w:p>
+      <w:pPr>
+        <w:pStyle w:val="ListNumber"/>
+        <w:numPr>
+          <w:ilvl w:val="0"/>
+          <w:numId w:val="14"/>
+        </w:numPr>
+        <w:spacing w:line="240" w:lineRule="auto"/>
+        <w:ind w:left="720"/>
+      </w:pPr>
+      <w:r>
+        <w:rPr>
+          <w:lang w:val="zh_TW" w:bidi="zh_TW"/>
+        </w:rPr>
+      </w:r>
+      <w:r>
+        <w:rPr>
+          <w:lang w:val="zh_TW" w:bidi="zh_TW"/>
+        </w:rPr>
+        <w:t>他的後裔要成為大國</w:t>
+      </w:r>
+    </w:p>
+    <w:p>
+      <w:pPr>
+        <w:pStyle w:val="ListNumber"/>
+        <w:spacing w:line="240" w:lineRule="auto"/>
+        <w:ind w:left="720"/>
+      </w:pPr>
+      <w:r>
+        <w:rPr>
+          <w:lang w:val="zh_TW" w:bidi="zh_TW"/>
+        </w:rPr>
+      </w:r>
+      <w:r>
+        <w:rPr>
+          <w:lang w:val="zh_TW" w:bidi="zh_TW"/>
+        </w:rPr>
+        <w:t>他將得著賜福，他的名將要為大</w:t>
+      </w:r>
+    </w:p>
+    <w:p>
+      <w:pPr>
+        <w:pStyle w:val="ListNumber"/>
+        <w:spacing w:line="240" w:lineRule="auto"/>
+        <w:ind w:left="720"/>
+      </w:pPr>
+      <w:r>
+        <w:rPr>
+          <w:lang w:val="zh_TW" w:bidi="zh_TW"/>
+        </w:rPr>
+      </w:r>
+      <w:r>
+        <w:rPr>
+          <w:lang w:val="zh_TW" w:bidi="zh_TW"/>
+        </w:rPr>
+        <w:t>列國將因他得福</w:t>
+      </w:r>
+    </w:p>
+    <w:p>
+      <w:pPr>
+        <w:pStyle w:val="ListNumber"/>
+        <w:spacing w:line="240" w:lineRule="auto"/>
+        <w:ind w:left="720"/>
+      </w:pPr>
+      <w:r>
+        <w:rPr>
+          <w:lang w:val="zh_TW" w:bidi="zh_TW"/>
+        </w:rPr>
+      </w:r>
+      <w:r>
+        <w:rPr>
+          <w:lang w:val="zh_TW" w:bidi="zh_TW"/>
+        </w:rPr>
+        <w:t>迦南地將會賜給他的後代</w:t>
+      </w:r>
+    </w:p>
+    <w:p>
+      <w:pPr/>
+      <w:r>
+        <w:rPr>
+          <w:lang w:val="zh_TW" w:bidi="zh_TW"/>
+        </w:rPr>
+      </w:r>
+      <w:r>
+        <w:rPr>
+          <w:lang w:val="zh_TW" w:bidi="zh_TW"/>
+        </w:rPr>
+        <w:t>在這些對亞伯拉罕的應許中，最重要的是：祂要藉著他的後裔賜福許多列國。這個應許在創世記出現了五次（</w:t>
+      </w:r>
+      <w:hyperlink r:id="rId35">
+        <w:r>
+          <w:rPr>
+            <w:lang w:val="zh_TW" w:bidi="zh_TW"/>
+          </w:rPr>
+          <w:rPr>
+            <w:color w:val="0000EE"/>
+            <w:u w:val="single"/>
+          </w:rPr>
+          <w:t>創12:3</w:t>
+        </w:r>
+      </w:hyperlink>
+      <w:r>
+        <w:rPr>
+          <w:lang w:val="zh_TW" w:bidi="zh_TW"/>
+        </w:rPr>
+        <w:t>，</w:t>
+      </w:r>
+      <w:hyperlink r:id="rId36">
+        <w:r>
+          <w:rPr>
+            <w:lang w:val="zh_TW" w:bidi="zh_TW"/>
+          </w:rPr>
+          <w:rPr>
+            <w:color w:val="0000EE"/>
+            <w:u w:val="single"/>
+          </w:rPr>
+          <w:t>18:18</w:t>
+        </w:r>
+      </w:hyperlink>
+      <w:r>
+        <w:rPr>
+          <w:lang w:val="zh_TW" w:bidi="zh_TW"/>
+        </w:rPr>
+        <w:t>，</w:t>
+      </w:r>
+      <w:hyperlink r:id="rId37">
+        <w:r>
+          <w:rPr>
+            <w:lang w:val="zh_TW" w:bidi="zh_TW"/>
+          </w:rPr>
+          <w:rPr>
+            <w:color w:val="0000EE"/>
+            <w:u w:val="single"/>
+          </w:rPr>
+          <w:t>22:18</w:t>
+        </w:r>
+      </w:hyperlink>
+      <w:r>
+        <w:rPr>
+          <w:lang w:val="zh_TW" w:bidi="zh_TW"/>
+        </w:rPr>
+        <w:t>，</w:t>
+      </w:r>
+      <w:hyperlink r:id="rId38">
+        <w:r>
+          <w:rPr>
+            <w:lang w:val="zh_TW" w:bidi="zh_TW"/>
+          </w:rPr>
+          <w:rPr>
+            <w:color w:val="0000EE"/>
+            <w:u w:val="single"/>
+          </w:rPr>
+          <w:t>26:4</w:t>
+        </w:r>
+      </w:hyperlink>
+      <w:r>
+        <w:rPr>
+          <w:lang w:val="zh_TW" w:bidi="zh_TW"/>
+        </w:rPr>
+        <w:t>，</w:t>
+      </w:r>
+      <w:hyperlink r:id="rId39">
+        <w:r>
+          <w:rPr>
+            <w:lang w:val="zh_TW" w:bidi="zh_TW"/>
+          </w:rPr>
+          <w:rPr>
+            <w:color w:val="0000EE"/>
+            <w:u w:val="single"/>
+          </w:rPr>
+          <w:t>28:14</w:t>
+        </w:r>
+      </w:hyperlink>
+      <w:r>
+        <w:rPr>
+          <w:lang w:val="zh_TW" w:bidi="zh_TW"/>
+        </w:rPr>
+        <w:t>），指的是</w:t>
+      </w:r>
+      <w:hyperlink r:id="rId28">
+        <w:r>
+          <w:rPr>
+            <w:lang w:val="zh_TW" w:bidi="zh_TW"/>
+          </w:rPr>
+          <w:rPr>
+            <w:color w:val="0000EE"/>
+            <w:u w:val="single"/>
+          </w:rPr>
+          <w:t>創世記三章15節</w:t>
+        </w:r>
+      </w:hyperlink>
+      <w:r>
+        <w:rPr>
+          <w:lang w:val="zh_TW" w:bidi="zh_TW"/>
+        </w:rPr>
+        <w:t>並指向基督。</w:t>
+      </w:r>
+    </w:p>
+    <w:p>
+      <w:pPr>
+        <w:pStyle w:val="Heading4"/>
+      </w:pPr>
+      <w:r>
+        <w:rPr>
+          <w:lang w:val="zh_TW" w:bidi="zh_TW"/>
+        </w:rPr>
+        <w:t>給大衛的應許</w:t>
+      </w:r>
+    </w:p>
+    <w:p>
+      <w:pPr/>
+      <w:r>
+        <w:rPr>
+          <w:lang w:val="zh_TW" w:bidi="zh_TW"/>
+        </w:rPr>
+      </w:r>
+      <w:r>
+        <w:rPr>
+          <w:lang w:val="zh_TW" w:bidi="zh_TW"/>
+        </w:rPr>
+        <w:t>在</w:t>
+      </w:r>
+      <w:hyperlink r:id="rId32">
+        <w:r>
+          <w:rPr>
+            <w:lang w:val="zh_TW" w:bidi="zh_TW"/>
+          </w:rPr>
+          <w:rPr>
+            <w:color w:val="0000EE"/>
+            <w:u w:val="single"/>
+          </w:rPr>
+          <w:t>撒母耳記下七章</w:t>
+        </w:r>
+      </w:hyperlink>
+      <w:r>
+        <w:rPr>
+          <w:lang w:val="zh_TW" w:bidi="zh_TW"/>
+        </w:rPr>
+        <w:t>，神給了大衛王一個應許，就是他的王朝要永遠堅立（</w:t>
+      </w:r>
+      <w:hyperlink r:id="rId40">
+        <w:r>
+          <w:rPr>
+            <w:lang w:val="zh_TW" w:bidi="zh_TW"/>
+          </w:rPr>
+          <w:rPr>
+            <w:color w:val="0000EE"/>
+            <w:u w:val="single"/>
+          </w:rPr>
+          <w:t>撒下7:16</w:t>
+        </w:r>
+      </w:hyperlink>
+      <w:r>
+        <w:rPr>
+          <w:lang w:val="zh_TW" w:bidi="zh_TW"/>
+        </w:rPr>
+        <w:t>；</w:t>
+      </w:r>
+      <w:hyperlink r:id="rId41">
+        <w:r>
+          <w:rPr>
+            <w:lang w:val="zh_TW" w:bidi="zh_TW"/>
+          </w:rPr>
+          <w:rPr>
+            <w:color w:val="0000EE"/>
+            <w:u w:val="single"/>
+          </w:rPr>
+          <w:t>詩89:34–37</w:t>
+        </w:r>
+      </w:hyperlink>
+      <w:r>
+        <w:rPr>
+          <w:lang w:val="zh_TW" w:bidi="zh_TW"/>
+        </w:rPr>
+        <w:t>）。這個大衛之約將應許的後裔範圍，縮小到大衛的王室血統。這個應許從亞當開始，經過塞特、閃、亞伯拉罕、以撒、雅各和猶大延續而來。大衛要成為將要來的彌賽亞君王的先祖（</w:t>
+      </w:r>
+      <w:hyperlink r:id="rId42">
+        <w:r>
+          <w:rPr>
+            <w:lang w:val="zh_TW" w:bidi="zh_TW"/>
+          </w:rPr>
+          <w:rPr>
+            <w:color w:val="0000EE"/>
+            <w:u w:val="single"/>
+          </w:rPr>
+          <w:t>詩篇89:3</w:t>
+        </w:r>
+      </w:hyperlink>
+      <w:r>
+        <w:rPr>
+          <w:lang w:val="zh_TW" w:bidi="zh_TW"/>
+        </w:rPr>
+        <w:t>、</w:t>
+      </w:r>
+      <w:hyperlink r:id="rId42">
+        <w:r>
+          <w:rPr>
+            <w:lang w:val="zh_TW" w:bidi="zh_TW"/>
+          </w:rPr>
+          <w:rPr>
+            <w:color w:val="0000EE"/>
+            <w:u w:val="single"/>
+          </w:rPr>
+          <w:t>27–37</w:t>
+        </w:r>
+      </w:hyperlink>
+      <w:r>
+        <w:rPr>
+          <w:lang w:val="zh_TW" w:bidi="zh_TW"/>
+        </w:rPr>
+        <w:t>）。因此，大衛成為神拯救世界計劃的核心人物。耶穌基督被稱為大衛的子孫，亞伯拉罕的後裔（</w:t>
+      </w:r>
+      <w:hyperlink r:id="rId43">
+        <w:r>
+          <w:rPr>
+            <w:lang w:val="zh_TW" w:bidi="zh_TW"/>
+          </w:rPr>
+          <w:rPr>
+            <w:color w:val="0000EE"/>
+            <w:u w:val="single"/>
+          </w:rPr>
+          <w:t>太1:1</w:t>
+        </w:r>
+      </w:hyperlink>
+      <w:r>
+        <w:rPr>
+          <w:lang w:val="zh_TW" w:bidi="zh_TW"/>
+        </w:rPr>
+        <w:t>）。</w:t>
+      </w:r>
+    </w:p>
+    <w:p>
+      <w:pPr>
+        <w:pStyle w:val="Heading4"/>
+      </w:pPr>
+      <w:r>
+        <w:rPr>
+          <w:lang w:val="zh_TW" w:bidi="zh_TW"/>
+        </w:rPr>
+        <w:t>新約聖經的應許</w:t>
+      </w:r>
+    </w:p>
+    <w:p>
+      <w:pPr/>
+      <w:r>
+        <w:rPr>
+          <w:lang w:val="zh_TW" w:bidi="zh_TW"/>
+        </w:rPr>
+      </w:r>
+      <w:hyperlink r:id="rId44">
+        <w:r>
+          <w:rPr>
+            <w:lang w:val="zh_TW" w:bidi="zh_TW"/>
+          </w:rPr>
+          <w:rPr>
+            <w:color w:val="0000EE"/>
+            <w:u w:val="single"/>
+          </w:rPr>
+          <w:t>耶利米書三十一章31至37節</w:t>
+        </w:r>
+      </w:hyperlink>
+      <w:r>
+        <w:rPr>
+          <w:lang w:val="zh_TW" w:bidi="zh_TW"/>
+        </w:rPr>
+        <w:t>應許，主將會在未來與以色列和猶大家立一個新的約。這個新的約重申並擴展舊約：「我要作他們的神，他們要作我的子民……我要赦免他們的罪孽，不再記念他們的罪惡。」（</w:t>
+      </w:r>
+      <w:hyperlink r:id="rId45">
+        <w:r>
+          <w:rPr>
+            <w:lang w:val="zh_TW" w:bidi="zh_TW"/>
+          </w:rPr>
+          <w:rPr>
+            <w:color w:val="0000EE"/>
+            <w:u w:val="single"/>
+          </w:rPr>
+          <w:t>耶31:33–34</w:t>
+        </w:r>
+      </w:hyperlink>
+      <w:r>
+        <w:rPr>
+          <w:lang w:val="zh_TW" w:bidi="zh_TW"/>
+        </w:rPr>
+        <w:t>）。耶利米書的「新的約」，重申亞伯拉罕和大衛之約的應許。</w:t>
+      </w:r>
+    </w:p>
+    <w:p>
+      <w:pPr/>
+      <w:r>
+        <w:rPr>
+          <w:lang w:val="zh_TW" w:bidi="zh_TW"/>
+        </w:rPr>
+      </w:r>
+      <w:r>
+        <w:rPr>
+          <w:lang w:val="zh_TW" w:bidi="zh_TW"/>
+        </w:rPr>
+        <w:t>新約始於基督的第一次降臨。現在，信徒通過聖靈領受其祝福（</w:t>
+      </w:r>
+      <w:hyperlink r:id="rId46">
+        <w:r>
+          <w:rPr>
+            <w:lang w:val="zh_TW" w:bidi="zh_TW"/>
+          </w:rPr>
+          <w:rPr>
+            <w:color w:val="0000EE"/>
+            <w:u w:val="single"/>
+          </w:rPr>
+          <w:t>來8:6–13</w:t>
+        </w:r>
+      </w:hyperlink>
+      <w:r>
+        <w:rPr>
+          <w:lang w:val="zh_TW" w:bidi="zh_TW"/>
+        </w:rPr>
+        <w:t>）。這些祝福將在基督再來時完全實現。那時，祂的國要完全建立。我們將在新天新地中享受生命。這時，神的子民將會看見，來世的部分益處已經成真。然而，這個新時代尚未到來。</w:t>
+      </w:r>
+    </w:p>
+    <w:p>
+      <w:pPr>
+        <w:pStyle w:val="Heading3"/>
+      </w:pPr>
+      <w:r>
+        <w:rPr>
+          <w:lang w:val="zh_TW" w:bidi="zh_TW"/>
+        </w:rPr>
+        <w:t>新約聖經中的應許主題</w:t>
+      </w:r>
+    </w:p>
+    <w:p>
+      <w:pPr/>
+      <w:r>
+        <w:rPr>
+          <w:lang w:val="zh_TW" w:bidi="zh_TW"/>
+        </w:rPr>
+      </w:r>
+      <w:r>
+        <w:rPr>
+          <w:lang w:val="zh_TW" w:bidi="zh_TW"/>
+        </w:rPr>
+        <w:t>新約聖經的作者提到舊約聖經的應許，並不將這些應許視為分散的陳述。相反，他們將其視為不同部分，乃屬於在基督裡實現那唯一的應許（見</w:t>
+      </w:r>
+      <w:hyperlink r:id="rId47">
+        <w:r>
+          <w:rPr>
+            <w:lang w:val="zh_TW" w:bidi="zh_TW"/>
+          </w:rPr>
+          <w:rPr>
+            <w:color w:val="0000EE"/>
+            <w:u w:val="single"/>
+          </w:rPr>
+          <w:t>路1:54–55</w:t>
+        </w:r>
+      </w:hyperlink>
+      <w:r>
+        <w:rPr>
+          <w:lang w:val="zh_TW" w:bidi="zh_TW"/>
+        </w:rPr>
+        <w:t>、</w:t>
+      </w:r>
+      <w:hyperlink r:id="rId47">
+        <w:r>
+          <w:rPr>
+            <w:lang w:val="zh_TW" w:bidi="zh_TW"/>
+          </w:rPr>
+          <w:rPr>
+            <w:color w:val="0000EE"/>
+            <w:u w:val="single"/>
+          </w:rPr>
+          <w:t>69–73</w:t>
+        </w:r>
+      </w:hyperlink>
+      <w:r>
+        <w:rPr>
+          <w:lang w:val="zh_TW" w:bidi="zh_TW"/>
+        </w:rPr>
+        <w:t>；</w:t>
+      </w:r>
+      <w:hyperlink r:id="rId48">
+        <w:r>
+          <w:rPr>
+            <w:lang w:val="zh_TW" w:bidi="zh_TW"/>
+          </w:rPr>
+          <w:rPr>
+            <w:color w:val="0000EE"/>
+            <w:u w:val="single"/>
+          </w:rPr>
+          <w:t>徒13:23</w:t>
+        </w:r>
+      </w:hyperlink>
+      <w:r>
+        <w:rPr>
+          <w:lang w:val="zh_TW" w:bidi="zh_TW"/>
+        </w:rPr>
+        <w:t>、</w:t>
+      </w:r>
+      <w:hyperlink r:id="rId48">
+        <w:r>
+          <w:rPr>
+            <w:lang w:val="zh_TW" w:bidi="zh_TW"/>
+          </w:rPr>
+          <w:rPr>
+            <w:color w:val="0000EE"/>
+            <w:u w:val="single"/>
+          </w:rPr>
+          <w:t>32–33</w:t>
+        </w:r>
+      </w:hyperlink>
+      <w:r>
+        <w:rPr>
+          <w:lang w:val="zh_TW" w:bidi="zh_TW"/>
+        </w:rPr>
+        <w:t>；</w:t>
+      </w:r>
+      <w:hyperlink r:id="rId49">
+        <w:r>
+          <w:rPr>
+            <w:lang w:val="zh_TW" w:bidi="zh_TW"/>
+          </w:rPr>
+          <w:rPr>
+            <w:color w:val="0000EE"/>
+            <w:u w:val="single"/>
+          </w:rPr>
+          <w:t>26:6–7</w:t>
+        </w:r>
+      </w:hyperlink>
+      <w:r>
+        <w:rPr>
+          <w:lang w:val="zh_TW" w:bidi="zh_TW"/>
+        </w:rPr>
+        <w:t>；</w:t>
+      </w:r>
+      <w:hyperlink r:id="rId50">
+        <w:r>
+          <w:rPr>
+            <w:lang w:val="zh_TW" w:bidi="zh_TW"/>
+          </w:rPr>
+          <w:rPr>
+            <w:color w:val="0000EE"/>
+            <w:u w:val="single"/>
+          </w:rPr>
+          <w:t>林後1:20</w:t>
+        </w:r>
+      </w:hyperlink>
+      <w:r>
+        <w:rPr>
+          <w:lang w:val="zh_TW" w:bidi="zh_TW"/>
+        </w:rPr>
+        <w:t>）。耶穌實現對列祖和大衛的應許，因此，我們應該將這些應許的焦點放在祂身上。</w:t>
+      </w:r>
+    </w:p>
+    <w:p>
+      <w:pPr/>
+      <w:r>
+        <w:rPr>
+          <w:lang w:val="zh_TW" w:bidi="zh_TW"/>
+        </w:rPr>
+      </w:r>
+      <w:r>
+        <w:rPr>
+          <w:lang w:val="zh_TW" w:bidi="zh_TW"/>
+        </w:rPr>
+        <w:t>在加拉太書和以弗所書中，保羅擴展了這一點。他告訴外邦基督徒，他們是「在基督耶穌裏，藉着福音，得以同為後嗣，同為一體，同蒙應許」（</w:t>
+      </w:r>
+      <w:hyperlink r:id="rId51">
+        <w:r>
+          <w:rPr>
+            <w:lang w:val="zh_TW" w:bidi="zh_TW"/>
+          </w:rPr>
+          <w:rPr>
+            <w:color w:val="0000EE"/>
+            <w:u w:val="single"/>
+          </w:rPr>
+          <w:t>弗3:6</w:t>
+        </w:r>
+      </w:hyperlink>
+      <w:r>
+        <w:rPr>
+          <w:lang w:val="zh_TW" w:bidi="zh_TW"/>
+        </w:rPr>
+        <w:t>）。保羅說，那些信靠基督的外邦人是應許的後嗣，他們如今成為亞伯拉罕的後裔（</w:t>
+      </w:r>
+      <w:hyperlink r:id="rId52">
+        <w:r>
+          <w:rPr>
+            <w:lang w:val="zh_TW" w:bidi="zh_TW"/>
+          </w:rPr>
+          <w:rPr>
+            <w:color w:val="0000EE"/>
+            <w:u w:val="single"/>
+          </w:rPr>
+          <w:t>加3:29</w:t>
+        </w:r>
+      </w:hyperlink>
+      <w:r>
+        <w:rPr>
+          <w:lang w:val="zh_TW" w:bidi="zh_TW"/>
+        </w:rPr>
+        <w:t>），他甚至將福音等同給亞伯拉罕的應許。他說：「聖經既然預先看明，神要叫外邦人因信稱義，就早已傳福音給亞伯拉罕， 說：『萬國都必因你得福。』」（</w:t>
+      </w:r>
+      <w:hyperlink r:id="rId53">
+        <w:r>
+          <w:rPr>
+            <w:lang w:val="zh_TW" w:bidi="zh_TW"/>
+          </w:rPr>
+          <w:rPr>
+            <w:color w:val="0000EE"/>
+            <w:u w:val="single"/>
+          </w:rPr>
+          <w:t>加3:8</w:t>
+        </w:r>
+      </w:hyperlink>
+      <w:r>
+        <w:rPr>
+          <w:lang w:val="zh_TW" w:bidi="zh_TW"/>
+        </w:rPr>
+        <w:t>）。這些經文以及其它新約經文，確立基督的來臨與應許成就之間的密切關聯。神的應許盡在基督裡面，其基礎是祂為子民所成就，並將要成就的一切。</w:t>
+      </w:r>
+    </w:p>
+    <w:p>
+      <w:pPr/>
+      <w:r>
+        <w:rPr>
+          <w:lang w:val="zh_TW" w:bidi="zh_TW"/>
+        </w:rPr>
+      </w:r>
+      <w:r>
+        <w:rPr>
+          <w:lang w:val="zh_TW" w:bidi="zh_TW"/>
+        </w:rPr>
+        <w:t>新約聖經特別強調應許的另一個層面，是關乎聖靈降臨。保羅稱信徒「受了所應許的聖靈為印記」（</w:t>
+      </w:r>
+      <w:hyperlink r:id="rId54">
+        <w:r>
+          <w:rPr>
+            <w:lang w:val="zh_TW" w:bidi="zh_TW"/>
+          </w:rPr>
+          <w:rPr>
+            <w:color w:val="0000EE"/>
+            <w:u w:val="single"/>
+          </w:rPr>
+          <w:t>弗1:13</w:t>
+        </w:r>
+      </w:hyperlink>
+      <w:r>
+        <w:rPr>
+          <w:lang w:val="zh_TW" w:bidi="zh_TW"/>
+        </w:rPr>
+        <w:t>）。他還說他們「得着所應許的聖靈」（</w:t>
+      </w:r>
+      <w:hyperlink r:id="rId55">
+        <w:r>
+          <w:rPr>
+            <w:lang w:val="zh_TW" w:bidi="zh_TW"/>
+          </w:rPr>
+          <w:rPr>
+            <w:color w:val="0000EE"/>
+            <w:u w:val="single"/>
+          </w:rPr>
+          <w:t>加3:14</w:t>
+        </w:r>
+      </w:hyperlink>
+      <w:r>
+        <w:rPr>
+          <w:lang w:val="zh_TW" w:bidi="zh_TW"/>
+        </w:rPr>
+        <w:t>）。聖靈的恩賜應驗舊約的應許（</w:t>
+      </w:r>
+      <w:hyperlink r:id="rId56">
+        <w:r>
+          <w:rPr>
+            <w:lang w:val="zh_TW" w:bidi="zh_TW"/>
+          </w:rPr>
+          <w:rPr>
+            <w:color w:val="0000EE"/>
+            <w:u w:val="single"/>
+          </w:rPr>
+          <w:t>賽32:15</w:t>
+        </w:r>
+      </w:hyperlink>
+      <w:r>
+        <w:rPr>
+          <w:lang w:val="zh_TW" w:bidi="zh_TW"/>
+        </w:rPr>
+        <w:t>；</w:t>
+      </w:r>
+      <w:hyperlink r:id="rId57">
+        <w:r>
+          <w:rPr>
+            <w:lang w:val="zh_TW" w:bidi="zh_TW"/>
+          </w:rPr>
+          <w:rPr>
+            <w:color w:val="0000EE"/>
+            <w:u w:val="single"/>
+          </w:rPr>
+          <w:t>結36:27</w:t>
+        </w:r>
+      </w:hyperlink>
+      <w:r>
+        <w:rPr>
+          <w:lang w:val="zh_TW" w:bidi="zh_TW"/>
+        </w:rPr>
+        <w:t>；</w:t>
+      </w:r>
+      <w:hyperlink r:id="rId58">
+        <w:r>
+          <w:rPr>
+            <w:lang w:val="zh_TW" w:bidi="zh_TW"/>
+          </w:rPr>
+          <w:rPr>
+            <w:color w:val="0000EE"/>
+            <w:u w:val="single"/>
+          </w:rPr>
+          <w:t>珥2:28</w:t>
+        </w:r>
+      </w:hyperlink>
+      <w:r>
+        <w:rPr>
+          <w:lang w:val="zh_TW" w:bidi="zh_TW"/>
+        </w:rPr>
+        <w:t>）以及基督的應許（</w:t>
+      </w:r>
+      <w:hyperlink r:id="rId59">
+        <w:r>
+          <w:rPr>
+            <w:lang w:val="zh_TW" w:bidi="zh_TW"/>
+          </w:rPr>
+          <w:rPr>
+            <w:color w:val="0000EE"/>
+            <w:u w:val="single"/>
+          </w:rPr>
+          <w:t>路24:49</w:t>
+        </w:r>
+      </w:hyperlink>
+      <w:r>
+        <w:rPr>
+          <w:lang w:val="zh_TW" w:bidi="zh_TW"/>
+        </w:rPr>
+        <w:t>；</w:t>
+      </w:r>
+      <w:hyperlink r:id="rId60">
+        <w:r>
+          <w:rPr>
+            <w:lang w:val="zh_TW" w:bidi="zh_TW"/>
+          </w:rPr>
+          <w:rPr>
+            <w:color w:val="0000EE"/>
+            <w:u w:val="single"/>
+          </w:rPr>
+          <w:t>約14:16</w:t>
+        </w:r>
+      </w:hyperlink>
+      <w:r>
+        <w:rPr>
+          <w:lang w:val="zh_TW" w:bidi="zh_TW"/>
+        </w:rPr>
+        <w:t>、</w:t>
+      </w:r>
+      <w:hyperlink r:id="rId60">
+        <w:r>
+          <w:rPr>
+            <w:lang w:val="zh_TW" w:bidi="zh_TW"/>
+          </w:rPr>
+          <w:rPr>
+            <w:color w:val="0000EE"/>
+            <w:u w:val="single"/>
+          </w:rPr>
+          <w:t>20</w:t>
+        </w:r>
+      </w:hyperlink>
+      <w:r>
+        <w:rPr>
+          <w:lang w:val="zh_TW" w:bidi="zh_TW"/>
+        </w:rPr>
+        <w:t>；</w:t>
+      </w:r>
+      <w:hyperlink r:id="rId61">
+        <w:r>
+          <w:rPr>
+            <w:lang w:val="zh_TW" w:bidi="zh_TW"/>
+          </w:rPr>
+          <w:rPr>
+            <w:color w:val="0000EE"/>
+            <w:u w:val="single"/>
+          </w:rPr>
+          <w:t>徒1:4</w:t>
+        </w:r>
+      </w:hyperlink>
+      <w:r>
+        <w:rPr>
+          <w:lang w:val="zh_TW" w:bidi="zh_TW"/>
+        </w:rPr>
+        <w:t>），但同時也是尚未成就的未來應許。保羅將聖靈在信徒裡的同在，視為我們得基業的憑據。（</w:t>
+      </w:r>
+      <w:hyperlink r:id="rId62">
+        <w:r>
+          <w:rPr>
+            <w:lang w:val="zh_TW" w:bidi="zh_TW"/>
+          </w:rPr>
+          <w:rPr>
+            <w:color w:val="0000EE"/>
+            <w:u w:val="single"/>
+          </w:rPr>
+          <w:t>林後1:22</w:t>
+        </w:r>
+      </w:hyperlink>
+      <w:r>
+        <w:rPr>
+          <w:lang w:val="zh_TW" w:bidi="zh_TW"/>
+        </w:rPr>
+        <w:t>，</w:t>
+      </w:r>
+      <w:hyperlink r:id="rId63">
+        <w:r>
+          <w:rPr>
+            <w:lang w:val="zh_TW" w:bidi="zh_TW"/>
+          </w:rPr>
+          <w:rPr>
+            <w:color w:val="0000EE"/>
+            <w:u w:val="single"/>
+          </w:rPr>
+          <w:t>5:5</w:t>
+        </w:r>
+      </w:hyperlink>
+      <w:r>
+        <w:rPr>
+          <w:lang w:val="zh_TW" w:bidi="zh_TW"/>
+        </w:rPr>
+        <w:t>；</w:t>
+      </w:r>
+      <w:hyperlink r:id="rId64">
+        <w:r>
+          <w:rPr>
+            <w:lang w:val="zh_TW" w:bidi="zh_TW"/>
+          </w:rPr>
+          <w:rPr>
+            <w:color w:val="0000EE"/>
+            <w:u w:val="single"/>
+          </w:rPr>
+          <w:t>弗1:14</w:t>
+        </w:r>
+      </w:hyperlink>
+      <w:r>
+        <w:rPr>
+          <w:lang w:val="zh_TW" w:bidi="zh_TW"/>
+        </w:rPr>
+        <w:t>）。聖靈是將來榮耀的「初熟果子」（</w:t>
+      </w:r>
+      <w:hyperlink r:id="rId65">
+        <w:r>
+          <w:rPr>
+            <w:lang w:val="zh_TW" w:bidi="zh_TW"/>
+          </w:rPr>
+          <w:rPr>
+            <w:color w:val="0000EE"/>
+            <w:u w:val="single"/>
+          </w:rPr>
+          <w:t>羅8:23</w:t>
+        </w:r>
+      </w:hyperlink>
+      <w:r>
+        <w:rPr>
+          <w:lang w:val="zh_TW" w:bidi="zh_TW"/>
+        </w:rPr>
+        <w:t>）。</w:t>
+      </w:r>
+    </w:p>
+    <w:p>
+      <w:pPr/>
+      <w:r>
+        <w:rPr>
+          <w:lang w:val="zh_TW" w:bidi="zh_TW"/>
+        </w:rPr>
+      </w:r>
+      <w:r>
+        <w:rPr>
+          <w:lang w:val="zh_TW" w:bidi="zh_TW"/>
+        </w:rPr>
+        <w:t>新約聖經應許主題的最後一個面向，是肯定基督第二次降臨與新天新地（參</w:t>
+      </w:r>
+      <w:hyperlink r:id="rId66">
+        <w:r>
+          <w:rPr>
+            <w:lang w:val="zh_TW" w:bidi="zh_TW"/>
+          </w:rPr>
+          <w:rPr>
+            <w:color w:val="0000EE"/>
+            <w:u w:val="single"/>
+          </w:rPr>
+          <w:t>約14:1–3</w:t>
+        </w:r>
+      </w:hyperlink>
+      <w:r>
+        <w:rPr>
+          <w:lang w:val="zh_TW" w:bidi="zh_TW"/>
+        </w:rPr>
+        <w:t>；</w:t>
+      </w:r>
+      <w:hyperlink r:id="rId67">
+        <w:r>
+          <w:rPr>
+            <w:lang w:val="zh_TW" w:bidi="zh_TW"/>
+          </w:rPr>
+          <w:rPr>
+            <w:color w:val="0000EE"/>
+            <w:u w:val="single"/>
+          </w:rPr>
+          <w:t>彼後3:4</w:t>
+        </w:r>
+      </w:hyperlink>
+      <w:r>
+        <w:rPr>
+          <w:lang w:val="zh_TW" w:bidi="zh_TW"/>
+        </w:rPr>
+        <w:t>、</w:t>
+      </w:r>
+      <w:hyperlink r:id="rId67">
+        <w:r>
+          <w:rPr>
+            <w:lang w:val="zh_TW" w:bidi="zh_TW"/>
+          </w:rPr>
+          <w:rPr>
+            <w:color w:val="0000EE"/>
+            <w:u w:val="single"/>
+          </w:rPr>
+          <w:t>9</w:t>
+        </w:r>
+      </w:hyperlink>
+      <w:r>
+        <w:rPr>
+          <w:lang w:val="zh_TW" w:bidi="zh_TW"/>
+        </w:rPr>
+        <w:t>、</w:t>
+      </w:r>
+      <w:hyperlink r:id="rId67">
+        <w:r>
+          <w:rPr>
+            <w:lang w:val="zh_TW" w:bidi="zh_TW"/>
+          </w:rPr>
+          <w:rPr>
+            <w:color w:val="0000EE"/>
+            <w:u w:val="single"/>
+          </w:rPr>
+          <w:t>13</w:t>
+        </w:r>
+      </w:hyperlink>
+      <w:r>
+        <w:rPr>
+          <w:lang w:val="zh_TW" w:bidi="zh_TW"/>
+        </w:rPr>
+        <w:t>）。</w:t>
+      </w:r>
+    </w:p>
+    <w:p>
+      <w:pPr/>
+      <w:r>
+        <w:rPr>
+          <w:lang w:val="zh_TW" w:bidi="zh_TW"/>
+        </w:rPr>
+      </w:r>
+      <w:r>
+        <w:rPr>
+          <w:i/>
+          <w:lang w:val="zh_TW" w:bidi="zh_TW"/>
+        </w:rPr>
+        <w:t>另見</w:t>
+      </w:r>
+      <w:r>
+        <w:rPr>
+          <w:lang w:val="zh_TW" w:bidi="zh_TW"/>
+        </w:rPr>
+        <w:t>盟約</w:t>
+      </w:r>
+      <w:r>
+        <w:rPr>
+          <w:lang w:val="zh_TW" w:bidi="zh_TW"/>
+        </w:rPr>
+        <w:t>；</w:t>
+      </w:r>
+      <w:r>
+        <w:rPr>
+          <w:lang w:val="zh_TW" w:bidi="zh_TW"/>
+        </w:rPr>
+        <w:t>神的存在與屬性</w:t>
+      </w:r>
+      <w:r>
+        <w:rPr>
+          <w:lang w:val="zh_TW" w:bidi="zh_TW"/>
+        </w:rPr>
+        <w:t>；</w:t>
+      </w:r>
+      <w:r>
+        <w:rPr>
+          <w:lang w:val="zh_TW" w:bidi="zh_TW"/>
+        </w:rPr>
+        <w:t>盼望</w:t>
+      </w:r>
+      <w:r>
+        <w:rPr>
+          <w:lang w:val="zh_TW" w:bidi="zh_TW"/>
+        </w:rPr>
+        <w:t>；</w:t>
+      </w:r>
+      <w:r>
+        <w:rPr>
+          <w:lang w:val="zh_TW" w:bidi="zh_TW"/>
+        </w:rPr>
+        <w:t>預言</w:t>
+      </w:r>
+      <w:r>
+        <w:rPr>
+          <w:lang w:val="zh_TW" w:bidi="zh_TW"/>
+        </w:rPr>
+        <w:t>；</w:t>
+      </w:r>
+      <w:r>
+        <w:rPr>
+          <w:lang w:val="zh_TW" w:bidi="zh_TW"/>
+        </w:rPr>
+        <w:t>先知，女先知</w:t>
+      </w:r>
+      <w:r>
+        <w:rPr>
+          <w:lang w:val="zh_TW" w:bidi="zh_TW"/>
+        </w:rPr>
+        <w:t>。</w:t>
       </w:r>
       <w:r>
         <w:rPr>
@@ -2230,6 +3909,12 @@
   </w:num>
   <w:num w:numId="13" w16cid:durableId="592781308">
     <w:abstractNumId w:val="11"/>
+  </w:num>
+  <w:num w:numId="14">
+    <w:abstractNumId w:val="3"/>
+    <w:lvlOverride w:ilvl="0">
+      <w:startOverride w:val="1"/>
+    </w:lvlOverride>
   </w:num>
   <w:numIdMacAtCleanup w:val="10"/>
 </w:numbering>
